--- a/12 Cheetsheets/The 12 Optimization Patterns for Coding Interviews.docx
+++ b/12 Cheetsheets/The 12 Optimization Patterns for Coding Interviews.docx
@@ -201,6 +201,4084 @@
       <w:pPr>
         <w:numPr>
           <w:ilvl w:val="0"/>
+          <w:numId w:val="25"/>
+        </w:numPr>
+        <w:spacing w:after="0" w:afterAutospacing="0" w:before="240" w:lineRule="auto"/>
+        <w:ind w:left="720" w:hanging="360"/>
+      </w:pPr>
+      <w:r>
+        <w:rPr>
+          <w:rtl w:val="0"/>
+        </w:rPr>
+        <w:t xml:space="preserve">Two Sum</w:t>
+      </w:r>
+    </w:p>
+    <w:p>
+      <w:pPr>
+        <w:numPr>
+          <w:ilvl w:val="0"/>
+          <w:numId w:val="25"/>
+        </w:numPr>
+        <w:spacing w:after="0" w:afterAutospacing="0" w:before="0" w:beforeAutospacing="0" w:lineRule="auto"/>
+        <w:ind w:left="720" w:hanging="360"/>
+      </w:pPr>
+      <w:r>
+        <w:rPr>
+          <w:rtl w:val="0"/>
+        </w:rPr>
+        <w:t xml:space="preserve">Contains Duplicate</w:t>
+      </w:r>
+    </w:p>
+    <w:p>
+      <w:pPr>
+        <w:numPr>
+          <w:ilvl w:val="0"/>
+          <w:numId w:val="25"/>
+        </w:numPr>
+        <w:spacing w:after="0" w:afterAutospacing="0" w:before="0" w:beforeAutospacing="0" w:lineRule="auto"/>
+        <w:ind w:left="720" w:hanging="360"/>
+      </w:pPr>
+      <w:r>
+        <w:rPr>
+          <w:rtl w:val="0"/>
+        </w:rPr>
+        <w:t xml:space="preserve">Anagram detection</w:t>
+      </w:r>
+    </w:p>
+    <w:p>
+      <w:pPr>
+        <w:numPr>
+          <w:ilvl w:val="0"/>
+          <w:numId w:val="25"/>
+        </w:numPr>
+        <w:spacing w:after="240" w:before="0" w:beforeAutospacing="0" w:lineRule="auto"/>
+        <w:ind w:left="720" w:hanging="360"/>
+      </w:pPr>
+      <w:r>
+        <w:rPr>
+          <w:rtl w:val="0"/>
+        </w:rPr>
+        <w:t xml:space="preserve">Subarray Sum Equals K</w:t>
+      </w:r>
+    </w:p>
+    <w:p>
+      <w:pPr>
+        <w:pStyle w:val="Heading3"/>
+        <w:keepNext w:val="0"/>
+        <w:keepLines w:val="0"/>
+        <w:spacing w:before="280" w:lineRule="auto"/>
+        <w:rPr>
+          <w:b w:val="1"/>
+          <w:bCs w:val="1"/>
+          <w:color w:val="000000"/>
+          <w:sz w:val="26"/>
+          <w:szCs w:val="26"/>
+        </w:rPr>
+      </w:pPr>
+      <w:bookmarkStart w:colFirst="0" w:colLast="0" w:name="_2ppeyf3lh4dw" w:id="4"/>
+      <w:bookmarkEnd w:id="4"/>
+      <w:r>
+        <w:rPr>
+          <w:b w:val="1"/>
+          <w:bCs w:val="1"/>
+          <w:color w:val="000000"/>
+          <w:sz w:val="26"/>
+          <w:szCs w:val="26"/>
+          <w:rtl w:val="0"/>
+        </w:rPr>
+        <w:t xml:space="preserve">Java Example</w:t>
+      </w:r>
+    </w:p>
+    <w:p>
+      <w:pPr>
+        <w:rPr/>
+      </w:pPr>
+      <w:r>
+        <w:rPr>
+          <w:rtl w:val="0"/>
+        </w:rPr>
+        <w:t xml:space="preserve">Map&lt;Integer,Integer&gt; map = new HashMap&lt;&gt;();</w:t>
+      </w:r>
+    </w:p>
+    <w:p>
+      <w:pPr>
+        <w:rPr/>
+      </w:pPr>
+      <w:r>
+        <w:rPr>
+          <w:rtl w:val="0"/>
+        </w:rPr>
+      </w:r>
+    </w:p>
+    <w:p>
+      <w:pPr>
+        <w:rPr/>
+      </w:pPr>
+      <w:r>
+        <w:rPr>
+          <w:rtl w:val="0"/>
+        </w:rPr>
+        <w:t xml:space="preserve">for(int i=0;i&lt;nums.length;i++){</w:t>
+      </w:r>
+    </w:p>
+    <w:p>
+      <w:pPr>
+        <w:rPr/>
+      </w:pPr>
+      <w:r>
+        <w:rPr>
+          <w:rtl w:val="0"/>
+        </w:rPr>
+        <w:t xml:space="preserve">    int complement = target - nums[i];</w:t>
+      </w:r>
+    </w:p>
+    <w:p>
+      <w:pPr>
+        <w:rPr/>
+      </w:pPr>
+      <w:r>
+        <w:rPr>
+          <w:rtl w:val="0"/>
+        </w:rPr>
+      </w:r>
+    </w:p>
+    <w:p>
+      <w:pPr>
+        <w:rPr/>
+      </w:pPr>
+      <w:r>
+        <w:rPr>
+          <w:rtl w:val="0"/>
+        </w:rPr>
+        <w:t xml:space="preserve">    if(map.containsKey(complement)){</w:t>
+      </w:r>
+    </w:p>
+    <w:p>
+      <w:pPr>
+        <w:rPr/>
+      </w:pPr>
+      <w:r>
+        <w:rPr>
+          <w:rtl w:val="0"/>
+        </w:rPr>
+        <w:t xml:space="preserve">        return new int[]{map.get(complement),i};</w:t>
+      </w:r>
+    </w:p>
+    <w:p>
+      <w:pPr>
+        <w:rPr/>
+      </w:pPr>
+      <w:r>
+        <w:rPr>
+          <w:rtl w:val="0"/>
+        </w:rPr>
+        <w:t xml:space="preserve">    }</w:t>
+      </w:r>
+    </w:p>
+    <w:p>
+      <w:pPr>
+        <w:rPr/>
+      </w:pPr>
+      <w:r>
+        <w:rPr>
+          <w:rtl w:val="0"/>
+        </w:rPr>
+      </w:r>
+    </w:p>
+    <w:p>
+      <w:pPr>
+        <w:rPr/>
+      </w:pPr>
+      <w:r>
+        <w:rPr>
+          <w:rtl w:val="0"/>
+        </w:rPr>
+        <w:t xml:space="preserve">    map.put(nums[i],i);</w:t>
+      </w:r>
+    </w:p>
+    <w:p>
+      <w:pPr>
+        <w:rPr/>
+      </w:pPr>
+      <w:r>
+        <w:rPr>
+          <w:rtl w:val="0"/>
+        </w:rPr>
+        <w:t xml:space="preserve">}</w:t>
+      </w:r>
+    </w:p>
+    <w:p>
+      <w:pPr>
+        <w:rPr/>
+      </w:pPr>
+      <w:r>
+        <w:rPr>
+          <w:rtl w:val="0"/>
+        </w:rPr>
+      </w:r>
+    </w:p>
+    <w:p>
+      <w:pPr>
+        <w:pStyle w:val="Heading3"/>
+        <w:keepNext w:val="0"/>
+        <w:keepLines w:val="0"/>
+        <w:spacing w:before="280" w:lineRule="auto"/>
+        <w:rPr>
+          <w:b w:val="1"/>
+          <w:bCs w:val="1"/>
+          <w:color w:val="000000"/>
+          <w:sz w:val="26"/>
+          <w:szCs w:val="26"/>
+        </w:rPr>
+      </w:pPr>
+      <w:bookmarkStart w:colFirst="0" w:colLast="0" w:name="_catiugt62gm5" w:id="5"/>
+      <w:bookmarkEnd w:id="5"/>
+      <w:r>
+        <w:rPr>
+          <w:b w:val="1"/>
+          <w:bCs w:val="1"/>
+          <w:color w:val="000000"/>
+          <w:sz w:val="26"/>
+          <w:szCs w:val="26"/>
+          <w:rtl w:val="0"/>
+        </w:rPr>
+        <w:t xml:space="preserve">Complexity</w:t>
+      </w:r>
+    </w:p>
+    <w:p>
+      <w:pPr>
+        <w:rPr/>
+      </w:pPr>
+      <w:r>
+        <w:rPr>
+          <w:rtl w:val="0"/>
+        </w:rPr>
+        <w:t xml:space="preserve">O(n)</w:t>
+      </w:r>
+    </w:p>
+    <w:p>
+      <w:pPr>
+        <w:rPr/>
+      </w:pPr>
+      <w:r>
+        <w:rPr>
+          <w:rtl w:val="0"/>
+        </w:rPr>
+      </w:r>
+    </w:p>
+    <w:p>
+      <w:pPr>
+        <w:rPr/>
+      </w:pPr>
+      <w:r>
+        <w:pict>
+          <v:rect style="width:0.0pt;height:1.5pt" o:hr="t" o:hrstd="t" o:hralign="center" fillcolor="#A0A0A0" stroked="f"/>
+        </w:pict>
+      </w:r>
+      <w:r>
+        <w:rPr>
+          <w:rtl w:val="0"/>
+        </w:rPr>
+      </w:r>
+    </w:p>
+    <w:p>
+      <w:pPr>
+        <w:pStyle w:val="Heading1"/>
+        <w:keepNext w:val="0"/>
+        <w:keepLines w:val="0"/>
+        <w:spacing w:before="480" w:lineRule="auto"/>
+        <w:rPr>
+          <w:b w:val="1"/>
+          <w:bCs w:val="1"/>
+          <w:sz w:val="46"/>
+          <w:szCs w:val="46"/>
+        </w:rPr>
+      </w:pPr>
+      <w:bookmarkStart w:colFirst="0" w:colLast="0" w:name="_wc3sm6xq7w7u" w:id="6"/>
+      <w:bookmarkEnd w:id="6"/>
+      <w:r>
+        <w:rPr>
+          <w:b w:val="1"/>
+          <w:bCs w:val="1"/>
+          <w:sz w:val="46"/>
+          <w:szCs w:val="46"/>
+          <w:rtl w:val="0"/>
+        </w:rPr>
+        <w:t xml:space="preserve">2. Two Pointers</w:t>
+      </w:r>
+    </w:p>
+    <w:p>
+      <w:pPr>
+        <w:pStyle w:val="Heading3"/>
+        <w:keepNext w:val="0"/>
+        <w:keepLines w:val="0"/>
+        <w:spacing w:before="280" w:lineRule="auto"/>
+        <w:rPr>
+          <w:b w:val="1"/>
+          <w:bCs w:val="1"/>
+          <w:color w:val="000000"/>
+          <w:sz w:val="26"/>
+          <w:szCs w:val="26"/>
+        </w:rPr>
+      </w:pPr>
+      <w:bookmarkStart w:colFirst="0" w:colLast="0" w:name="_r0q8eo88lxym" w:id="7"/>
+      <w:bookmarkEnd w:id="7"/>
+      <w:r>
+        <w:rPr>
+          <w:b w:val="1"/>
+          <w:bCs w:val="1"/>
+          <w:color w:val="000000"/>
+          <w:sz w:val="26"/>
+          <w:szCs w:val="26"/>
+          <w:rtl w:val="0"/>
+        </w:rPr>
+        <w:t xml:space="preserve">Use When</w:t>
+      </w:r>
+    </w:p>
+    <w:p>
+      <w:pPr>
+        <w:numPr>
+          <w:ilvl w:val="0"/>
+          <w:numId w:val="13"/>
+        </w:numPr>
+        <w:spacing w:after="0" w:afterAutospacing="0" w:before="240" w:lineRule="auto"/>
+        <w:ind w:left="720" w:hanging="360"/>
+      </w:pPr>
+      <w:r>
+        <w:rPr>
+          <w:rtl w:val="0"/>
+        </w:rPr>
+        <w:t xml:space="preserve">Array is </w:t>
+      </w:r>
+      <w:r>
+        <w:rPr>
+          <w:b w:val="1"/>
+          <w:bCs w:val="1"/>
+          <w:rtl w:val="0"/>
+        </w:rPr>
+        <w:t xml:space="preserve">sorted</w:t>
+      </w:r>
+    </w:p>
+    <w:p>
+      <w:pPr>
+        <w:numPr>
+          <w:ilvl w:val="0"/>
+          <w:numId w:val="13"/>
+        </w:numPr>
+        <w:spacing w:after="0" w:afterAutospacing="0" w:before="0" w:beforeAutospacing="0" w:lineRule="auto"/>
+        <w:ind w:left="720" w:hanging="360"/>
+      </w:pPr>
+      <w:r>
+        <w:rPr>
+          <w:rtl w:val="0"/>
+        </w:rPr>
+        <w:t xml:space="preserve">Finding </w:t>
+      </w:r>
+      <w:r>
+        <w:rPr>
+          <w:b w:val="1"/>
+          <w:bCs w:val="1"/>
+          <w:rtl w:val="0"/>
+        </w:rPr>
+        <w:t xml:space="preserve">pairs</w:t>
+      </w:r>
+    </w:p>
+    <w:p>
+      <w:pPr>
+        <w:numPr>
+          <w:ilvl w:val="0"/>
+          <w:numId w:val="13"/>
+        </w:numPr>
+        <w:spacing w:after="240" w:before="0" w:beforeAutospacing="0" w:lineRule="auto"/>
+        <w:ind w:left="720" w:hanging="360"/>
+      </w:pPr>
+      <w:r>
+        <w:rPr>
+          <w:rtl w:val="0"/>
+        </w:rPr>
+        <w:t xml:space="preserve">Working from </w:t>
+      </w:r>
+      <w:r>
+        <w:rPr>
+          <w:b w:val="1"/>
+          <w:bCs w:val="1"/>
+          <w:rtl w:val="0"/>
+        </w:rPr>
+        <w:t xml:space="preserve">both ends</w:t>
+      </w:r>
+    </w:p>
+    <w:p>
+      <w:pPr>
+        <w:pStyle w:val="Heading3"/>
+        <w:keepNext w:val="0"/>
+        <w:keepLines w:val="0"/>
+        <w:spacing w:before="280" w:lineRule="auto"/>
+        <w:rPr>
+          <w:b w:val="1"/>
+          <w:bCs w:val="1"/>
+          <w:color w:val="000000"/>
+          <w:sz w:val="26"/>
+          <w:szCs w:val="26"/>
+        </w:rPr>
+      </w:pPr>
+      <w:bookmarkStart w:colFirst="0" w:colLast="0" w:name="_v0us53cciq7n" w:id="8"/>
+      <w:bookmarkEnd w:id="8"/>
+      <w:r>
+        <w:rPr>
+          <w:b w:val="1"/>
+          <w:bCs w:val="1"/>
+          <w:color w:val="000000"/>
+          <w:sz w:val="26"/>
+          <w:szCs w:val="26"/>
+          <w:rtl w:val="0"/>
+        </w:rPr>
+        <w:t xml:space="preserve">Typical Problems</w:t>
+      </w:r>
+    </w:p>
+    <w:p>
+      <w:pPr>
+        <w:numPr>
+          <w:ilvl w:val="0"/>
+          <w:numId w:val="11"/>
+        </w:numPr>
+        <w:spacing w:after="0" w:afterAutospacing="0" w:before="240" w:lineRule="auto"/>
+        <w:ind w:left="720" w:hanging="360"/>
+      </w:pPr>
+      <w:r>
+        <w:rPr>
+          <w:rtl w:val="0"/>
+        </w:rPr>
+        <w:t xml:space="preserve">Container With Most Water</w:t>
+      </w:r>
+    </w:p>
+    <w:p>
+      <w:pPr>
+        <w:numPr>
+          <w:ilvl w:val="0"/>
+          <w:numId w:val="11"/>
+        </w:numPr>
+        <w:spacing w:after="0" w:afterAutospacing="0" w:before="0" w:beforeAutospacing="0" w:lineRule="auto"/>
+        <w:ind w:left="720" w:hanging="360"/>
+      </w:pPr>
+      <w:r>
+        <w:rPr>
+          <w:rtl w:val="0"/>
+        </w:rPr>
+        <w:t xml:space="preserve">Remove duplicates</w:t>
+      </w:r>
+    </w:p>
+    <w:p>
+      <w:pPr>
+        <w:numPr>
+          <w:ilvl w:val="0"/>
+          <w:numId w:val="11"/>
+        </w:numPr>
+        <w:spacing w:after="0" w:afterAutospacing="0" w:before="0" w:beforeAutospacing="0" w:lineRule="auto"/>
+        <w:ind w:left="720" w:hanging="360"/>
+      </w:pPr>
+      <w:r>
+        <w:rPr>
+          <w:rtl w:val="0"/>
+        </w:rPr>
+        <w:t xml:space="preserve">Two Sum II</w:t>
+      </w:r>
+    </w:p>
+    <w:p>
+      <w:pPr>
+        <w:numPr>
+          <w:ilvl w:val="0"/>
+          <w:numId w:val="11"/>
+        </w:numPr>
+        <w:spacing w:after="240" w:before="0" w:beforeAutospacing="0" w:lineRule="auto"/>
+        <w:ind w:left="720" w:hanging="360"/>
+      </w:pPr>
+      <w:r>
+        <w:rPr>
+          <w:rtl w:val="0"/>
+        </w:rPr>
+        <w:t xml:space="preserve">Reverse array</w:t>
+      </w:r>
+    </w:p>
+    <w:p>
+      <w:pPr>
+        <w:pStyle w:val="Heading3"/>
+        <w:keepNext w:val="0"/>
+        <w:keepLines w:val="0"/>
+        <w:spacing w:before="280" w:lineRule="auto"/>
+        <w:rPr>
+          <w:b w:val="1"/>
+          <w:bCs w:val="1"/>
+          <w:color w:val="000000"/>
+          <w:sz w:val="26"/>
+          <w:szCs w:val="26"/>
+        </w:rPr>
+      </w:pPr>
+      <w:bookmarkStart w:colFirst="0" w:colLast="0" w:name="_lpwxa0nyz5tp" w:id="9"/>
+      <w:bookmarkEnd w:id="9"/>
+      <w:r>
+        <w:rPr>
+          <w:b w:val="1"/>
+          <w:bCs w:val="1"/>
+          <w:color w:val="000000"/>
+          <w:sz w:val="26"/>
+          <w:szCs w:val="26"/>
+          <w:rtl w:val="0"/>
+        </w:rPr>
+        <w:t xml:space="preserve">Java Example</w:t>
+      </w:r>
+    </w:p>
+    <w:p>
+      <w:pPr>
+        <w:rPr/>
+      </w:pPr>
+      <w:r>
+        <w:rPr>
+          <w:rtl w:val="0"/>
+        </w:rPr>
+        <w:t xml:space="preserve">int left = 0;</w:t>
+      </w:r>
+    </w:p>
+    <w:p>
+      <w:pPr>
+        <w:rPr/>
+      </w:pPr>
+      <w:r>
+        <w:rPr>
+          <w:rtl w:val="0"/>
+        </w:rPr>
+        <w:t xml:space="preserve">int right = arr.length-1;</w:t>
+      </w:r>
+    </w:p>
+    <w:p>
+      <w:pPr>
+        <w:rPr/>
+      </w:pPr>
+      <w:r>
+        <w:rPr>
+          <w:rtl w:val="0"/>
+        </w:rPr>
+      </w:r>
+    </w:p>
+    <w:p>
+      <w:pPr>
+        <w:rPr/>
+      </w:pPr>
+      <w:r>
+        <w:rPr>
+          <w:rtl w:val="0"/>
+        </w:rPr>
+        <w:t xml:space="preserve">while(left &lt; right){</w:t>
+      </w:r>
+    </w:p>
+    <w:p>
+      <w:pPr>
+        <w:rPr/>
+      </w:pPr>
+      <w:r>
+        <w:rPr>
+          <w:rtl w:val="0"/>
+        </w:rPr>
+      </w:r>
+    </w:p>
+    <w:p>
+      <w:pPr>
+        <w:rPr/>
+      </w:pPr>
+      <w:r>
+        <w:rPr>
+          <w:rtl w:val="0"/>
+        </w:rPr>
+        <w:t xml:space="preserve">    int sum = arr[left] + arr[right];</w:t>
+      </w:r>
+    </w:p>
+    <w:p>
+      <w:pPr>
+        <w:rPr/>
+      </w:pPr>
+      <w:r>
+        <w:rPr>
+          <w:rtl w:val="0"/>
+        </w:rPr>
+      </w:r>
+    </w:p>
+    <w:p>
+      <w:pPr>
+        <w:rPr/>
+      </w:pPr>
+      <w:r>
+        <w:rPr>
+          <w:rtl w:val="0"/>
+        </w:rPr>
+        <w:t xml:space="preserve">    if(sum == target) return true;</w:t>
+      </w:r>
+    </w:p>
+    <w:p>
+      <w:pPr>
+        <w:rPr/>
+      </w:pPr>
+      <w:r>
+        <w:rPr>
+          <w:rtl w:val="0"/>
+        </w:rPr>
+        <w:t xml:space="preserve">    else if(sum &lt; target) left++;</w:t>
+      </w:r>
+    </w:p>
+    <w:p>
+      <w:pPr>
+        <w:rPr/>
+      </w:pPr>
+      <w:r>
+        <w:rPr>
+          <w:rtl w:val="0"/>
+        </w:rPr>
+        <w:t xml:space="preserve">    else right--;</w:t>
+      </w:r>
+    </w:p>
+    <w:p>
+      <w:pPr>
+        <w:rPr/>
+      </w:pPr>
+      <w:r>
+        <w:rPr>
+          <w:rtl w:val="0"/>
+        </w:rPr>
+        <w:t xml:space="preserve">}</w:t>
+      </w:r>
+    </w:p>
+    <w:p>
+      <w:pPr>
+        <w:rPr/>
+      </w:pPr>
+      <w:r>
+        <w:rPr>
+          <w:rtl w:val="0"/>
+        </w:rPr>
+      </w:r>
+    </w:p>
+    <w:p>
+      <w:pPr>
+        <w:rPr/>
+      </w:pPr>
+      <w:r>
+        <w:pict>
+          <v:rect style="width:0.0pt;height:1.5pt" o:hr="t" o:hrstd="t" o:hralign="center" fillcolor="#A0A0A0" stroked="f"/>
+        </w:pict>
+      </w:r>
+      <w:r>
+        <w:rPr>
+          <w:rtl w:val="0"/>
+        </w:rPr>
+      </w:r>
+    </w:p>
+    <w:p>
+      <w:pPr>
+        <w:pStyle w:val="Heading1"/>
+        <w:keepNext w:val="0"/>
+        <w:keepLines w:val="0"/>
+        <w:spacing w:before="480" w:lineRule="auto"/>
+        <w:rPr>
+          <w:b w:val="1"/>
+          <w:bCs w:val="1"/>
+          <w:sz w:val="46"/>
+          <w:szCs w:val="46"/>
+        </w:rPr>
+      </w:pPr>
+      <w:bookmarkStart w:colFirst="0" w:colLast="0" w:name="_4atyhl1tmf6d" w:id="10"/>
+      <w:bookmarkEnd w:id="10"/>
+      <w:r>
+        <w:rPr>
+          <w:b w:val="1"/>
+          <w:bCs w:val="1"/>
+          <w:sz w:val="46"/>
+          <w:szCs w:val="46"/>
+          <w:rtl w:val="0"/>
+        </w:rPr>
+        <w:t xml:space="preserve">3. Sliding Window</w:t>
+      </w:r>
+    </w:p>
+    <w:p>
+      <w:pPr>
+        <w:pStyle w:val="Heading3"/>
+        <w:keepNext w:val="0"/>
+        <w:keepLines w:val="0"/>
+        <w:spacing w:before="280" w:lineRule="auto"/>
+        <w:rPr>
+          <w:b w:val="1"/>
+          <w:bCs w:val="1"/>
+          <w:color w:val="000000"/>
+          <w:sz w:val="26"/>
+          <w:szCs w:val="26"/>
+        </w:rPr>
+      </w:pPr>
+      <w:bookmarkStart w:colFirst="0" w:colLast="0" w:name="_4chp1avd9076" w:id="11"/>
+      <w:bookmarkEnd w:id="11"/>
+      <w:r>
+        <w:rPr>
+          <w:b w:val="1"/>
+          <w:bCs w:val="1"/>
+          <w:color w:val="000000"/>
+          <w:sz w:val="26"/>
+          <w:szCs w:val="26"/>
+          <w:rtl w:val="0"/>
+        </w:rPr>
+        <w:t xml:space="preserve">Use When</w:t>
+      </w:r>
+    </w:p>
+    <w:p>
+      <w:pPr>
+        <w:numPr>
+          <w:ilvl w:val="0"/>
+          <w:numId w:val="5"/>
+        </w:numPr>
+        <w:spacing w:after="0" w:afterAutospacing="0" w:before="240" w:lineRule="auto"/>
+        <w:ind w:left="720" w:hanging="360"/>
+      </w:pPr>
+      <w:r>
+        <w:rPr>
+          <w:b w:val="1"/>
+          <w:bCs w:val="1"/>
+          <w:rtl w:val="0"/>
+        </w:rPr>
+        <w:t xml:space="preserve">Contiguous subarray / substring</w:t>
+      </w:r>
+    </w:p>
+    <w:p>
+      <w:pPr>
+        <w:numPr>
+          <w:ilvl w:val="0"/>
+          <w:numId w:val="5"/>
+        </w:numPr>
+        <w:spacing w:after="240" w:before="0" w:beforeAutospacing="0" w:lineRule="auto"/>
+        <w:ind w:left="720" w:hanging="360"/>
+      </w:pPr>
+      <w:r>
+        <w:rPr>
+          <w:rtl w:val="0"/>
+        </w:rPr>
+        <w:t xml:space="preserve">Need </w:t>
+      </w:r>
+      <w:r>
+        <w:rPr>
+          <w:b w:val="1"/>
+          <w:bCs w:val="1"/>
+          <w:rtl w:val="0"/>
+        </w:rPr>
+        <w:t xml:space="preserve">longest / shortest window</w:t>
+      </w:r>
+    </w:p>
+    <w:p>
+      <w:pPr>
+        <w:pStyle w:val="Heading3"/>
+        <w:keepNext w:val="0"/>
+        <w:keepLines w:val="0"/>
+        <w:spacing w:before="280" w:lineRule="auto"/>
+        <w:rPr>
+          <w:b w:val="1"/>
+          <w:bCs w:val="1"/>
+          <w:color w:val="000000"/>
+          <w:sz w:val="26"/>
+          <w:szCs w:val="26"/>
+        </w:rPr>
+      </w:pPr>
+      <w:bookmarkStart w:colFirst="0" w:colLast="0" w:name="_t3dfb7js0mno" w:id="12"/>
+      <w:bookmarkEnd w:id="12"/>
+      <w:r>
+        <w:rPr>
+          <w:b w:val="1"/>
+          <w:bCs w:val="1"/>
+          <w:color w:val="000000"/>
+          <w:sz w:val="26"/>
+          <w:szCs w:val="26"/>
+          <w:rtl w:val="0"/>
+        </w:rPr>
+        <w:t xml:space="preserve">Typical Problems</w:t>
+      </w:r>
+    </w:p>
+    <w:p>
+      <w:pPr>
+        <w:numPr>
+          <w:ilvl w:val="0"/>
+          <w:numId w:val="9"/>
+        </w:numPr>
+        <w:spacing w:after="0" w:afterAutospacing="0" w:before="240" w:lineRule="auto"/>
+        <w:ind w:left="720" w:hanging="360"/>
+      </w:pPr>
+      <w:r>
+        <w:rPr>
+          <w:rtl w:val="0"/>
+        </w:rPr>
+        <w:t xml:space="preserve">Longest substring without repeating characters</w:t>
+      </w:r>
+    </w:p>
+    <w:p>
+      <w:pPr>
+        <w:numPr>
+          <w:ilvl w:val="0"/>
+          <w:numId w:val="9"/>
+        </w:numPr>
+        <w:spacing w:after="0" w:afterAutospacing="0" w:before="0" w:beforeAutospacing="0" w:lineRule="auto"/>
+        <w:ind w:left="720" w:hanging="360"/>
+      </w:pPr>
+      <w:r>
+        <w:rPr>
+          <w:rtl w:val="0"/>
+        </w:rPr>
+        <w:t xml:space="preserve">Maximum sum subarray</w:t>
+      </w:r>
+    </w:p>
+    <w:p>
+      <w:pPr>
+        <w:numPr>
+          <w:ilvl w:val="0"/>
+          <w:numId w:val="9"/>
+        </w:numPr>
+        <w:spacing w:after="240" w:before="0" w:beforeAutospacing="0" w:lineRule="auto"/>
+        <w:ind w:left="720" w:hanging="360"/>
+      </w:pPr>
+      <w:r>
+        <w:rPr>
+          <w:rtl w:val="0"/>
+        </w:rPr>
+        <w:t xml:space="preserve">Minimum window substring</w:t>
+      </w:r>
+    </w:p>
+    <w:p>
+      <w:pPr>
+        <w:pStyle w:val="Heading3"/>
+        <w:keepNext w:val="0"/>
+        <w:keepLines w:val="0"/>
+        <w:spacing w:before="280" w:lineRule="auto"/>
+        <w:rPr>
+          <w:b w:val="1"/>
+          <w:bCs w:val="1"/>
+          <w:color w:val="000000"/>
+          <w:sz w:val="26"/>
+          <w:szCs w:val="26"/>
+        </w:rPr>
+      </w:pPr>
+      <w:bookmarkStart w:colFirst="0" w:colLast="0" w:name="_nqxor2pyg2zk" w:id="13"/>
+      <w:bookmarkEnd w:id="13"/>
+      <w:r>
+        <w:rPr>
+          <w:b w:val="1"/>
+          <w:bCs w:val="1"/>
+          <w:color w:val="000000"/>
+          <w:sz w:val="26"/>
+          <w:szCs w:val="26"/>
+          <w:rtl w:val="0"/>
+        </w:rPr>
+        <w:t xml:space="preserve">Java Example</w:t>
+      </w:r>
+    </w:p>
+    <w:p>
+      <w:pPr>
+        <w:rPr/>
+      </w:pPr>
+      <w:r>
+        <w:rPr>
+          <w:rtl w:val="0"/>
+        </w:rPr>
+        <w:t xml:space="preserve">Set&lt;Character&gt; set = new HashSet&lt;&gt;();</w:t>
+      </w:r>
+    </w:p>
+    <w:p>
+      <w:pPr>
+        <w:rPr/>
+      </w:pPr>
+      <w:r>
+        <w:rPr>
+          <w:rtl w:val="0"/>
+        </w:rPr>
+      </w:r>
+    </w:p>
+    <w:p>
+      <w:pPr>
+        <w:rPr/>
+      </w:pPr>
+      <w:r>
+        <w:rPr>
+          <w:rtl w:val="0"/>
+        </w:rPr>
+        <w:t xml:space="preserve">int left = 0;</w:t>
+      </w:r>
+    </w:p>
+    <w:p>
+      <w:pPr>
+        <w:rPr/>
+      </w:pPr>
+      <w:r>
+        <w:rPr>
+          <w:rtl w:val="0"/>
+        </w:rPr>
+        <w:t xml:space="preserve">int max = 0;</w:t>
+      </w:r>
+    </w:p>
+    <w:p>
+      <w:pPr>
+        <w:rPr/>
+      </w:pPr>
+      <w:r>
+        <w:rPr>
+          <w:rtl w:val="0"/>
+        </w:rPr>
+      </w:r>
+    </w:p>
+    <w:p>
+      <w:pPr>
+        <w:rPr/>
+      </w:pPr>
+      <w:r>
+        <w:rPr>
+          <w:rtl w:val="0"/>
+        </w:rPr>
+        <w:t xml:space="preserve">for(int right=0;right&lt;s.length();right++){</w:t>
+      </w:r>
+    </w:p>
+    <w:p>
+      <w:pPr>
+        <w:rPr/>
+      </w:pPr>
+      <w:r>
+        <w:rPr>
+          <w:rtl w:val="0"/>
+        </w:rPr>
+      </w:r>
+    </w:p>
+    <w:p>
+      <w:pPr>
+        <w:rPr/>
+      </w:pPr>
+      <w:r>
+        <w:rPr>
+          <w:rtl w:val="0"/>
+        </w:rPr>
+        <w:t xml:space="preserve">    while(set.contains(s.charAt(right))){</w:t>
+      </w:r>
+    </w:p>
+    <w:p>
+      <w:pPr>
+        <w:rPr/>
+      </w:pPr>
+      <w:r>
+        <w:rPr>
+          <w:rtl w:val="0"/>
+        </w:rPr>
+        <w:t xml:space="preserve">        set.remove(s.charAt(left));</w:t>
+      </w:r>
+    </w:p>
+    <w:p>
+      <w:pPr>
+        <w:rPr/>
+      </w:pPr>
+      <w:r>
+        <w:rPr>
+          <w:rtl w:val="0"/>
+        </w:rPr>
+        <w:t xml:space="preserve">        left++;</w:t>
+      </w:r>
+    </w:p>
+    <w:p>
+      <w:pPr>
+        <w:rPr/>
+      </w:pPr>
+      <w:r>
+        <w:rPr>
+          <w:rtl w:val="0"/>
+        </w:rPr>
+        <w:t xml:space="preserve">    }</w:t>
+      </w:r>
+    </w:p>
+    <w:p>
+      <w:pPr>
+        <w:rPr/>
+      </w:pPr>
+      <w:r>
+        <w:rPr>
+          <w:rtl w:val="0"/>
+        </w:rPr>
+      </w:r>
+    </w:p>
+    <w:p>
+      <w:pPr>
+        <w:rPr/>
+      </w:pPr>
+      <w:r>
+        <w:rPr>
+          <w:rtl w:val="0"/>
+        </w:rPr>
+        <w:t xml:space="preserve">    set.add(s.charAt(right));</w:t>
+      </w:r>
+    </w:p>
+    <w:p>
+      <w:pPr>
+        <w:rPr/>
+      </w:pPr>
+      <w:r>
+        <w:rPr>
+          <w:rtl w:val="0"/>
+        </w:rPr>
+        <w:t xml:space="preserve">    max = Math.max(max,right-left+1);</w:t>
+      </w:r>
+    </w:p>
+    <w:p>
+      <w:pPr>
+        <w:rPr/>
+      </w:pPr>
+      <w:r>
+        <w:rPr>
+          <w:rtl w:val="0"/>
+        </w:rPr>
+        <w:t xml:space="preserve">}</w:t>
+      </w:r>
+    </w:p>
+    <w:p>
+      <w:pPr>
+        <w:rPr/>
+      </w:pPr>
+      <w:r>
+        <w:rPr>
+          <w:rtl w:val="0"/>
+        </w:rPr>
+      </w:r>
+    </w:p>
+    <w:p>
+      <w:pPr>
+        <w:rPr/>
+      </w:pPr>
+      <w:r>
+        <w:pict>
+          <v:rect style="width:0.0pt;height:1.5pt" o:hr="t" o:hrstd="t" o:hralign="center" fillcolor="#A0A0A0" stroked="f"/>
+        </w:pict>
+      </w:r>
+      <w:r>
+        <w:rPr>
+          <w:rtl w:val="0"/>
+        </w:rPr>
+      </w:r>
+    </w:p>
+    <w:p>
+      <w:pPr>
+        <w:pStyle w:val="Heading1"/>
+        <w:keepNext w:val="0"/>
+        <w:keepLines w:val="0"/>
+        <w:spacing w:before="480" w:lineRule="auto"/>
+        <w:rPr>
+          <w:b w:val="1"/>
+          <w:bCs w:val="1"/>
+          <w:sz w:val="46"/>
+          <w:szCs w:val="46"/>
+        </w:rPr>
+      </w:pPr>
+      <w:bookmarkStart w:colFirst="0" w:colLast="0" w:name="_s6l0fzc06cny" w:id="14"/>
+      <w:bookmarkEnd w:id="14"/>
+      <w:r>
+        <w:rPr>
+          <w:b w:val="1"/>
+          <w:bCs w:val="1"/>
+          <w:sz w:val="46"/>
+          <w:szCs w:val="46"/>
+          <w:rtl w:val="0"/>
+        </w:rPr>
+        <w:t xml:space="preserve">4. Prefix Sum</w:t>
+      </w:r>
+    </w:p>
+    <w:p>
+      <w:pPr>
+        <w:pStyle w:val="Heading3"/>
+        <w:keepNext w:val="0"/>
+        <w:keepLines w:val="0"/>
+        <w:spacing w:before="280" w:lineRule="auto"/>
+        <w:rPr>
+          <w:b w:val="1"/>
+          <w:bCs w:val="1"/>
+          <w:color w:val="000000"/>
+          <w:sz w:val="26"/>
+          <w:szCs w:val="26"/>
+        </w:rPr>
+      </w:pPr>
+      <w:bookmarkStart w:colFirst="0" w:colLast="0" w:name="_l3g8mx1shd5y" w:id="15"/>
+      <w:bookmarkEnd w:id="15"/>
+      <w:r>
+        <w:rPr>
+          <w:b w:val="1"/>
+          <w:bCs w:val="1"/>
+          <w:color w:val="000000"/>
+          <w:sz w:val="26"/>
+          <w:szCs w:val="26"/>
+          <w:rtl w:val="0"/>
+        </w:rPr>
+        <w:t xml:space="preserve">Use When</w:t>
+      </w:r>
+    </w:p>
+    <w:p>
+      <w:pPr>
+        <w:numPr>
+          <w:ilvl w:val="0"/>
+          <w:numId w:val="12"/>
+        </w:numPr>
+        <w:spacing w:after="0" w:afterAutospacing="0" w:before="240" w:lineRule="auto"/>
+        <w:ind w:left="720" w:hanging="360"/>
+      </w:pPr>
+      <w:r>
+        <w:rPr>
+          <w:rtl w:val="0"/>
+        </w:rPr>
+        <w:t xml:space="preserve">Need </w:t>
+      </w:r>
+      <w:r>
+        <w:rPr>
+          <w:b w:val="1"/>
+          <w:bCs w:val="1"/>
+          <w:rtl w:val="0"/>
+        </w:rPr>
+        <w:t xml:space="preserve">range sums</w:t>
+      </w:r>
+    </w:p>
+    <w:p>
+      <w:pPr>
+        <w:numPr>
+          <w:ilvl w:val="0"/>
+          <w:numId w:val="12"/>
+        </w:numPr>
+        <w:spacing w:after="240" w:before="0" w:beforeAutospacing="0" w:lineRule="auto"/>
+        <w:ind w:left="720" w:hanging="360"/>
+      </w:pPr>
+      <w:r>
+        <w:rPr>
+          <w:rtl w:val="0"/>
+        </w:rPr>
+        <w:t xml:space="preserve">Counting </w:t>
+      </w:r>
+      <w:r>
+        <w:rPr>
+          <w:b w:val="1"/>
+          <w:bCs w:val="1"/>
+          <w:rtl w:val="0"/>
+        </w:rPr>
+        <w:t xml:space="preserve">subarrays</w:t>
+      </w:r>
+    </w:p>
+    <w:p>
+      <w:pPr>
+        <w:pStyle w:val="Heading3"/>
+        <w:keepNext w:val="0"/>
+        <w:keepLines w:val="0"/>
+        <w:spacing w:before="280" w:lineRule="auto"/>
+        <w:rPr>
+          <w:b w:val="1"/>
+          <w:bCs w:val="1"/>
+          <w:color w:val="000000"/>
+          <w:sz w:val="26"/>
+          <w:szCs w:val="26"/>
+        </w:rPr>
+      </w:pPr>
+      <w:bookmarkStart w:colFirst="0" w:colLast="0" w:name="_y66wwm7xiyko" w:id="16"/>
+      <w:bookmarkEnd w:id="16"/>
+      <w:r>
+        <w:rPr>
+          <w:b w:val="1"/>
+          <w:bCs w:val="1"/>
+          <w:color w:val="000000"/>
+          <w:sz w:val="26"/>
+          <w:szCs w:val="26"/>
+          <w:rtl w:val="0"/>
+        </w:rPr>
+        <w:t xml:space="preserve">Typical Problems</w:t>
+      </w:r>
+    </w:p>
+    <w:p>
+      <w:pPr>
+        <w:numPr>
+          <w:ilvl w:val="0"/>
+          <w:numId w:val="17"/>
+        </w:numPr>
+        <w:spacing w:after="0" w:afterAutospacing="0" w:before="240" w:lineRule="auto"/>
+        <w:ind w:left="720" w:hanging="360"/>
+      </w:pPr>
+      <w:r>
+        <w:rPr>
+          <w:rtl w:val="0"/>
+        </w:rPr>
+        <w:t xml:space="preserve">Subarray Sum Equals K</w:t>
+      </w:r>
+    </w:p>
+    <w:p>
+      <w:pPr>
+        <w:numPr>
+          <w:ilvl w:val="0"/>
+          <w:numId w:val="17"/>
+        </w:numPr>
+        <w:spacing w:after="240" w:before="0" w:beforeAutospacing="0" w:lineRule="auto"/>
+        <w:ind w:left="720" w:hanging="360"/>
+      </w:pPr>
+      <w:r>
+        <w:rPr>
+          <w:rtl w:val="0"/>
+        </w:rPr>
+        <w:t xml:space="preserve">Range queries</w:t>
+      </w:r>
+    </w:p>
+    <w:p>
+      <w:pPr>
+        <w:pStyle w:val="Heading3"/>
+        <w:keepNext w:val="0"/>
+        <w:keepLines w:val="0"/>
+        <w:spacing w:before="280" w:lineRule="auto"/>
+        <w:rPr>
+          <w:b w:val="1"/>
+          <w:bCs w:val="1"/>
+          <w:color w:val="000000"/>
+          <w:sz w:val="26"/>
+          <w:szCs w:val="26"/>
+        </w:rPr>
+      </w:pPr>
+      <w:bookmarkStart w:colFirst="0" w:colLast="0" w:name="_524dl9ielj3f" w:id="17"/>
+      <w:bookmarkEnd w:id="17"/>
+      <w:r>
+        <w:rPr>
+          <w:b w:val="1"/>
+          <w:bCs w:val="1"/>
+          <w:color w:val="000000"/>
+          <w:sz w:val="26"/>
+          <w:szCs w:val="26"/>
+          <w:rtl w:val="0"/>
+        </w:rPr>
+        <w:t xml:space="preserve">Java Example</w:t>
+      </w:r>
+    </w:p>
+    <w:p>
+      <w:pPr>
+        <w:rPr/>
+      </w:pPr>
+      <w:r>
+        <w:rPr>
+          <w:rtl w:val="0"/>
+        </w:rPr>
+        <w:t xml:space="preserve">Map&lt;Integer,Integer&gt; prefix = new HashMap&lt;&gt;();</w:t>
+      </w:r>
+    </w:p>
+    <w:p>
+      <w:pPr>
+        <w:rPr/>
+      </w:pPr>
+      <w:r>
+        <w:rPr>
+          <w:rtl w:val="0"/>
+        </w:rPr>
+      </w:r>
+    </w:p>
+    <w:p>
+      <w:pPr>
+        <w:rPr/>
+      </w:pPr>
+      <w:r>
+        <w:rPr>
+          <w:rtl w:val="0"/>
+        </w:rPr>
+        <w:t xml:space="preserve">prefix.put(0,1);</w:t>
+      </w:r>
+    </w:p>
+    <w:p>
+      <w:pPr>
+        <w:rPr/>
+      </w:pPr>
+      <w:r>
+        <w:rPr>
+          <w:rtl w:val="0"/>
+        </w:rPr>
+      </w:r>
+    </w:p>
+    <w:p>
+      <w:pPr>
+        <w:rPr/>
+      </w:pPr>
+      <w:r>
+        <w:rPr>
+          <w:rtl w:val="0"/>
+        </w:rPr>
+        <w:t xml:space="preserve">int sum = 0;</w:t>
+      </w:r>
+    </w:p>
+    <w:p>
+      <w:pPr>
+        <w:rPr/>
+      </w:pPr>
+      <w:r>
+        <w:rPr>
+          <w:rtl w:val="0"/>
+        </w:rPr>
+        <w:t xml:space="preserve">int count = 0;</w:t>
+      </w:r>
+    </w:p>
+    <w:p>
+      <w:pPr>
+        <w:rPr/>
+      </w:pPr>
+      <w:r>
+        <w:rPr>
+          <w:rtl w:val="0"/>
+        </w:rPr>
+      </w:r>
+    </w:p>
+    <w:p>
+      <w:pPr>
+        <w:rPr/>
+      </w:pPr>
+      <w:r>
+        <w:rPr>
+          <w:rtl w:val="0"/>
+        </w:rPr>
+        <w:t xml:space="preserve">for(int num:nums){</w:t>
+      </w:r>
+    </w:p>
+    <w:p>
+      <w:pPr>
+        <w:rPr/>
+      </w:pPr>
+      <w:r>
+        <w:rPr>
+          <w:rtl w:val="0"/>
+        </w:rPr>
+      </w:r>
+    </w:p>
+    <w:p>
+      <w:pPr>
+        <w:rPr/>
+      </w:pPr>
+      <w:r>
+        <w:rPr>
+          <w:rtl w:val="0"/>
+        </w:rPr>
+        <w:t xml:space="preserve">    sum += num;</w:t>
+      </w:r>
+    </w:p>
+    <w:p>
+      <w:pPr>
+        <w:rPr/>
+      </w:pPr>
+      <w:r>
+        <w:rPr>
+          <w:rtl w:val="0"/>
+        </w:rPr>
+      </w:r>
+    </w:p>
+    <w:p>
+      <w:pPr>
+        <w:rPr/>
+      </w:pPr>
+      <w:r>
+        <w:rPr>
+          <w:rtl w:val="0"/>
+        </w:rPr>
+        <w:t xml:space="preserve">    if(prefix.containsKey(sum-k)){</w:t>
+      </w:r>
+    </w:p>
+    <w:p>
+      <w:pPr>
+        <w:rPr/>
+      </w:pPr>
+      <w:r>
+        <w:rPr>
+          <w:rtl w:val="0"/>
+        </w:rPr>
+        <w:t xml:space="preserve">        count += prefix.get(sum-k);</w:t>
+      </w:r>
+    </w:p>
+    <w:p>
+      <w:pPr>
+        <w:rPr/>
+      </w:pPr>
+      <w:r>
+        <w:rPr>
+          <w:rtl w:val="0"/>
+        </w:rPr>
+        <w:t xml:space="preserve">    }</w:t>
+      </w:r>
+    </w:p>
+    <w:p>
+      <w:pPr>
+        <w:rPr/>
+      </w:pPr>
+      <w:r>
+        <w:rPr>
+          <w:rtl w:val="0"/>
+        </w:rPr>
+      </w:r>
+    </w:p>
+    <w:p>
+      <w:pPr>
+        <w:rPr/>
+      </w:pPr>
+      <w:r>
+        <w:rPr>
+          <w:rtl w:val="0"/>
+        </w:rPr>
+        <w:t xml:space="preserve">    prefix.put(sum,prefix.getOrDefault(sum,0)+1);</w:t>
+      </w:r>
+    </w:p>
+    <w:p>
+      <w:pPr>
+        <w:rPr/>
+      </w:pPr>
+      <w:r>
+        <w:rPr>
+          <w:rtl w:val="0"/>
+        </w:rPr>
+        <w:t xml:space="preserve">}</w:t>
+      </w:r>
+    </w:p>
+    <w:p>
+      <w:pPr>
+        <w:rPr/>
+      </w:pPr>
+      <w:r>
+        <w:rPr>
+          <w:rtl w:val="0"/>
+        </w:rPr>
+      </w:r>
+    </w:p>
+    <w:p>
+      <w:pPr>
+        <w:rPr/>
+      </w:pPr>
+      <w:r>
+        <w:pict>
+          <v:rect style="width:0.0pt;height:1.5pt" o:hr="t" o:hrstd="t" o:hralign="center" fillcolor="#A0A0A0" stroked="f"/>
+        </w:pict>
+      </w:r>
+      <w:r>
+        <w:rPr>
+          <w:rtl w:val="0"/>
+        </w:rPr>
+      </w:r>
+    </w:p>
+    <w:p>
+      <w:pPr>
+        <w:pStyle w:val="Heading1"/>
+        <w:keepNext w:val="0"/>
+        <w:keepLines w:val="0"/>
+        <w:spacing w:before="480" w:lineRule="auto"/>
+        <w:rPr>
+          <w:b w:val="1"/>
+          <w:bCs w:val="1"/>
+          <w:sz w:val="46"/>
+          <w:szCs w:val="46"/>
+        </w:rPr>
+      </w:pPr>
+      <w:bookmarkStart w:colFirst="0" w:colLast="0" w:name="_uqd45yr2f23a" w:id="18"/>
+      <w:bookmarkEnd w:id="18"/>
+      <w:r>
+        <w:rPr>
+          <w:b w:val="1"/>
+          <w:bCs w:val="1"/>
+          <w:sz w:val="46"/>
+          <w:szCs w:val="46"/>
+          <w:rtl w:val="0"/>
+        </w:rPr>
+        <w:t xml:space="preserve">5. Heap / Priority Queue</w:t>
+      </w:r>
+    </w:p>
+    <w:p>
+      <w:pPr>
+        <w:pStyle w:val="Heading3"/>
+        <w:keepNext w:val="0"/>
+        <w:keepLines w:val="0"/>
+        <w:spacing w:before="280" w:lineRule="auto"/>
+        <w:rPr>
+          <w:b w:val="1"/>
+          <w:bCs w:val="1"/>
+          <w:color w:val="000000"/>
+          <w:sz w:val="26"/>
+          <w:szCs w:val="26"/>
+        </w:rPr>
+      </w:pPr>
+      <w:bookmarkStart w:colFirst="0" w:colLast="0" w:name="_41ohwrnnn0om" w:id="19"/>
+      <w:bookmarkEnd w:id="19"/>
+      <w:r>
+        <w:rPr>
+          <w:b w:val="1"/>
+          <w:bCs w:val="1"/>
+          <w:color w:val="000000"/>
+          <w:sz w:val="26"/>
+          <w:szCs w:val="26"/>
+          <w:rtl w:val="0"/>
+        </w:rPr>
+        <w:t xml:space="preserve">Use When</w:t>
+      </w:r>
+    </w:p>
+    <w:p>
+      <w:pPr>
+        <w:numPr>
+          <w:ilvl w:val="0"/>
+          <w:numId w:val="4"/>
+        </w:numPr>
+        <w:spacing w:after="0" w:afterAutospacing="0" w:before="240" w:lineRule="auto"/>
+        <w:ind w:left="720" w:hanging="360"/>
+      </w:pPr>
+      <w:r>
+        <w:rPr>
+          <w:rtl w:val="0"/>
+        </w:rPr>
+        <w:t xml:space="preserve">Need </w:t>
+      </w:r>
+      <w:r>
+        <w:rPr>
+          <w:b w:val="1"/>
+          <w:bCs w:val="1"/>
+          <w:rtl w:val="0"/>
+        </w:rPr>
+        <w:t xml:space="preserve">top K</w:t>
+      </w:r>
+    </w:p>
+    <w:p>
+      <w:pPr>
+        <w:numPr>
+          <w:ilvl w:val="0"/>
+          <w:numId w:val="4"/>
+        </w:numPr>
+        <w:spacing w:after="240" w:before="0" w:beforeAutospacing="0" w:lineRule="auto"/>
+        <w:ind w:left="720" w:hanging="360"/>
+      </w:pPr>
+      <w:r>
+        <w:rPr>
+          <w:rtl w:val="0"/>
+        </w:rPr>
+        <w:t xml:space="preserve">Need </w:t>
+      </w:r>
+      <w:r>
+        <w:rPr>
+          <w:b w:val="1"/>
+          <w:bCs w:val="1"/>
+          <w:rtl w:val="0"/>
+        </w:rPr>
+        <w:t xml:space="preserve">min/max efficiently</w:t>
+      </w:r>
+    </w:p>
+    <w:p>
+      <w:pPr>
+        <w:pStyle w:val="Heading3"/>
+        <w:keepNext w:val="0"/>
+        <w:keepLines w:val="0"/>
+        <w:spacing w:before="280" w:lineRule="auto"/>
+        <w:rPr>
+          <w:b w:val="1"/>
+          <w:bCs w:val="1"/>
+          <w:color w:val="000000"/>
+          <w:sz w:val="26"/>
+          <w:szCs w:val="26"/>
+        </w:rPr>
+      </w:pPr>
+      <w:bookmarkStart w:colFirst="0" w:colLast="0" w:name="_ocd1gd4ytus" w:id="20"/>
+      <w:bookmarkEnd w:id="20"/>
+      <w:r>
+        <w:rPr>
+          <w:b w:val="1"/>
+          <w:bCs w:val="1"/>
+          <w:color w:val="000000"/>
+          <w:sz w:val="26"/>
+          <w:szCs w:val="26"/>
+          <w:rtl w:val="0"/>
+        </w:rPr>
+        <w:t xml:space="preserve">Typical Problems</w:t>
+      </w:r>
+    </w:p>
+    <w:p>
+      <w:pPr>
+        <w:numPr>
+          <w:ilvl w:val="0"/>
+          <w:numId w:val="6"/>
+        </w:numPr>
+        <w:spacing w:after="0" w:afterAutospacing="0" w:before="240" w:lineRule="auto"/>
+        <w:ind w:left="720" w:hanging="360"/>
+      </w:pPr>
+      <w:r>
+        <w:rPr>
+          <w:rtl w:val="0"/>
+        </w:rPr>
+        <w:t xml:space="preserve">K largest elements</w:t>
+      </w:r>
+    </w:p>
+    <w:p>
+      <w:pPr>
+        <w:numPr>
+          <w:ilvl w:val="0"/>
+          <w:numId w:val="6"/>
+        </w:numPr>
+        <w:spacing w:after="0" w:afterAutospacing="0" w:before="0" w:beforeAutospacing="0" w:lineRule="auto"/>
+        <w:ind w:left="720" w:hanging="360"/>
+      </w:pPr>
+      <w:r>
+        <w:rPr>
+          <w:rtl w:val="0"/>
+        </w:rPr>
+        <w:t xml:space="preserve">K closest points</w:t>
+      </w:r>
+    </w:p>
+    <w:p>
+      <w:pPr>
+        <w:numPr>
+          <w:ilvl w:val="0"/>
+          <w:numId w:val="6"/>
+        </w:numPr>
+        <w:spacing w:after="240" w:before="0" w:beforeAutospacing="0" w:lineRule="auto"/>
+        <w:ind w:left="720" w:hanging="360"/>
+      </w:pPr>
+      <w:r>
+        <w:rPr>
+          <w:rtl w:val="0"/>
+        </w:rPr>
+        <w:t xml:space="preserve">Merge K sorted lists</w:t>
+      </w:r>
+    </w:p>
+    <w:p>
+      <w:pPr>
+        <w:pStyle w:val="Heading3"/>
+        <w:keepNext w:val="0"/>
+        <w:keepLines w:val="0"/>
+        <w:spacing w:before="280" w:lineRule="auto"/>
+        <w:rPr>
+          <w:b w:val="1"/>
+          <w:bCs w:val="1"/>
+          <w:color w:val="000000"/>
+          <w:sz w:val="26"/>
+          <w:szCs w:val="26"/>
+        </w:rPr>
+      </w:pPr>
+      <w:bookmarkStart w:colFirst="0" w:colLast="0" w:name="_5ejsfsvut0iq" w:id="21"/>
+      <w:bookmarkEnd w:id="21"/>
+      <w:r>
+        <w:rPr>
+          <w:b w:val="1"/>
+          <w:bCs w:val="1"/>
+          <w:color w:val="000000"/>
+          <w:sz w:val="26"/>
+          <w:szCs w:val="26"/>
+          <w:rtl w:val="0"/>
+        </w:rPr>
+        <w:t xml:space="preserve">Java Example</w:t>
+      </w:r>
+    </w:p>
+    <w:p>
+      <w:pPr>
+        <w:rPr/>
+      </w:pPr>
+      <w:r>
+        <w:rPr>
+          <w:rtl w:val="0"/>
+        </w:rPr>
+        <w:t xml:space="preserve">PriorityQueue&lt;Integer&gt; heap =</w:t>
+      </w:r>
+    </w:p>
+    <w:p>
+      <w:pPr>
+        <w:rPr/>
+      </w:pPr>
+      <w:r>
+        <w:rPr>
+          <w:rtl w:val="0"/>
+        </w:rPr>
+        <w:t xml:space="preserve">    new PriorityQueue&lt;&gt;();</w:t>
+      </w:r>
+    </w:p>
+    <w:p>
+      <w:pPr>
+        <w:rPr/>
+      </w:pPr>
+      <w:r>
+        <w:rPr>
+          <w:rtl w:val="0"/>
+        </w:rPr>
+      </w:r>
+    </w:p>
+    <w:p>
+      <w:pPr>
+        <w:rPr/>
+      </w:pPr>
+      <w:r>
+        <w:rPr>
+          <w:rtl w:val="0"/>
+        </w:rPr>
+        <w:t xml:space="preserve">for(int num:nums){</w:t>
+      </w:r>
+    </w:p>
+    <w:p>
+      <w:pPr>
+        <w:rPr/>
+      </w:pPr>
+      <w:r>
+        <w:rPr>
+          <w:rtl w:val="0"/>
+        </w:rPr>
+      </w:r>
+    </w:p>
+    <w:p>
+      <w:pPr>
+        <w:rPr/>
+      </w:pPr>
+      <w:r>
+        <w:rPr>
+          <w:rtl w:val="0"/>
+        </w:rPr>
+        <w:t xml:space="preserve">    heap.offer(num);</w:t>
+      </w:r>
+    </w:p>
+    <w:p>
+      <w:pPr>
+        <w:rPr/>
+      </w:pPr>
+      <w:r>
+        <w:rPr>
+          <w:rtl w:val="0"/>
+        </w:rPr>
+      </w:r>
+    </w:p>
+    <w:p>
+      <w:pPr>
+        <w:rPr/>
+      </w:pPr>
+      <w:r>
+        <w:rPr>
+          <w:rtl w:val="0"/>
+        </w:rPr>
+        <w:t xml:space="preserve">    if(heap.size()&gt;k){</w:t>
+      </w:r>
+    </w:p>
+    <w:p>
+      <w:pPr>
+        <w:rPr/>
+      </w:pPr>
+      <w:r>
+        <w:rPr>
+          <w:rtl w:val="0"/>
+        </w:rPr>
+        <w:t xml:space="preserve">        heap.poll();</w:t>
+      </w:r>
+    </w:p>
+    <w:p>
+      <w:pPr>
+        <w:rPr/>
+      </w:pPr>
+      <w:r>
+        <w:rPr>
+          <w:rtl w:val="0"/>
+        </w:rPr>
+        <w:t xml:space="preserve">    }</w:t>
+      </w:r>
+    </w:p>
+    <w:p>
+      <w:pPr>
+        <w:rPr/>
+      </w:pPr>
+      <w:r>
+        <w:rPr>
+          <w:rtl w:val="0"/>
+        </w:rPr>
+        <w:t xml:space="preserve">}</w:t>
+      </w:r>
+    </w:p>
+    <w:p>
+      <w:pPr>
+        <w:rPr/>
+      </w:pPr>
+      <w:r>
+        <w:rPr>
+          <w:rtl w:val="0"/>
+        </w:rPr>
+      </w:r>
+    </w:p>
+    <w:p>
+      <w:pPr>
+        <w:pStyle w:val="Heading3"/>
+        <w:keepNext w:val="0"/>
+        <w:keepLines w:val="0"/>
+        <w:spacing w:before="280" w:lineRule="auto"/>
+        <w:rPr>
+          <w:b w:val="1"/>
+          <w:bCs w:val="1"/>
+          <w:color w:val="000000"/>
+          <w:sz w:val="26"/>
+          <w:szCs w:val="26"/>
+        </w:rPr>
+      </w:pPr>
+      <w:bookmarkStart w:colFirst="0" w:colLast="0" w:name="_nxojo26vrgeu" w:id="22"/>
+      <w:bookmarkEnd w:id="22"/>
+      <w:r>
+        <w:rPr>
+          <w:b w:val="1"/>
+          <w:bCs w:val="1"/>
+          <w:color w:val="000000"/>
+          <w:sz w:val="26"/>
+          <w:szCs w:val="26"/>
+          <w:rtl w:val="0"/>
+        </w:rPr>
+        <w:t xml:space="preserve">Complexity</w:t>
+      </w:r>
+    </w:p>
+    <w:p>
+      <w:pPr>
+        <w:rPr/>
+      </w:pPr>
+      <w:r>
+        <w:rPr>
+          <w:rtl w:val="0"/>
+        </w:rPr>
+        <w:t xml:space="preserve">O(n log k)</w:t>
+      </w:r>
+    </w:p>
+    <w:p>
+      <w:pPr>
+        <w:rPr/>
+      </w:pPr>
+      <w:r>
+        <w:rPr>
+          <w:rtl w:val="0"/>
+        </w:rPr>
+      </w:r>
+    </w:p>
+    <w:p>
+      <w:pPr>
+        <w:rPr/>
+      </w:pPr>
+      <w:r>
+        <w:pict>
+          <v:rect style="width:0.0pt;height:1.5pt" o:hr="t" o:hrstd="t" o:hralign="center" fillcolor="#A0A0A0" stroked="f"/>
+        </w:pict>
+      </w:r>
+      <w:r>
+        <w:rPr>
+          <w:rtl w:val="0"/>
+        </w:rPr>
+      </w:r>
+    </w:p>
+    <w:p>
+      <w:pPr>
+        <w:pStyle w:val="Heading1"/>
+        <w:keepNext w:val="0"/>
+        <w:keepLines w:val="0"/>
+        <w:spacing w:before="480" w:lineRule="auto"/>
+        <w:rPr>
+          <w:b w:val="1"/>
+          <w:bCs w:val="1"/>
+          <w:sz w:val="46"/>
+          <w:szCs w:val="46"/>
+        </w:rPr>
+      </w:pPr>
+      <w:bookmarkStart w:colFirst="0" w:colLast="0" w:name="_35j44nnyn74c" w:id="23"/>
+      <w:bookmarkEnd w:id="23"/>
+      <w:r>
+        <w:rPr>
+          <w:b w:val="1"/>
+          <w:bCs w:val="1"/>
+          <w:sz w:val="46"/>
+          <w:szCs w:val="46"/>
+          <w:rtl w:val="0"/>
+        </w:rPr>
+        <w:t xml:space="preserve">6. Binary Search</w:t>
+      </w:r>
+    </w:p>
+    <w:p>
+      <w:pPr>
+        <w:pStyle w:val="Heading3"/>
+        <w:keepNext w:val="0"/>
+        <w:keepLines w:val="0"/>
+        <w:spacing w:before="280" w:lineRule="auto"/>
+        <w:rPr>
+          <w:b w:val="1"/>
+          <w:bCs w:val="1"/>
+          <w:color w:val="000000"/>
+          <w:sz w:val="26"/>
+          <w:szCs w:val="26"/>
+        </w:rPr>
+      </w:pPr>
+      <w:bookmarkStart w:colFirst="0" w:colLast="0" w:name="_pmsy7iba26bs" w:id="24"/>
+      <w:bookmarkEnd w:id="24"/>
+      <w:r>
+        <w:rPr>
+          <w:b w:val="1"/>
+          <w:bCs w:val="1"/>
+          <w:color w:val="000000"/>
+          <w:sz w:val="26"/>
+          <w:szCs w:val="26"/>
+          <w:rtl w:val="0"/>
+        </w:rPr>
+        <w:t xml:space="preserve">Use When</w:t>
+      </w:r>
+    </w:p>
+    <w:p>
+      <w:pPr>
+        <w:numPr>
+          <w:ilvl w:val="0"/>
+          <w:numId w:val="18"/>
+        </w:numPr>
+        <w:spacing w:after="0" w:afterAutospacing="0" w:before="240" w:lineRule="auto"/>
+        <w:ind w:left="720" w:hanging="360"/>
+      </w:pPr>
+      <w:r>
+        <w:rPr>
+          <w:b w:val="1"/>
+          <w:bCs w:val="1"/>
+          <w:rtl w:val="0"/>
+        </w:rPr>
+        <w:t xml:space="preserve">Sorted data</w:t>
+      </w:r>
+    </w:p>
+    <w:p>
+      <w:pPr>
+        <w:numPr>
+          <w:ilvl w:val="0"/>
+          <w:numId w:val="18"/>
+        </w:numPr>
+        <w:spacing w:after="240" w:before="0" w:beforeAutospacing="0" w:lineRule="auto"/>
+        <w:ind w:left="720" w:hanging="360"/>
+      </w:pPr>
+      <w:r>
+        <w:rPr>
+          <w:rtl w:val="0"/>
+        </w:rPr>
+        <w:t xml:space="preserve">Need </w:t>
+      </w:r>
+      <w:r>
+        <w:rPr>
+          <w:b w:val="1"/>
+          <w:bCs w:val="1"/>
+          <w:rtl w:val="0"/>
+        </w:rPr>
+        <w:t xml:space="preserve">logarithmic search</w:t>
+      </w:r>
+    </w:p>
+    <w:p>
+      <w:pPr>
+        <w:pStyle w:val="Heading3"/>
+        <w:keepNext w:val="0"/>
+        <w:keepLines w:val="0"/>
+        <w:spacing w:before="280" w:lineRule="auto"/>
+        <w:rPr>
+          <w:b w:val="1"/>
+          <w:bCs w:val="1"/>
+          <w:color w:val="000000"/>
+          <w:sz w:val="26"/>
+          <w:szCs w:val="26"/>
+        </w:rPr>
+      </w:pPr>
+      <w:bookmarkStart w:colFirst="0" w:colLast="0" w:name="_hde6reo2r9nw" w:id="25"/>
+      <w:bookmarkEnd w:id="25"/>
+      <w:r>
+        <w:rPr>
+          <w:b w:val="1"/>
+          <w:bCs w:val="1"/>
+          <w:color w:val="000000"/>
+          <w:sz w:val="26"/>
+          <w:szCs w:val="26"/>
+          <w:rtl w:val="0"/>
+        </w:rPr>
+        <w:t xml:space="preserve">Typical Problems</w:t>
+      </w:r>
+    </w:p>
+    <w:p>
+      <w:pPr>
+        <w:numPr>
+          <w:ilvl w:val="0"/>
+          <w:numId w:val="15"/>
+        </w:numPr>
+        <w:spacing w:after="0" w:afterAutospacing="0" w:before="240" w:lineRule="auto"/>
+        <w:ind w:left="720" w:hanging="360"/>
+      </w:pPr>
+      <w:r>
+        <w:rPr>
+          <w:rtl w:val="0"/>
+        </w:rPr>
+        <w:t xml:space="preserve">Search in rotated array</w:t>
+      </w:r>
+    </w:p>
+    <w:p>
+      <w:pPr>
+        <w:numPr>
+          <w:ilvl w:val="0"/>
+          <w:numId w:val="15"/>
+        </w:numPr>
+        <w:spacing w:after="0" w:afterAutospacing="0" w:before="0" w:beforeAutospacing="0" w:lineRule="auto"/>
+        <w:ind w:left="720" w:hanging="360"/>
+      </w:pPr>
+      <w:r>
+        <w:rPr>
+          <w:rtl w:val="0"/>
+        </w:rPr>
+        <w:t xml:space="preserve">Find peak element</w:t>
+      </w:r>
+    </w:p>
+    <w:p>
+      <w:pPr>
+        <w:numPr>
+          <w:ilvl w:val="0"/>
+          <w:numId w:val="15"/>
+        </w:numPr>
+        <w:spacing w:after="240" w:before="0" w:beforeAutospacing="0" w:lineRule="auto"/>
+        <w:ind w:left="720" w:hanging="360"/>
+      </w:pPr>
+      <w:r>
+        <w:rPr>
+          <w:rtl w:val="0"/>
+        </w:rPr>
+        <w:t xml:space="preserve">Median of two arrays</w:t>
+      </w:r>
+    </w:p>
+    <w:p>
+      <w:pPr>
+        <w:pStyle w:val="Heading3"/>
+        <w:keepNext w:val="0"/>
+        <w:keepLines w:val="0"/>
+        <w:spacing w:before="280" w:lineRule="auto"/>
+        <w:rPr>
+          <w:b w:val="1"/>
+          <w:bCs w:val="1"/>
+          <w:color w:val="000000"/>
+          <w:sz w:val="26"/>
+          <w:szCs w:val="26"/>
+        </w:rPr>
+      </w:pPr>
+      <w:bookmarkStart w:colFirst="0" w:colLast="0" w:name="_schtq8haxgwo" w:id="26"/>
+      <w:bookmarkEnd w:id="26"/>
+      <w:r>
+        <w:rPr>
+          <w:b w:val="1"/>
+          <w:bCs w:val="1"/>
+          <w:color w:val="000000"/>
+          <w:sz w:val="26"/>
+          <w:szCs w:val="26"/>
+          <w:rtl w:val="0"/>
+        </w:rPr>
+        <w:t xml:space="preserve">Java Example</w:t>
+      </w:r>
+    </w:p>
+    <w:p>
+      <w:pPr>
+        <w:rPr/>
+      </w:pPr>
+      <w:r>
+        <w:rPr>
+          <w:rtl w:val="0"/>
+        </w:rPr>
+        <w:t xml:space="preserve">int left = 0;</w:t>
+      </w:r>
+    </w:p>
+    <w:p>
+      <w:pPr>
+        <w:rPr/>
+      </w:pPr>
+      <w:r>
+        <w:rPr>
+          <w:rtl w:val="0"/>
+        </w:rPr>
+        <w:t xml:space="preserve">int right = nums.length-1;</w:t>
+      </w:r>
+    </w:p>
+    <w:p>
+      <w:pPr>
+        <w:rPr/>
+      </w:pPr>
+      <w:r>
+        <w:rPr>
+          <w:rtl w:val="0"/>
+        </w:rPr>
+      </w:r>
+    </w:p>
+    <w:p>
+      <w:pPr>
+        <w:rPr/>
+      </w:pPr>
+      <w:r>
+        <w:rPr>
+          <w:rtl w:val="0"/>
+        </w:rPr>
+        <w:t xml:space="preserve">while(left &lt;= right){</w:t>
+      </w:r>
+    </w:p>
+    <w:p>
+      <w:pPr>
+        <w:rPr/>
+      </w:pPr>
+      <w:r>
+        <w:rPr>
+          <w:rtl w:val="0"/>
+        </w:rPr>
+      </w:r>
+    </w:p>
+    <w:p>
+      <w:pPr>
+        <w:rPr/>
+      </w:pPr>
+      <w:r>
+        <w:rPr>
+          <w:rtl w:val="0"/>
+        </w:rPr>
+        <w:t xml:space="preserve">    int mid = left + (right-left)/2;</w:t>
+      </w:r>
+    </w:p>
+    <w:p>
+      <w:pPr>
+        <w:rPr/>
+      </w:pPr>
+      <w:r>
+        <w:rPr>
+          <w:rtl w:val="0"/>
+        </w:rPr>
+      </w:r>
+    </w:p>
+    <w:p>
+      <w:pPr>
+        <w:rPr/>
+      </w:pPr>
+      <w:r>
+        <w:rPr>
+          <w:rtl w:val="0"/>
+        </w:rPr>
+        <w:t xml:space="preserve">    if(nums[mid] == target) return mid;</w:t>
+      </w:r>
+    </w:p>
+    <w:p>
+      <w:pPr>
+        <w:rPr/>
+      </w:pPr>
+      <w:r>
+        <w:rPr>
+          <w:rtl w:val="0"/>
+        </w:rPr>
+      </w:r>
+    </w:p>
+    <w:p>
+      <w:pPr>
+        <w:rPr/>
+      </w:pPr>
+      <w:r>
+        <w:rPr>
+          <w:rtl w:val="0"/>
+        </w:rPr>
+        <w:t xml:space="preserve">    if(nums[mid] &lt; target) left = mid+1;</w:t>
+      </w:r>
+    </w:p>
+    <w:p>
+      <w:pPr>
+        <w:rPr/>
+      </w:pPr>
+      <w:r>
+        <w:rPr>
+          <w:rtl w:val="0"/>
+        </w:rPr>
+        <w:t xml:space="preserve">    else right = mid-1;</w:t>
+      </w:r>
+    </w:p>
+    <w:p>
+      <w:pPr>
+        <w:rPr/>
+      </w:pPr>
+      <w:r>
+        <w:rPr>
+          <w:rtl w:val="0"/>
+        </w:rPr>
+        <w:t xml:space="preserve">}</w:t>
+      </w:r>
+    </w:p>
+    <w:p>
+      <w:pPr>
+        <w:rPr/>
+      </w:pPr>
+      <w:r>
+        <w:rPr>
+          <w:rtl w:val="0"/>
+        </w:rPr>
+      </w:r>
+    </w:p>
+    <w:p>
+      <w:pPr>
+        <w:rPr/>
+      </w:pPr>
+      <w:r>
+        <w:pict>
+          <v:rect style="width:0.0pt;height:1.5pt" o:hr="t" o:hrstd="t" o:hralign="center" fillcolor="#A0A0A0" stroked="f"/>
+        </w:pict>
+      </w:r>
+      <w:r>
+        <w:rPr>
+          <w:rtl w:val="0"/>
+        </w:rPr>
+      </w:r>
+    </w:p>
+    <w:p>
+      <w:pPr>
+        <w:pStyle w:val="Heading1"/>
+        <w:keepNext w:val="0"/>
+        <w:keepLines w:val="0"/>
+        <w:spacing w:before="480" w:lineRule="auto"/>
+        <w:rPr>
+          <w:b w:val="1"/>
+          <w:bCs w:val="1"/>
+          <w:sz w:val="46"/>
+          <w:szCs w:val="46"/>
+        </w:rPr>
+      </w:pPr>
+      <w:bookmarkStart w:colFirst="0" w:colLast="0" w:name="_on139wd5coce" w:id="27"/>
+      <w:bookmarkEnd w:id="27"/>
+      <w:r>
+        <w:rPr>
+          <w:b w:val="1"/>
+          <w:bCs w:val="1"/>
+          <w:sz w:val="46"/>
+          <w:szCs w:val="46"/>
+          <w:rtl w:val="0"/>
+        </w:rPr>
+        <w:t xml:space="preserve">7. DFS / Recursion</w:t>
+      </w:r>
+    </w:p>
+    <w:p>
+      <w:pPr>
+        <w:pStyle w:val="Heading3"/>
+        <w:keepNext w:val="0"/>
+        <w:keepLines w:val="0"/>
+        <w:spacing w:before="280" w:lineRule="auto"/>
+        <w:rPr>
+          <w:b w:val="1"/>
+          <w:bCs w:val="1"/>
+          <w:color w:val="000000"/>
+          <w:sz w:val="26"/>
+          <w:szCs w:val="26"/>
+        </w:rPr>
+      </w:pPr>
+      <w:bookmarkStart w:colFirst="0" w:colLast="0" w:name="_fg3yetza4prw" w:id="28"/>
+      <w:bookmarkEnd w:id="28"/>
+      <w:r>
+        <w:rPr>
+          <w:b w:val="1"/>
+          <w:bCs w:val="1"/>
+          <w:color w:val="000000"/>
+          <w:sz w:val="26"/>
+          <w:szCs w:val="26"/>
+          <w:rtl w:val="0"/>
+        </w:rPr>
+        <w:t xml:space="preserve">Use When</w:t>
+      </w:r>
+    </w:p>
+    <w:p>
+      <w:pPr>
+        <w:numPr>
+          <w:ilvl w:val="0"/>
+          <w:numId w:val="2"/>
+        </w:numPr>
+        <w:spacing w:after="0" w:afterAutospacing="0" w:before="240" w:lineRule="auto"/>
+        <w:ind w:left="720" w:hanging="360"/>
+      </w:pPr>
+      <w:r>
+        <w:rPr>
+          <w:rtl w:val="0"/>
+        </w:rPr>
+        <w:t xml:space="preserve">Trees</w:t>
+      </w:r>
+    </w:p>
+    <w:p>
+      <w:pPr>
+        <w:numPr>
+          <w:ilvl w:val="0"/>
+          <w:numId w:val="2"/>
+        </w:numPr>
+        <w:spacing w:after="0" w:afterAutospacing="0" w:before="0" w:beforeAutospacing="0" w:lineRule="auto"/>
+        <w:ind w:left="720" w:hanging="360"/>
+      </w:pPr>
+      <w:r>
+        <w:rPr>
+          <w:rtl w:val="0"/>
+        </w:rPr>
+        <w:t xml:space="preserve">Graph traversal</w:t>
+      </w:r>
+    </w:p>
+    <w:p>
+      <w:pPr>
+        <w:numPr>
+          <w:ilvl w:val="0"/>
+          <w:numId w:val="2"/>
+        </w:numPr>
+        <w:spacing w:after="240" w:before="0" w:beforeAutospacing="0" w:lineRule="auto"/>
+        <w:ind w:left="720" w:hanging="360"/>
+      </w:pPr>
+      <w:r>
+        <w:rPr>
+          <w:rtl w:val="0"/>
+        </w:rPr>
+        <w:t xml:space="preserve">Backtracking</w:t>
+      </w:r>
+    </w:p>
+    <w:p>
+      <w:pPr>
+        <w:pStyle w:val="Heading3"/>
+        <w:keepNext w:val="0"/>
+        <w:keepLines w:val="0"/>
+        <w:spacing w:before="280" w:lineRule="auto"/>
+        <w:rPr>
+          <w:b w:val="1"/>
+          <w:bCs w:val="1"/>
+          <w:color w:val="000000"/>
+          <w:sz w:val="26"/>
+          <w:szCs w:val="26"/>
+        </w:rPr>
+      </w:pPr>
+      <w:bookmarkStart w:colFirst="0" w:colLast="0" w:name="_hvueyc2j41nl" w:id="29"/>
+      <w:bookmarkEnd w:id="29"/>
+      <w:r>
+        <w:rPr>
+          <w:b w:val="1"/>
+          <w:bCs w:val="1"/>
+          <w:color w:val="000000"/>
+          <w:sz w:val="26"/>
+          <w:szCs w:val="26"/>
+          <w:rtl w:val="0"/>
+        </w:rPr>
+        <w:t xml:space="preserve">Typical Problems</w:t>
+      </w:r>
+    </w:p>
+    <w:p>
+      <w:pPr>
+        <w:numPr>
+          <w:ilvl w:val="0"/>
+          <w:numId w:val="7"/>
+        </w:numPr>
+        <w:spacing w:after="0" w:afterAutospacing="0" w:before="240" w:lineRule="auto"/>
+        <w:ind w:left="720" w:hanging="360"/>
+      </w:pPr>
+      <w:r>
+        <w:rPr>
+          <w:rtl w:val="0"/>
+        </w:rPr>
+        <w:t xml:space="preserve">Tree depth</w:t>
+      </w:r>
+    </w:p>
+    <w:p>
+      <w:pPr>
+        <w:numPr>
+          <w:ilvl w:val="0"/>
+          <w:numId w:val="7"/>
+        </w:numPr>
+        <w:spacing w:after="0" w:afterAutospacing="0" w:before="0" w:beforeAutospacing="0" w:lineRule="auto"/>
+        <w:ind w:left="720" w:hanging="360"/>
+      </w:pPr>
+      <w:r>
+        <w:rPr>
+          <w:rtl w:val="0"/>
+        </w:rPr>
+        <w:t xml:space="preserve">Path sum</w:t>
+      </w:r>
+    </w:p>
+    <w:p>
+      <w:pPr>
+        <w:numPr>
+          <w:ilvl w:val="0"/>
+          <w:numId w:val="7"/>
+        </w:numPr>
+        <w:spacing w:after="240" w:before="0" w:beforeAutospacing="0" w:lineRule="auto"/>
+        <w:ind w:left="720" w:hanging="360"/>
+      </w:pPr>
+      <w:r>
+        <w:rPr>
+          <w:rtl w:val="0"/>
+        </w:rPr>
+        <w:t xml:space="preserve">Number of islands</w:t>
+      </w:r>
+    </w:p>
+    <w:p>
+      <w:pPr>
+        <w:pStyle w:val="Heading3"/>
+        <w:keepNext w:val="0"/>
+        <w:keepLines w:val="0"/>
+        <w:spacing w:before="280" w:lineRule="auto"/>
+        <w:rPr>
+          <w:b w:val="1"/>
+          <w:bCs w:val="1"/>
+          <w:color w:val="000000"/>
+          <w:sz w:val="26"/>
+          <w:szCs w:val="26"/>
+        </w:rPr>
+      </w:pPr>
+      <w:bookmarkStart w:colFirst="0" w:colLast="0" w:name="_giw2u68saeh0" w:id="30"/>
+      <w:bookmarkEnd w:id="30"/>
+      <w:r>
+        <w:rPr>
+          <w:b w:val="1"/>
+          <w:bCs w:val="1"/>
+          <w:color w:val="000000"/>
+          <w:sz w:val="26"/>
+          <w:szCs w:val="26"/>
+          <w:rtl w:val="0"/>
+        </w:rPr>
+        <w:t xml:space="preserve">Java Example</w:t>
+      </w:r>
+    </w:p>
+    <w:p>
+      <w:pPr>
+        <w:rPr/>
+      </w:pPr>
+      <w:r>
+        <w:rPr>
+          <w:rtl w:val="0"/>
+        </w:rPr>
+        <w:t xml:space="preserve">void dfs(int[][] grid,int i,int j){</w:t>
+      </w:r>
+    </w:p>
+    <w:p>
+      <w:pPr>
+        <w:rPr/>
+      </w:pPr>
+      <w:r>
+        <w:rPr>
+          <w:rtl w:val="0"/>
+        </w:rPr>
+      </w:r>
+    </w:p>
+    <w:p>
+      <w:pPr>
+        <w:rPr/>
+      </w:pPr>
+      <w:r>
+        <w:rPr>
+          <w:rtl w:val="0"/>
+        </w:rPr>
+        <w:t xml:space="preserve">    if(i&lt;0 || j&lt;0 || i&gt;=grid.length || j&gt;=grid[0].length || grid[i][j]==0)</w:t>
+      </w:r>
+    </w:p>
+    <w:p>
+      <w:pPr>
+        <w:rPr/>
+      </w:pPr>
+      <w:r>
+        <w:rPr>
+          <w:rtl w:val="0"/>
+        </w:rPr>
+        <w:t xml:space="preserve">        return;</w:t>
+      </w:r>
+    </w:p>
+    <w:p>
+      <w:pPr>
+        <w:rPr/>
+      </w:pPr>
+      <w:r>
+        <w:rPr>
+          <w:rtl w:val="0"/>
+        </w:rPr>
+      </w:r>
+    </w:p>
+    <w:p>
+      <w:pPr>
+        <w:rPr/>
+      </w:pPr>
+      <w:r>
+        <w:rPr>
+          <w:rtl w:val="0"/>
+        </w:rPr>
+        <w:t xml:space="preserve">    grid[i][j] = 0;</w:t>
+      </w:r>
+    </w:p>
+    <w:p>
+      <w:pPr>
+        <w:rPr/>
+      </w:pPr>
+      <w:r>
+        <w:rPr>
+          <w:rtl w:val="0"/>
+        </w:rPr>
+      </w:r>
+    </w:p>
+    <w:p>
+      <w:pPr>
+        <w:rPr/>
+      </w:pPr>
+      <w:r>
+        <w:rPr>
+          <w:rtl w:val="0"/>
+        </w:rPr>
+        <w:t xml:space="preserve">    dfs(grid,i+1,j);</w:t>
+      </w:r>
+    </w:p>
+    <w:p>
+      <w:pPr>
+        <w:rPr/>
+      </w:pPr>
+      <w:r>
+        <w:rPr>
+          <w:rtl w:val="0"/>
+        </w:rPr>
+        <w:t xml:space="preserve">    dfs(grid,i-1,j);</w:t>
+      </w:r>
+    </w:p>
+    <w:p>
+      <w:pPr>
+        <w:rPr/>
+      </w:pPr>
+      <w:r>
+        <w:rPr>
+          <w:rtl w:val="0"/>
+        </w:rPr>
+        <w:t xml:space="preserve">    dfs(grid,i,j+1);</w:t>
+      </w:r>
+    </w:p>
+    <w:p>
+      <w:pPr>
+        <w:rPr/>
+      </w:pPr>
+      <w:r>
+        <w:rPr>
+          <w:rtl w:val="0"/>
+        </w:rPr>
+        <w:t xml:space="preserve">    dfs(grid,i,j-1);</w:t>
+      </w:r>
+    </w:p>
+    <w:p>
+      <w:pPr>
+        <w:rPr/>
+      </w:pPr>
+      <w:r>
+        <w:rPr>
+          <w:rtl w:val="0"/>
+        </w:rPr>
+        <w:t xml:space="preserve">}</w:t>
+      </w:r>
+    </w:p>
+    <w:p>
+      <w:pPr>
+        <w:rPr/>
+      </w:pPr>
+      <w:r>
+        <w:rPr>
+          <w:rtl w:val="0"/>
+        </w:rPr>
+      </w:r>
+    </w:p>
+    <w:p>
+      <w:pPr>
+        <w:rPr/>
+      </w:pPr>
+      <w:r>
+        <w:pict>
+          <v:rect style="width:0.0pt;height:1.5pt" o:hr="t" o:hrstd="t" o:hralign="center" fillcolor="#A0A0A0" stroked="f"/>
+        </w:pict>
+      </w:r>
+      <w:r>
+        <w:rPr>
+          <w:rtl w:val="0"/>
+        </w:rPr>
+      </w:r>
+    </w:p>
+    <w:p>
+      <w:pPr>
+        <w:pStyle w:val="Heading1"/>
+        <w:keepNext w:val="0"/>
+        <w:keepLines w:val="0"/>
+        <w:spacing w:before="480" w:lineRule="auto"/>
+        <w:rPr>
+          <w:b w:val="1"/>
+          <w:bCs w:val="1"/>
+          <w:sz w:val="46"/>
+          <w:szCs w:val="46"/>
+        </w:rPr>
+      </w:pPr>
+      <w:bookmarkStart w:colFirst="0" w:colLast="0" w:name="_k3bdxhdzzgii" w:id="31"/>
+      <w:bookmarkEnd w:id="31"/>
+      <w:r>
+        <w:rPr>
+          <w:b w:val="1"/>
+          <w:bCs w:val="1"/>
+          <w:sz w:val="46"/>
+          <w:szCs w:val="46"/>
+          <w:rtl w:val="0"/>
+        </w:rPr>
+        <w:t xml:space="preserve">8. BFS / Queue</w:t>
+      </w:r>
+    </w:p>
+    <w:p>
+      <w:pPr>
+        <w:pStyle w:val="Heading3"/>
+        <w:keepNext w:val="0"/>
+        <w:keepLines w:val="0"/>
+        <w:spacing w:before="280" w:lineRule="auto"/>
+        <w:rPr>
+          <w:b w:val="1"/>
+          <w:bCs w:val="1"/>
+          <w:color w:val="000000"/>
+          <w:sz w:val="26"/>
+          <w:szCs w:val="26"/>
+        </w:rPr>
+      </w:pPr>
+      <w:bookmarkStart w:colFirst="0" w:colLast="0" w:name="_bsnlmkgt1p62" w:id="32"/>
+      <w:bookmarkEnd w:id="32"/>
+      <w:r>
+        <w:rPr>
+          <w:b w:val="1"/>
+          <w:bCs w:val="1"/>
+          <w:color w:val="000000"/>
+          <w:sz w:val="26"/>
+          <w:szCs w:val="26"/>
+          <w:rtl w:val="0"/>
+        </w:rPr>
+        <w:t xml:space="preserve">Use When</w:t>
+      </w:r>
+    </w:p>
+    <w:p>
+      <w:pPr>
+        <w:numPr>
+          <w:ilvl w:val="0"/>
+          <w:numId w:val="1"/>
+        </w:numPr>
+        <w:spacing w:after="0" w:afterAutospacing="0" w:before="240" w:lineRule="auto"/>
+        <w:ind w:left="720" w:hanging="360"/>
+      </w:pPr>
+      <w:r>
+        <w:rPr>
+          <w:b w:val="1"/>
+          <w:bCs w:val="1"/>
+          <w:rtl w:val="0"/>
+        </w:rPr>
+        <w:t xml:space="preserve">Shortest path</w:t>
+      </w:r>
+    </w:p>
+    <w:p>
+      <w:pPr>
+        <w:numPr>
+          <w:ilvl w:val="0"/>
+          <w:numId w:val="1"/>
+        </w:numPr>
+        <w:spacing w:after="240" w:before="0" w:beforeAutospacing="0" w:lineRule="auto"/>
+        <w:ind w:left="720" w:hanging="360"/>
+      </w:pPr>
+      <w:r>
+        <w:rPr>
+          <w:b w:val="1"/>
+          <w:bCs w:val="1"/>
+          <w:rtl w:val="0"/>
+        </w:rPr>
+        <w:t xml:space="preserve">Level order traversal</w:t>
+      </w:r>
+    </w:p>
+    <w:p>
+      <w:pPr>
+        <w:pStyle w:val="Heading3"/>
+        <w:keepNext w:val="0"/>
+        <w:keepLines w:val="0"/>
+        <w:spacing w:before="280" w:lineRule="auto"/>
+        <w:rPr>
+          <w:b w:val="1"/>
+          <w:bCs w:val="1"/>
+          <w:color w:val="000000"/>
+          <w:sz w:val="26"/>
+          <w:szCs w:val="26"/>
+        </w:rPr>
+      </w:pPr>
+      <w:bookmarkStart w:colFirst="0" w:colLast="0" w:name="_j8nqkunl1nur" w:id="33"/>
+      <w:bookmarkEnd w:id="33"/>
+      <w:r>
+        <w:rPr>
+          <w:b w:val="1"/>
+          <w:bCs w:val="1"/>
+          <w:color w:val="000000"/>
+          <w:sz w:val="26"/>
+          <w:szCs w:val="26"/>
+          <w:rtl w:val="0"/>
+        </w:rPr>
+        <w:t xml:space="preserve">Typical Problems</w:t>
+      </w:r>
+    </w:p>
+    <w:p>
+      <w:pPr>
+        <w:numPr>
+          <w:ilvl w:val="0"/>
+          <w:numId w:val="23"/>
+        </w:numPr>
+        <w:spacing w:after="0" w:afterAutospacing="0" w:before="240" w:lineRule="auto"/>
+        <w:ind w:left="720" w:hanging="360"/>
+      </w:pPr>
+      <w:r>
+        <w:rPr>
+          <w:rtl w:val="0"/>
+        </w:rPr>
+        <w:t xml:space="preserve">Word ladder</w:t>
+      </w:r>
+    </w:p>
+    <w:p>
+      <w:pPr>
+        <w:numPr>
+          <w:ilvl w:val="0"/>
+          <w:numId w:val="23"/>
+        </w:numPr>
+        <w:spacing w:after="0" w:afterAutospacing="0" w:before="0" w:beforeAutospacing="0" w:lineRule="auto"/>
+        <w:ind w:left="720" w:hanging="360"/>
+      </w:pPr>
+      <w:r>
+        <w:rPr>
+          <w:rtl w:val="0"/>
+        </w:rPr>
+        <w:t xml:space="preserve">Level order traversal</w:t>
+      </w:r>
+    </w:p>
+    <w:p>
+      <w:pPr>
+        <w:numPr>
+          <w:ilvl w:val="0"/>
+          <w:numId w:val="23"/>
+        </w:numPr>
+        <w:spacing w:after="240" w:before="0" w:beforeAutospacing="0" w:lineRule="auto"/>
+        <w:ind w:left="720" w:hanging="360"/>
+      </w:pPr>
+      <w:r>
+        <w:rPr>
+          <w:rtl w:val="0"/>
+        </w:rPr>
+        <w:t xml:space="preserve">Shortest path in grid</w:t>
+      </w:r>
+    </w:p>
+    <w:p>
+      <w:pPr>
+        <w:pStyle w:val="Heading3"/>
+        <w:keepNext w:val="0"/>
+        <w:keepLines w:val="0"/>
+        <w:spacing w:before="280" w:lineRule="auto"/>
+        <w:rPr>
+          <w:b w:val="1"/>
+          <w:bCs w:val="1"/>
+          <w:color w:val="000000"/>
+          <w:sz w:val="26"/>
+          <w:szCs w:val="26"/>
+        </w:rPr>
+      </w:pPr>
+      <w:bookmarkStart w:colFirst="0" w:colLast="0" w:name="_8bp6cc3eykjz" w:id="34"/>
+      <w:bookmarkEnd w:id="34"/>
+      <w:r>
+        <w:rPr>
+          <w:b w:val="1"/>
+          <w:bCs w:val="1"/>
+          <w:color w:val="000000"/>
+          <w:sz w:val="26"/>
+          <w:szCs w:val="26"/>
+          <w:rtl w:val="0"/>
+        </w:rPr>
+        <w:t xml:space="preserve">Java Example</w:t>
+      </w:r>
+    </w:p>
+    <w:p>
+      <w:pPr>
+        <w:rPr/>
+      </w:pPr>
+      <w:r>
+        <w:rPr>
+          <w:rtl w:val="0"/>
+        </w:rPr>
+        <w:t xml:space="preserve">Queue&lt;Node&gt; queue = new LinkedList&lt;&gt;();</w:t>
+      </w:r>
+    </w:p>
+    <w:p>
+      <w:pPr>
+        <w:rPr/>
+      </w:pPr>
+      <w:r>
+        <w:rPr>
+          <w:rtl w:val="0"/>
+        </w:rPr>
+      </w:r>
+    </w:p>
+    <w:p>
+      <w:pPr>
+        <w:rPr/>
+      </w:pPr>
+      <w:r>
+        <w:rPr>
+          <w:rtl w:val="0"/>
+        </w:rPr>
+        <w:t xml:space="preserve">queue.offer(root);</w:t>
+      </w:r>
+    </w:p>
+    <w:p>
+      <w:pPr>
+        <w:rPr/>
+      </w:pPr>
+      <w:r>
+        <w:rPr>
+          <w:rtl w:val="0"/>
+        </w:rPr>
+      </w:r>
+    </w:p>
+    <w:p>
+      <w:pPr>
+        <w:rPr/>
+      </w:pPr>
+      <w:r>
+        <w:rPr>
+          <w:rtl w:val="0"/>
+        </w:rPr>
+        <w:t xml:space="preserve">while(!queue.isEmpty()){</w:t>
+      </w:r>
+    </w:p>
+    <w:p>
+      <w:pPr>
+        <w:rPr/>
+      </w:pPr>
+      <w:r>
+        <w:rPr>
+          <w:rtl w:val="0"/>
+        </w:rPr>
+      </w:r>
+    </w:p>
+    <w:p>
+      <w:pPr>
+        <w:rPr/>
+      </w:pPr>
+      <w:r>
+        <w:rPr>
+          <w:rtl w:val="0"/>
+        </w:rPr>
+        <w:t xml:space="preserve">    Node node = queue.poll();</w:t>
+      </w:r>
+    </w:p>
+    <w:p>
+      <w:pPr>
+        <w:rPr/>
+      </w:pPr>
+      <w:r>
+        <w:rPr>
+          <w:rtl w:val="0"/>
+        </w:rPr>
+      </w:r>
+    </w:p>
+    <w:p>
+      <w:pPr>
+        <w:rPr/>
+      </w:pPr>
+      <w:r>
+        <w:rPr>
+          <w:rtl w:val="0"/>
+        </w:rPr>
+        <w:t xml:space="preserve">    if(node.left != null) queue.offer(node.left);</w:t>
+      </w:r>
+    </w:p>
+    <w:p>
+      <w:pPr>
+        <w:rPr/>
+      </w:pPr>
+      <w:r>
+        <w:rPr>
+          <w:rtl w:val="0"/>
+        </w:rPr>
+        <w:t xml:space="preserve">    if(node.right != null) queue.offer(node.right);</w:t>
+      </w:r>
+    </w:p>
+    <w:p>
+      <w:pPr>
+        <w:rPr/>
+      </w:pPr>
+      <w:r>
+        <w:rPr>
+          <w:rtl w:val="0"/>
+        </w:rPr>
+        <w:t xml:space="preserve">}</w:t>
+      </w:r>
+    </w:p>
+    <w:p>
+      <w:pPr>
+        <w:rPr/>
+      </w:pPr>
+      <w:r>
+        <w:rPr>
+          <w:rtl w:val="0"/>
+        </w:rPr>
+      </w:r>
+    </w:p>
+    <w:p>
+      <w:pPr>
+        <w:rPr/>
+      </w:pPr>
+      <w:r>
+        <w:pict>
+          <v:rect style="width:0.0pt;height:1.5pt" o:hr="t" o:hrstd="t" o:hralign="center" fillcolor="#A0A0A0" stroked="f"/>
+        </w:pict>
+      </w:r>
+      <w:r>
+        <w:rPr>
+          <w:rtl w:val="0"/>
+        </w:rPr>
+      </w:r>
+    </w:p>
+    <w:p>
+      <w:pPr>
+        <w:pStyle w:val="Heading1"/>
+        <w:keepNext w:val="0"/>
+        <w:keepLines w:val="0"/>
+        <w:spacing w:before="480" w:lineRule="auto"/>
+        <w:rPr>
+          <w:b w:val="1"/>
+          <w:bCs w:val="1"/>
+          <w:sz w:val="46"/>
+          <w:szCs w:val="46"/>
+        </w:rPr>
+      </w:pPr>
+      <w:bookmarkStart w:colFirst="0" w:colLast="0" w:name="_ceckw0otydvd" w:id="35"/>
+      <w:bookmarkEnd w:id="35"/>
+      <w:r>
+        <w:rPr>
+          <w:b w:val="1"/>
+          <w:bCs w:val="1"/>
+          <w:sz w:val="46"/>
+          <w:szCs w:val="46"/>
+          <w:rtl w:val="0"/>
+        </w:rPr>
+        <w:t xml:space="preserve">9. Dynamic Programming</w:t>
+      </w:r>
+    </w:p>
+    <w:p>
+      <w:pPr>
+        <w:pStyle w:val="Heading3"/>
+        <w:keepNext w:val="0"/>
+        <w:keepLines w:val="0"/>
+        <w:spacing w:before="280" w:lineRule="auto"/>
+        <w:rPr>
+          <w:b w:val="1"/>
+          <w:bCs w:val="1"/>
+          <w:color w:val="000000"/>
+          <w:sz w:val="26"/>
+          <w:szCs w:val="26"/>
+        </w:rPr>
+      </w:pPr>
+      <w:bookmarkStart w:colFirst="0" w:colLast="0" w:name="_jpwefrf63uii" w:id="36"/>
+      <w:bookmarkEnd w:id="36"/>
+      <w:r>
+        <w:rPr>
+          <w:b w:val="1"/>
+          <w:bCs w:val="1"/>
+          <w:color w:val="000000"/>
+          <w:sz w:val="26"/>
+          <w:szCs w:val="26"/>
+          <w:rtl w:val="0"/>
+        </w:rPr>
+        <w:t xml:space="preserve">Use When</w:t>
+      </w:r>
+    </w:p>
+    <w:p>
+      <w:pPr>
+        <w:numPr>
+          <w:ilvl w:val="0"/>
+          <w:numId w:val="14"/>
+        </w:numPr>
+        <w:spacing w:after="0" w:afterAutospacing="0" w:before="240" w:lineRule="auto"/>
+        <w:ind w:left="720" w:hanging="360"/>
+      </w:pPr>
+      <w:r>
+        <w:rPr>
+          <w:b w:val="1"/>
+          <w:bCs w:val="1"/>
+          <w:rtl w:val="0"/>
+        </w:rPr>
+        <w:t xml:space="preserve">Overlapping subproblems</w:t>
+      </w:r>
+    </w:p>
+    <w:p>
+      <w:pPr>
+        <w:numPr>
+          <w:ilvl w:val="0"/>
+          <w:numId w:val="14"/>
+        </w:numPr>
+        <w:spacing w:after="240" w:before="0" w:beforeAutospacing="0" w:lineRule="auto"/>
+        <w:ind w:left="720" w:hanging="360"/>
+      </w:pPr>
+      <w:r>
+        <w:rPr>
+          <w:b w:val="1"/>
+          <w:bCs w:val="1"/>
+          <w:rtl w:val="0"/>
+        </w:rPr>
+        <w:t xml:space="preserve">Optimization decisions</w:t>
+      </w:r>
+    </w:p>
+    <w:p>
+      <w:pPr>
+        <w:pStyle w:val="Heading3"/>
+        <w:keepNext w:val="0"/>
+        <w:keepLines w:val="0"/>
+        <w:spacing w:before="280" w:lineRule="auto"/>
+        <w:rPr>
+          <w:b w:val="1"/>
+          <w:bCs w:val="1"/>
+          <w:color w:val="000000"/>
+          <w:sz w:val="26"/>
+          <w:szCs w:val="26"/>
+        </w:rPr>
+      </w:pPr>
+      <w:bookmarkStart w:colFirst="0" w:colLast="0" w:name="_2mb4iealknu7" w:id="37"/>
+      <w:bookmarkEnd w:id="37"/>
+      <w:r>
+        <w:rPr>
+          <w:b w:val="1"/>
+          <w:bCs w:val="1"/>
+          <w:color w:val="000000"/>
+          <w:sz w:val="26"/>
+          <w:szCs w:val="26"/>
+          <w:rtl w:val="0"/>
+        </w:rPr>
+        <w:t xml:space="preserve">Typical Problems</w:t>
+      </w:r>
+    </w:p>
+    <w:p>
+      <w:pPr>
+        <w:numPr>
+          <w:ilvl w:val="0"/>
+          <w:numId w:val="3"/>
+        </w:numPr>
+        <w:spacing w:after="0" w:afterAutospacing="0" w:before="240" w:lineRule="auto"/>
+        <w:ind w:left="720" w:hanging="360"/>
+      </w:pPr>
+      <w:r>
+        <w:rPr>
+          <w:rtl w:val="0"/>
+        </w:rPr>
+        <w:t xml:space="preserve">Fibonacci</w:t>
+      </w:r>
+    </w:p>
+    <w:p>
+      <w:pPr>
+        <w:numPr>
+          <w:ilvl w:val="0"/>
+          <w:numId w:val="3"/>
+        </w:numPr>
+        <w:spacing w:after="0" w:afterAutospacing="0" w:before="0" w:beforeAutospacing="0" w:lineRule="auto"/>
+        <w:ind w:left="720" w:hanging="360"/>
+      </w:pPr>
+      <w:r>
+        <w:rPr>
+          <w:rtl w:val="0"/>
+        </w:rPr>
+        <w:t xml:space="preserve">Coin change</w:t>
+      </w:r>
+    </w:p>
+    <w:p>
+      <w:pPr>
+        <w:numPr>
+          <w:ilvl w:val="0"/>
+          <w:numId w:val="3"/>
+        </w:numPr>
+        <w:spacing w:after="240" w:before="0" w:beforeAutospacing="0" w:lineRule="auto"/>
+        <w:ind w:left="720" w:hanging="360"/>
+      </w:pPr>
+      <w:r>
+        <w:rPr>
+          <w:rtl w:val="0"/>
+        </w:rPr>
+        <w:t xml:space="preserve">Longest increasing subsequence</w:t>
+      </w:r>
+    </w:p>
+    <w:p>
+      <w:pPr>
+        <w:pStyle w:val="Heading3"/>
+        <w:keepNext w:val="0"/>
+        <w:keepLines w:val="0"/>
+        <w:spacing w:before="280" w:lineRule="auto"/>
+        <w:rPr>
+          <w:b w:val="1"/>
+          <w:bCs w:val="1"/>
+          <w:color w:val="000000"/>
+          <w:sz w:val="26"/>
+          <w:szCs w:val="26"/>
+        </w:rPr>
+      </w:pPr>
+      <w:bookmarkStart w:colFirst="0" w:colLast="0" w:name="_en6swwrlixgq" w:id="38"/>
+      <w:bookmarkEnd w:id="38"/>
+      <w:r>
+        <w:rPr>
+          <w:b w:val="1"/>
+          <w:bCs w:val="1"/>
+          <w:color w:val="000000"/>
+          <w:sz w:val="26"/>
+          <w:szCs w:val="26"/>
+          <w:rtl w:val="0"/>
+        </w:rPr>
+        <w:t xml:space="preserve">Java Example</w:t>
+      </w:r>
+    </w:p>
+    <w:p>
+      <w:pPr>
+        <w:rPr/>
+      </w:pPr>
+      <w:r>
+        <w:rPr>
+          <w:rtl w:val="0"/>
+        </w:rPr>
+        <w:t xml:space="preserve">int[] dp = new int[n+1];</w:t>
+      </w:r>
+    </w:p>
+    <w:p>
+      <w:pPr>
+        <w:rPr/>
+      </w:pPr>
+      <w:r>
+        <w:rPr>
+          <w:rtl w:val="0"/>
+        </w:rPr>
+      </w:r>
+    </w:p>
+    <w:p>
+      <w:pPr>
+        <w:rPr/>
+      </w:pPr>
+      <w:r>
+        <w:rPr>
+          <w:rtl w:val="0"/>
+        </w:rPr>
+        <w:t xml:space="preserve">dp[0] = 0;</w:t>
+      </w:r>
+    </w:p>
+    <w:p>
+      <w:pPr>
+        <w:rPr/>
+      </w:pPr>
+      <w:r>
+        <w:rPr>
+          <w:rtl w:val="0"/>
+        </w:rPr>
+        <w:t xml:space="preserve">dp[1] = 1;</w:t>
+      </w:r>
+    </w:p>
+    <w:p>
+      <w:pPr>
+        <w:rPr/>
+      </w:pPr>
+      <w:r>
+        <w:rPr>
+          <w:rtl w:val="0"/>
+        </w:rPr>
+      </w:r>
+    </w:p>
+    <w:p>
+      <w:pPr>
+        <w:rPr/>
+      </w:pPr>
+      <w:r>
+        <w:rPr>
+          <w:rtl w:val="0"/>
+        </w:rPr>
+        <w:t xml:space="preserve">for(int i=2;i&lt;=n;i++){</w:t>
+      </w:r>
+    </w:p>
+    <w:p>
+      <w:pPr>
+        <w:rPr/>
+      </w:pPr>
+      <w:r>
+        <w:rPr>
+          <w:rtl w:val="0"/>
+        </w:rPr>
+        <w:t xml:space="preserve">    dp[i] = dp[i-1] + dp[i-2];</w:t>
+      </w:r>
+    </w:p>
+    <w:p>
+      <w:pPr>
+        <w:rPr/>
+      </w:pPr>
+      <w:r>
+        <w:rPr>
+          <w:rtl w:val="0"/>
+        </w:rPr>
+        <w:t xml:space="preserve">}</w:t>
+      </w:r>
+    </w:p>
+    <w:p>
+      <w:pPr>
+        <w:rPr/>
+      </w:pPr>
+      <w:r>
+        <w:rPr>
+          <w:rtl w:val="0"/>
+        </w:rPr>
+      </w:r>
+    </w:p>
+    <w:p>
+      <w:pPr>
+        <w:rPr/>
+      </w:pPr>
+      <w:r>
+        <w:pict>
+          <v:rect style="width:0.0pt;height:1.5pt" o:hr="t" o:hrstd="t" o:hralign="center" fillcolor="#A0A0A0" stroked="f"/>
+        </w:pict>
+      </w:r>
+      <w:r>
+        <w:rPr>
+          <w:rtl w:val="0"/>
+        </w:rPr>
+      </w:r>
+    </w:p>
+    <w:p>
+      <w:pPr>
+        <w:pStyle w:val="Heading1"/>
+        <w:keepNext w:val="0"/>
+        <w:keepLines w:val="0"/>
+        <w:spacing w:before="480" w:lineRule="auto"/>
+        <w:rPr>
+          <w:b w:val="1"/>
+          <w:bCs w:val="1"/>
+          <w:sz w:val="46"/>
+          <w:szCs w:val="46"/>
+        </w:rPr>
+      </w:pPr>
+      <w:bookmarkStart w:colFirst="0" w:colLast="0" w:name="_na2f0mj5p63j" w:id="39"/>
+      <w:bookmarkEnd w:id="39"/>
+      <w:r>
+        <w:rPr>
+          <w:b w:val="1"/>
+          <w:bCs w:val="1"/>
+          <w:sz w:val="46"/>
+          <w:szCs w:val="46"/>
+          <w:rtl w:val="0"/>
+        </w:rPr>
+        <w:t xml:space="preserve">10. Greedy Algorithms</w:t>
+      </w:r>
+    </w:p>
+    <w:p>
+      <w:pPr>
+        <w:pStyle w:val="Heading3"/>
+        <w:keepNext w:val="0"/>
+        <w:keepLines w:val="0"/>
+        <w:spacing w:before="280" w:lineRule="auto"/>
+        <w:rPr>
+          <w:b w:val="1"/>
+          <w:bCs w:val="1"/>
+          <w:color w:val="000000"/>
+          <w:sz w:val="26"/>
+          <w:szCs w:val="26"/>
+        </w:rPr>
+      </w:pPr>
+      <w:bookmarkStart w:colFirst="0" w:colLast="0" w:name="_in1msprmddyi" w:id="40"/>
+      <w:bookmarkEnd w:id="40"/>
+      <w:r>
+        <w:rPr>
+          <w:b w:val="1"/>
+          <w:bCs w:val="1"/>
+          <w:color w:val="000000"/>
+          <w:sz w:val="26"/>
+          <w:szCs w:val="26"/>
+          <w:rtl w:val="0"/>
+        </w:rPr>
+        <w:t xml:space="preserve">Use When</w:t>
+      </w:r>
+    </w:p>
+    <w:p>
+      <w:pPr>
+        <w:numPr>
+          <w:ilvl w:val="0"/>
+          <w:numId w:val="10"/>
+        </w:numPr>
+        <w:spacing w:after="240" w:before="240" w:lineRule="auto"/>
+        <w:ind w:left="720" w:hanging="360"/>
+      </w:pPr>
+      <w:r>
+        <w:rPr>
+          <w:rtl w:val="0"/>
+        </w:rPr>
+        <w:t xml:space="preserve">Local optimum leads to global optimum</w:t>
+      </w:r>
+    </w:p>
+    <w:p>
+      <w:pPr>
+        <w:pStyle w:val="Heading3"/>
+        <w:keepNext w:val="0"/>
+        <w:keepLines w:val="0"/>
+        <w:spacing w:before="280" w:lineRule="auto"/>
+        <w:rPr>
+          <w:b w:val="1"/>
+          <w:bCs w:val="1"/>
+          <w:color w:val="000000"/>
+          <w:sz w:val="26"/>
+          <w:szCs w:val="26"/>
+        </w:rPr>
+      </w:pPr>
+      <w:bookmarkStart w:colFirst="0" w:colLast="0" w:name="_u1g4hhhqcndg" w:id="41"/>
+      <w:bookmarkEnd w:id="41"/>
+      <w:r>
+        <w:rPr>
+          <w:b w:val="1"/>
+          <w:bCs w:val="1"/>
+          <w:color w:val="000000"/>
+          <w:sz w:val="26"/>
+          <w:szCs w:val="26"/>
+          <w:rtl w:val="0"/>
+        </w:rPr>
+        <w:t xml:space="preserve">Typical Problems</w:t>
+      </w:r>
+    </w:p>
+    <w:p>
+      <w:pPr>
+        <w:numPr>
+          <w:ilvl w:val="0"/>
+          <w:numId w:val="22"/>
+        </w:numPr>
+        <w:spacing w:after="0" w:afterAutospacing="0" w:before="240" w:lineRule="auto"/>
+        <w:ind w:left="720" w:hanging="360"/>
+      </w:pPr>
+      <w:r>
+        <w:rPr>
+          <w:rtl w:val="0"/>
+        </w:rPr>
+        <w:t xml:space="preserve">Activity selection</w:t>
+      </w:r>
+    </w:p>
+    <w:p>
+      <w:pPr>
+        <w:numPr>
+          <w:ilvl w:val="0"/>
+          <w:numId w:val="22"/>
+        </w:numPr>
+        <w:spacing w:after="0" w:afterAutospacing="0" w:before="0" w:beforeAutospacing="0" w:lineRule="auto"/>
+        <w:ind w:left="720" w:hanging="360"/>
+      </w:pPr>
+      <w:r>
+        <w:rPr>
+          <w:rtl w:val="0"/>
+        </w:rPr>
+        <w:t xml:space="preserve">Interval scheduling</w:t>
+      </w:r>
+    </w:p>
+    <w:p>
+      <w:pPr>
+        <w:numPr>
+          <w:ilvl w:val="0"/>
+          <w:numId w:val="22"/>
+        </w:numPr>
+        <w:spacing w:after="240" w:before="0" w:beforeAutospacing="0" w:lineRule="auto"/>
+        <w:ind w:left="720" w:hanging="360"/>
+      </w:pPr>
+      <w:r>
+        <w:rPr>
+          <w:rtl w:val="0"/>
+        </w:rPr>
+        <w:t xml:space="preserve">Jump game</w:t>
+      </w:r>
+    </w:p>
+    <w:p>
+      <w:pPr>
+        <w:pStyle w:val="Heading3"/>
+        <w:keepNext w:val="0"/>
+        <w:keepLines w:val="0"/>
+        <w:spacing w:before="280" w:lineRule="auto"/>
+        <w:rPr>
+          <w:b w:val="1"/>
+          <w:bCs w:val="1"/>
+          <w:color w:val="000000"/>
+          <w:sz w:val="26"/>
+          <w:szCs w:val="26"/>
+        </w:rPr>
+      </w:pPr>
+      <w:bookmarkStart w:colFirst="0" w:colLast="0" w:name="_r0je70w4wh6b" w:id="42"/>
+      <w:bookmarkEnd w:id="42"/>
+      <w:r>
+        <w:rPr>
+          <w:b w:val="1"/>
+          <w:bCs w:val="1"/>
+          <w:color w:val="000000"/>
+          <w:sz w:val="26"/>
+          <w:szCs w:val="26"/>
+          <w:rtl w:val="0"/>
+        </w:rPr>
+        <w:t xml:space="preserve">Java Example</w:t>
+      </w:r>
+    </w:p>
+    <w:p>
+      <w:pPr>
+        <w:rPr/>
+      </w:pPr>
+      <w:r>
+        <w:rPr>
+          <w:rtl w:val="0"/>
+        </w:rPr>
+        <w:t xml:space="preserve">Arrays.sort(intervals,(a,b)-&gt;a[1]-b[1]);</w:t>
+      </w:r>
+    </w:p>
+    <w:p>
+      <w:pPr>
+        <w:rPr/>
+      </w:pPr>
+      <w:r>
+        <w:rPr>
+          <w:rtl w:val="0"/>
+        </w:rPr>
+      </w:r>
+    </w:p>
+    <w:p>
+      <w:pPr>
+        <w:rPr/>
+      </w:pPr>
+      <w:r>
+        <w:rPr>
+          <w:rtl w:val="0"/>
+        </w:rPr>
+        <w:t xml:space="preserve">int count = 0;</w:t>
+      </w:r>
+    </w:p>
+    <w:p>
+      <w:pPr>
+        <w:rPr/>
+      </w:pPr>
+      <w:r>
+        <w:rPr>
+          <w:rtl w:val="0"/>
+        </w:rPr>
+        <w:t xml:space="preserve">int end = Integer.MIN_VALUE;</w:t>
+      </w:r>
+    </w:p>
+    <w:p>
+      <w:pPr>
+        <w:rPr/>
+      </w:pPr>
+      <w:r>
+        <w:rPr>
+          <w:rtl w:val="0"/>
+        </w:rPr>
+      </w:r>
+    </w:p>
+    <w:p>
+      <w:pPr>
+        <w:rPr/>
+      </w:pPr>
+      <w:r>
+        <w:rPr>
+          <w:rtl w:val="0"/>
+        </w:rPr>
+        <w:t xml:space="preserve">for(int[] interval:intervals){</w:t>
+      </w:r>
+    </w:p>
+    <w:p>
+      <w:pPr>
+        <w:rPr/>
+      </w:pPr>
+      <w:r>
+        <w:rPr>
+          <w:rtl w:val="0"/>
+        </w:rPr>
+      </w:r>
+    </w:p>
+    <w:p>
+      <w:pPr>
+        <w:rPr/>
+      </w:pPr>
+      <w:r>
+        <w:rPr>
+          <w:rtl w:val="0"/>
+        </w:rPr>
+        <w:t xml:space="preserve">    if(interval[0] &gt;= end){</w:t>
+      </w:r>
+    </w:p>
+    <w:p>
+      <w:pPr>
+        <w:rPr/>
+      </w:pPr>
+      <w:r>
+        <w:rPr>
+          <w:rtl w:val="0"/>
+        </w:rPr>
+      </w:r>
+    </w:p>
+    <w:p>
+      <w:pPr>
+        <w:rPr/>
+      </w:pPr>
+      <w:r>
+        <w:rPr>
+          <w:rtl w:val="0"/>
+        </w:rPr>
+        <w:t xml:space="preserve">        count++;</w:t>
+      </w:r>
+    </w:p>
+    <w:p>
+      <w:pPr>
+        <w:rPr/>
+      </w:pPr>
+      <w:r>
+        <w:rPr>
+          <w:rtl w:val="0"/>
+        </w:rPr>
+        <w:t xml:space="preserve">        end = interval[1];</w:t>
+      </w:r>
+    </w:p>
+    <w:p>
+      <w:pPr>
+        <w:rPr/>
+      </w:pPr>
+      <w:r>
+        <w:rPr>
+          <w:rtl w:val="0"/>
+        </w:rPr>
+        <w:t xml:space="preserve">    }</w:t>
+      </w:r>
+    </w:p>
+    <w:p>
+      <w:pPr>
+        <w:rPr/>
+      </w:pPr>
+      <w:r>
+        <w:rPr>
+          <w:rtl w:val="0"/>
+        </w:rPr>
+        <w:t xml:space="preserve">}</w:t>
+      </w:r>
+    </w:p>
+    <w:p>
+      <w:pPr>
+        <w:rPr/>
+      </w:pPr>
+      <w:r>
+        <w:rPr>
+          <w:rtl w:val="0"/>
+        </w:rPr>
+      </w:r>
+    </w:p>
+    <w:p>
+      <w:pPr>
+        <w:rPr/>
+      </w:pPr>
+      <w:r>
+        <w:pict>
+          <v:rect style="width:0.0pt;height:1.5pt" o:hr="t" o:hrstd="t" o:hralign="center" fillcolor="#A0A0A0" stroked="f"/>
+        </w:pict>
+      </w:r>
+      <w:r>
+        <w:rPr>
+          <w:rtl w:val="0"/>
+        </w:rPr>
+      </w:r>
+    </w:p>
+    <w:p>
+      <w:pPr>
+        <w:pStyle w:val="Heading1"/>
+        <w:keepNext w:val="0"/>
+        <w:keepLines w:val="0"/>
+        <w:spacing w:before="480" w:lineRule="auto"/>
+        <w:rPr>
+          <w:b w:val="1"/>
+          <w:bCs w:val="1"/>
+          <w:sz w:val="46"/>
+          <w:szCs w:val="46"/>
+        </w:rPr>
+      </w:pPr>
+      <w:bookmarkStart w:colFirst="0" w:colLast="0" w:name="_dlsubcf8vg70" w:id="43"/>
+      <w:bookmarkEnd w:id="43"/>
+      <w:r>
+        <w:rPr>
+          <w:b w:val="1"/>
+          <w:bCs w:val="1"/>
+          <w:sz w:val="46"/>
+          <w:szCs w:val="46"/>
+          <w:rtl w:val="0"/>
+        </w:rPr>
+        <w:t xml:space="preserve">11. Monotonic Stack</w:t>
+      </w:r>
+    </w:p>
+    <w:p>
+      <w:pPr>
+        <w:pStyle w:val="Heading3"/>
+        <w:keepNext w:val="0"/>
+        <w:keepLines w:val="0"/>
+        <w:spacing w:before="280" w:lineRule="auto"/>
+        <w:rPr>
+          <w:b w:val="1"/>
+          <w:bCs w:val="1"/>
+          <w:color w:val="000000"/>
+          <w:sz w:val="26"/>
+          <w:szCs w:val="26"/>
+        </w:rPr>
+      </w:pPr>
+      <w:bookmarkStart w:colFirst="0" w:colLast="0" w:name="_enrt5xlxu9td" w:id="44"/>
+      <w:bookmarkEnd w:id="44"/>
+      <w:r>
+        <w:rPr>
+          <w:b w:val="1"/>
+          <w:bCs w:val="1"/>
+          <w:color w:val="000000"/>
+          <w:sz w:val="26"/>
+          <w:szCs w:val="26"/>
+          <w:rtl w:val="0"/>
+        </w:rPr>
+        <w:t xml:space="preserve">Use When</w:t>
+      </w:r>
+    </w:p>
+    <w:p>
+      <w:pPr>
+        <w:numPr>
+          <w:ilvl w:val="0"/>
+          <w:numId w:val="20"/>
+        </w:numPr>
+        <w:spacing w:after="240" w:before="240" w:lineRule="auto"/>
+        <w:ind w:left="720" w:hanging="360"/>
+      </w:pPr>
+      <w:r>
+        <w:rPr>
+          <w:rtl w:val="0"/>
+        </w:rPr>
+        <w:t xml:space="preserve">Need </w:t>
+      </w:r>
+      <w:r>
+        <w:rPr>
+          <w:b w:val="1"/>
+          <w:bCs w:val="1"/>
+          <w:rtl w:val="0"/>
+        </w:rPr>
+        <w:t xml:space="preserve">next greater / smaller element</w:t>
+      </w:r>
+    </w:p>
+    <w:p>
+      <w:pPr>
+        <w:pStyle w:val="Heading3"/>
+        <w:keepNext w:val="0"/>
+        <w:keepLines w:val="0"/>
+        <w:spacing w:before="280" w:lineRule="auto"/>
+        <w:rPr>
+          <w:b w:val="1"/>
+          <w:bCs w:val="1"/>
+          <w:color w:val="000000"/>
+          <w:sz w:val="26"/>
+          <w:szCs w:val="26"/>
+        </w:rPr>
+      </w:pPr>
+      <w:bookmarkStart w:colFirst="0" w:colLast="0" w:name="_5j53qi7vnhks" w:id="45"/>
+      <w:bookmarkEnd w:id="45"/>
+      <w:r>
+        <w:rPr>
+          <w:b w:val="1"/>
+          <w:bCs w:val="1"/>
+          <w:color w:val="000000"/>
+          <w:sz w:val="26"/>
+          <w:szCs w:val="26"/>
+          <w:rtl w:val="0"/>
+        </w:rPr>
+        <w:t xml:space="preserve">Typical Problems</w:t>
+      </w:r>
+    </w:p>
+    <w:p>
+      <w:pPr>
+        <w:numPr>
+          <w:ilvl w:val="0"/>
+          <w:numId w:val="8"/>
+        </w:numPr>
+        <w:spacing w:after="0" w:afterAutospacing="0" w:before="240" w:lineRule="auto"/>
+        <w:ind w:left="720" w:hanging="360"/>
+      </w:pPr>
+      <w:r>
+        <w:rPr>
+          <w:rtl w:val="0"/>
+        </w:rPr>
+        <w:t xml:space="preserve">Largest rectangle in histogram</w:t>
+      </w:r>
+    </w:p>
+    <w:p>
+      <w:pPr>
+        <w:numPr>
+          <w:ilvl w:val="0"/>
+          <w:numId w:val="8"/>
+        </w:numPr>
+        <w:spacing w:after="0" w:afterAutospacing="0" w:before="0" w:beforeAutospacing="0" w:lineRule="auto"/>
+        <w:ind w:left="720" w:hanging="360"/>
+      </w:pPr>
+      <w:r>
+        <w:rPr>
+          <w:rtl w:val="0"/>
+        </w:rPr>
+        <w:t xml:space="preserve">Daily temperatures</w:t>
+      </w:r>
+    </w:p>
+    <w:p>
+      <w:pPr>
+        <w:numPr>
+          <w:ilvl w:val="0"/>
+          <w:numId w:val="8"/>
+        </w:numPr>
+        <w:spacing w:after="240" w:before="0" w:beforeAutospacing="0" w:lineRule="auto"/>
+        <w:ind w:left="720" w:hanging="360"/>
+      </w:pPr>
+      <w:r>
+        <w:rPr>
+          <w:rtl w:val="0"/>
+        </w:rPr>
+        <w:t xml:space="preserve">Next greater element</w:t>
+      </w:r>
+    </w:p>
+    <w:p>
+      <w:pPr>
+        <w:spacing w:after="240" w:before="240" w:lineRule="auto"/>
+        <w:rPr/>
+      </w:pPr>
+      <w:r>
+        <w:rPr>
+          <w:rtl w:val="0"/>
+        </w:rPr>
+        <w:t xml:space="preserve">Look for these signals in a problem:</w:t>
+      </w:r>
+    </w:p>
+    <w:p>
+      <w:pPr>
+        <w:numPr>
+          <w:ilvl w:val="0"/>
+          <w:numId w:val="21"/>
+        </w:numPr>
+        <w:spacing w:after="0" w:afterAutospacing="0" w:before="240" w:lineRule="auto"/>
+        <w:ind w:left="720" w:hanging="360"/>
+      </w:pPr>
+      <w:r>
+        <w:rPr>
+          <w:rtl w:val="0"/>
+        </w:rPr>
+        <w:t xml:space="preserve">“Next greater element”</w:t>
+        <w:br w:type="textWrapping"/>
+      </w:r>
+    </w:p>
+    <w:p>
+      <w:pPr>
+        <w:numPr>
+          <w:ilvl w:val="0"/>
+          <w:numId w:val="21"/>
+        </w:numPr>
+        <w:spacing w:after="0" w:afterAutospacing="0" w:before="0" w:beforeAutospacing="0" w:lineRule="auto"/>
+        <w:ind w:left="720" w:hanging="360"/>
+      </w:pPr>
+      <w:r>
+        <w:rPr>
+          <w:rtl w:val="0"/>
+        </w:rPr>
+        <w:t xml:space="preserve">“Next smaller element”</w:t>
+        <w:br w:type="textWrapping"/>
+      </w:r>
+    </w:p>
+    <w:p>
+      <w:pPr>
+        <w:numPr>
+          <w:ilvl w:val="0"/>
+          <w:numId w:val="21"/>
+        </w:numPr>
+        <w:spacing w:after="0" w:afterAutospacing="0" w:before="0" w:beforeAutospacing="0" w:lineRule="auto"/>
+        <w:ind w:left="720" w:hanging="360"/>
+      </w:pPr>
+      <w:r>
+        <w:rPr>
+          <w:rtl w:val="0"/>
+        </w:rPr>
+        <w:t xml:space="preserve">“Daily temperatures”</w:t>
+        <w:br w:type="textWrapping"/>
+      </w:r>
+    </w:p>
+    <w:p>
+      <w:pPr>
+        <w:numPr>
+          <w:ilvl w:val="0"/>
+          <w:numId w:val="21"/>
+        </w:numPr>
+        <w:spacing w:after="0" w:afterAutospacing="0" w:before="0" w:beforeAutospacing="0" w:lineRule="auto"/>
+        <w:ind w:left="720" w:hanging="360"/>
+      </w:pPr>
+      <w:r>
+        <w:rPr>
+          <w:rtl w:val="0"/>
+        </w:rPr>
+        <w:t xml:space="preserve">“Largest rectangle in histogram”</w:t>
+        <w:br w:type="textWrapping"/>
+      </w:r>
+    </w:p>
+    <w:p>
+      <w:pPr>
+        <w:numPr>
+          <w:ilvl w:val="0"/>
+          <w:numId w:val="21"/>
+        </w:numPr>
+        <w:spacing w:after="240" w:before="0" w:beforeAutospacing="0" w:lineRule="auto"/>
+        <w:ind w:left="720" w:hanging="360"/>
+      </w:pPr>
+      <w:r>
+        <w:rPr>
+          <w:rtl w:val="0"/>
+        </w:rPr>
+        <w:t xml:space="preserve">“Stock span problem”</w:t>
+        <w:br w:type="textWrapping"/>
+      </w:r>
+    </w:p>
+    <w:p>
+      <w:pPr>
+        <w:spacing w:after="240" w:before="240" w:lineRule="auto"/>
+        <w:rPr/>
+      </w:pPr>
+      <w:r>
+        <w:rPr>
+          <w:rtl w:val="0"/>
+        </w:rPr>
+        <w:t xml:space="preserve">If the problem asks:</w:t>
+      </w:r>
+    </w:p>
+    <w:p>
+      <w:pPr>
+        <w:spacing w:after="240" w:before="240" w:lineRule="auto"/>
+        <w:ind w:left="600" w:right="600" w:firstLine="0"/>
+        <w:rPr>
+          <w:b w:val="1"/>
+          <w:bCs w:val="1"/>
+        </w:rPr>
+      </w:pPr>
+      <w:r>
+        <w:rPr>
+          <w:rtl w:val="0"/>
+        </w:rPr>
+        <w:t xml:space="preserve">For every element, find the </w:t>
+      </w:r>
+      <w:r>
+        <w:rPr>
+          <w:b w:val="1"/>
+          <w:bCs w:val="1"/>
+          <w:rtl w:val="0"/>
+        </w:rPr>
+        <w:t xml:space="preserve">next greater/smaller element</w:t>
+      </w:r>
+    </w:p>
+    <w:p>
+      <w:pPr>
+        <w:spacing w:after="240" w:before="240" w:lineRule="auto"/>
+        <w:rPr/>
+      </w:pPr>
+      <w:r>
+        <w:rPr>
+          <w:rtl w:val="0"/>
+        </w:rPr>
+      </w:r>
+    </w:p>
+    <w:p>
+      <w:pPr>
+        <w:pStyle w:val="Heading3"/>
+        <w:keepNext w:val="0"/>
+        <w:keepLines w:val="0"/>
+        <w:spacing w:before="280" w:lineRule="auto"/>
+        <w:rPr>
+          <w:b w:val="1"/>
+          <w:bCs w:val="1"/>
+          <w:color w:val="000000"/>
+          <w:sz w:val="26"/>
+          <w:szCs w:val="26"/>
+        </w:rPr>
+      </w:pPr>
+      <w:bookmarkStart w:colFirst="0" w:colLast="0" w:name="_b09cm5wnk75q" w:id="46"/>
+      <w:bookmarkEnd w:id="46"/>
+      <w:r>
+        <w:rPr>
+          <w:b w:val="1"/>
+          <w:bCs w:val="1"/>
+          <w:color w:val="000000"/>
+          <w:sz w:val="26"/>
+          <w:szCs w:val="26"/>
+          <w:rtl w:val="0"/>
+        </w:rPr>
+        <w:t xml:space="preserve">Java Example</w:t>
+      </w:r>
+    </w:p>
+    <w:p>
+      <w:pPr>
+        <w:rPr/>
+      </w:pPr>
+      <w:r>
+        <w:rPr>
+          <w:rtl w:val="0"/>
+        </w:rPr>
+        <w:t xml:space="preserve">Stack&lt;Integer&gt; stack = new Stack&lt;&gt;();</w:t>
+      </w:r>
+    </w:p>
+    <w:p>
+      <w:pPr>
+        <w:rPr/>
+      </w:pPr>
+      <w:r>
+        <w:rPr>
+          <w:rtl w:val="0"/>
+        </w:rPr>
+      </w:r>
+    </w:p>
+    <w:p>
+      <w:pPr>
+        <w:rPr/>
+      </w:pPr>
+      <w:r>
+        <w:rPr>
+          <w:rtl w:val="0"/>
+        </w:rPr>
+        <w:t xml:space="preserve">for(int i=0;i&lt;nums.length;i++){</w:t>
+      </w:r>
+    </w:p>
+    <w:p>
+      <w:pPr>
+        <w:rPr/>
+      </w:pPr>
+      <w:r>
+        <w:rPr>
+          <w:rtl w:val="0"/>
+        </w:rPr>
+      </w:r>
+    </w:p>
+    <w:p>
+      <w:pPr>
+        <w:rPr/>
+      </w:pPr>
+      <w:r>
+        <w:rPr>
+          <w:rtl w:val="0"/>
+        </w:rPr>
+        <w:t xml:space="preserve">    while(!stack.isEmpty() &amp;&amp;</w:t>
+      </w:r>
+    </w:p>
+    <w:p>
+      <w:pPr>
+        <w:rPr/>
+      </w:pPr>
+      <w:r>
+        <w:rPr>
+          <w:rtl w:val="0"/>
+        </w:rPr>
+        <w:t xml:space="preserve">          nums[i] &gt; nums[stack.peek()]){</w:t>
+      </w:r>
+    </w:p>
+    <w:p>
+      <w:pPr>
+        <w:rPr/>
+      </w:pPr>
+      <w:r>
+        <w:rPr>
+          <w:rtl w:val="0"/>
+        </w:rPr>
+      </w:r>
+    </w:p>
+    <w:p>
+      <w:pPr>
+        <w:rPr/>
+      </w:pPr>
+      <w:r>
+        <w:rPr>
+          <w:rtl w:val="0"/>
+        </w:rPr>
+        <w:t xml:space="preserve">        int index = stack.pop();</w:t>
+      </w:r>
+    </w:p>
+    <w:p>
+      <w:pPr>
+        <w:rPr/>
+      </w:pPr>
+      <w:r>
+        <w:rPr>
+          <w:rtl w:val="0"/>
+        </w:rPr>
+        <w:t xml:space="preserve">    }</w:t>
+      </w:r>
+    </w:p>
+    <w:p>
+      <w:pPr>
+        <w:rPr/>
+      </w:pPr>
+      <w:r>
+        <w:rPr>
+          <w:rtl w:val="0"/>
+        </w:rPr>
+      </w:r>
+    </w:p>
+    <w:p>
+      <w:pPr>
+        <w:rPr/>
+      </w:pPr>
+      <w:r>
+        <w:rPr>
+          <w:rtl w:val="0"/>
+        </w:rPr>
+        <w:t xml:space="preserve">    stack.push(i);</w:t>
+      </w:r>
+    </w:p>
+    <w:p>
+      <w:pPr>
+        <w:rPr/>
+      </w:pPr>
+      <w:r>
+        <w:rPr>
+          <w:rtl w:val="0"/>
+        </w:rPr>
+        <w:t xml:space="preserve">}</w:t>
+      </w:r>
+    </w:p>
+    <w:p>
+      <w:pPr>
+        <w:rPr/>
+      </w:pPr>
+      <w:r>
+        <w:rPr>
+          <w:rtl w:val="0"/>
+        </w:rPr>
+      </w:r>
+    </w:p>
+    <w:p>
+      <w:pPr>
+        <w:rPr/>
+      </w:pPr>
+      <w:r>
+        <w:pict>
+          <v:rect style="width:0.0pt;height:1.5pt" o:hr="t" o:hrstd="t" o:hralign="center" fillcolor="#A0A0A0" stroked="f"/>
+        </w:pict>
+      </w:r>
+      <w:r>
+        <w:rPr>
+          <w:rtl w:val="0"/>
+        </w:rPr>
+      </w:r>
+    </w:p>
+    <w:p>
+      <w:pPr>
+        <w:pStyle w:val="Heading1"/>
+        <w:keepNext w:val="0"/>
+        <w:keepLines w:val="0"/>
+        <w:spacing w:before="480" w:lineRule="auto"/>
+        <w:rPr>
+          <w:b w:val="1"/>
+          <w:bCs w:val="1"/>
+          <w:sz w:val="46"/>
+          <w:szCs w:val="46"/>
+        </w:rPr>
+      </w:pPr>
+      <w:bookmarkStart w:colFirst="0" w:colLast="0" w:name="_p1hjrxujlqks" w:id="47"/>
+      <w:bookmarkEnd w:id="47"/>
+      <w:r>
+        <w:rPr>
+          <w:b w:val="1"/>
+          <w:bCs w:val="1"/>
+          <w:sz w:val="46"/>
+          <w:szCs w:val="46"/>
+          <w:rtl w:val="0"/>
+        </w:rPr>
+        <w:t xml:space="preserve">12. Union-Find (Disjoint Set)</w:t>
+      </w:r>
+    </w:p>
+    <w:p>
+      <w:pPr>
+        <w:pStyle w:val="Heading3"/>
+        <w:keepNext w:val="0"/>
+        <w:keepLines w:val="0"/>
+        <w:spacing w:before="280" w:lineRule="auto"/>
+        <w:rPr>
+          <w:b w:val="1"/>
+          <w:bCs w:val="1"/>
+          <w:color w:val="000000"/>
+          <w:sz w:val="26"/>
+          <w:szCs w:val="26"/>
+        </w:rPr>
+      </w:pPr>
+      <w:bookmarkStart w:colFirst="0" w:colLast="0" w:name="_3uz4ql4wks6z" w:id="48"/>
+      <w:bookmarkEnd w:id="48"/>
+      <w:r>
+        <w:rPr>
+          <w:b w:val="1"/>
+          <w:bCs w:val="1"/>
+          <w:color w:val="000000"/>
+          <w:sz w:val="26"/>
+          <w:szCs w:val="26"/>
+          <w:rtl w:val="0"/>
+        </w:rPr>
+        <w:t xml:space="preserve">Use When</w:t>
+      </w:r>
+    </w:p>
+    <w:p>
+      <w:pPr>
+        <w:numPr>
+          <w:ilvl w:val="0"/>
           <w:numId w:val="24"/>
         </w:numPr>
         <w:spacing w:after="0" w:afterAutospacing="0" w:before="240" w:lineRule="auto"/>
@@ -210,39 +4288,7 @@
         <w:rPr>
           <w:rtl w:val="0"/>
         </w:rPr>
-        <w:t xml:space="preserve">Two Sum</w:t>
-      </w:r>
-    </w:p>
-    <w:p>
-      <w:pPr>
-        <w:numPr>
-          <w:ilvl w:val="0"/>
-          <w:numId w:val="24"/>
-        </w:numPr>
-        <w:spacing w:after="0" w:afterAutospacing="0" w:before="0" w:beforeAutospacing="0" w:lineRule="auto"/>
-        <w:ind w:left="720" w:hanging="360"/>
-      </w:pPr>
-      <w:r>
-        <w:rPr>
-          <w:rtl w:val="0"/>
-        </w:rPr>
-        <w:t xml:space="preserve">Contains Duplicate</w:t>
-      </w:r>
-    </w:p>
-    <w:p>
-      <w:pPr>
-        <w:numPr>
-          <w:ilvl w:val="0"/>
-          <w:numId w:val="24"/>
-        </w:numPr>
-        <w:spacing w:after="0" w:afterAutospacing="0" w:before="0" w:beforeAutospacing="0" w:lineRule="auto"/>
-        <w:ind w:left="720" w:hanging="360"/>
-      </w:pPr>
-      <w:r>
-        <w:rPr>
-          <w:rtl w:val="0"/>
-        </w:rPr>
-        <w:t xml:space="preserve">Anagram detection</w:t>
+        <w:t xml:space="preserve">Graph connectivity</w:t>
       </w:r>
     </w:p>
     <w:p>
@@ -258,3908 +4304,6 @@
         <w:rPr>
           <w:rtl w:val="0"/>
         </w:rPr>
-        <w:t xml:space="preserve">Subarray Sum Equals K</w:t>
-      </w:r>
-    </w:p>
-    <w:p>
-      <w:pPr>
-        <w:pStyle w:val="Heading3"/>
-        <w:keepNext w:val="0"/>
-        <w:keepLines w:val="0"/>
-        <w:spacing w:before="280" w:lineRule="auto"/>
-        <w:rPr>
-          <w:b w:val="1"/>
-          <w:bCs w:val="1"/>
-          <w:color w:val="000000"/>
-          <w:sz w:val="26"/>
-          <w:szCs w:val="26"/>
-        </w:rPr>
-      </w:pPr>
-      <w:bookmarkStart w:colFirst="0" w:colLast="0" w:name="_2ppeyf3lh4dw" w:id="4"/>
-      <w:bookmarkEnd w:id="4"/>
-      <w:r>
-        <w:rPr>
-          <w:b w:val="1"/>
-          <w:bCs w:val="1"/>
-          <w:color w:val="000000"/>
-          <w:sz w:val="26"/>
-          <w:szCs w:val="26"/>
-          <w:rtl w:val="0"/>
-        </w:rPr>
-        <w:t xml:space="preserve">Java Example</w:t>
-      </w:r>
-    </w:p>
-    <w:p>
-      <w:pPr>
-        <w:rPr/>
-      </w:pPr>
-      <w:r>
-        <w:rPr>
-          <w:rtl w:val="0"/>
-        </w:rPr>
-        <w:t xml:space="preserve">Map&lt;Integer,Integer&gt; map = new HashMap&lt;&gt;();</w:t>
-      </w:r>
-    </w:p>
-    <w:p>
-      <w:pPr>
-        <w:rPr/>
-      </w:pPr>
-      <w:r>
-        <w:rPr>
-          <w:rtl w:val="0"/>
-        </w:rPr>
-      </w:r>
-    </w:p>
-    <w:p>
-      <w:pPr>
-        <w:rPr/>
-      </w:pPr>
-      <w:r>
-        <w:rPr>
-          <w:rtl w:val="0"/>
-        </w:rPr>
-        <w:t xml:space="preserve">for(int i=0;i&lt;nums.length;i++){</w:t>
-      </w:r>
-    </w:p>
-    <w:p>
-      <w:pPr>
-        <w:rPr/>
-      </w:pPr>
-      <w:r>
-        <w:rPr>
-          <w:rtl w:val="0"/>
-        </w:rPr>
-        <w:t xml:space="preserve">    int complement = target - nums[i];</w:t>
-      </w:r>
-    </w:p>
-    <w:p>
-      <w:pPr>
-        <w:rPr/>
-      </w:pPr>
-      <w:r>
-        <w:rPr>
-          <w:rtl w:val="0"/>
-        </w:rPr>
-      </w:r>
-    </w:p>
-    <w:p>
-      <w:pPr>
-        <w:rPr/>
-      </w:pPr>
-      <w:r>
-        <w:rPr>
-          <w:rtl w:val="0"/>
-        </w:rPr>
-        <w:t xml:space="preserve">    if(map.containsKey(complement)){</w:t>
-      </w:r>
-    </w:p>
-    <w:p>
-      <w:pPr>
-        <w:rPr/>
-      </w:pPr>
-      <w:r>
-        <w:rPr>
-          <w:rtl w:val="0"/>
-        </w:rPr>
-        <w:t xml:space="preserve">        return new int[]{map.get(complement),i};</w:t>
-      </w:r>
-    </w:p>
-    <w:p>
-      <w:pPr>
-        <w:rPr/>
-      </w:pPr>
-      <w:r>
-        <w:rPr>
-          <w:rtl w:val="0"/>
-        </w:rPr>
-        <w:t xml:space="preserve">    }</w:t>
-      </w:r>
-    </w:p>
-    <w:p>
-      <w:pPr>
-        <w:rPr/>
-      </w:pPr>
-      <w:r>
-        <w:rPr>
-          <w:rtl w:val="0"/>
-        </w:rPr>
-      </w:r>
-    </w:p>
-    <w:p>
-      <w:pPr>
-        <w:rPr/>
-      </w:pPr>
-      <w:r>
-        <w:rPr>
-          <w:rtl w:val="0"/>
-        </w:rPr>
-        <w:t xml:space="preserve">    map.put(nums[i],i);</w:t>
-      </w:r>
-    </w:p>
-    <w:p>
-      <w:pPr>
-        <w:rPr/>
-      </w:pPr>
-      <w:r>
-        <w:rPr>
-          <w:rtl w:val="0"/>
-        </w:rPr>
-        <w:t xml:space="preserve">}</w:t>
-      </w:r>
-    </w:p>
-    <w:p>
-      <w:pPr>
-        <w:rPr/>
-      </w:pPr>
-      <w:r>
-        <w:rPr>
-          <w:rtl w:val="0"/>
-        </w:rPr>
-      </w:r>
-    </w:p>
-    <w:p>
-      <w:pPr>
-        <w:pStyle w:val="Heading3"/>
-        <w:keepNext w:val="0"/>
-        <w:keepLines w:val="0"/>
-        <w:spacing w:before="280" w:lineRule="auto"/>
-        <w:rPr>
-          <w:b w:val="1"/>
-          <w:bCs w:val="1"/>
-          <w:color w:val="000000"/>
-          <w:sz w:val="26"/>
-          <w:szCs w:val="26"/>
-        </w:rPr>
-      </w:pPr>
-      <w:bookmarkStart w:colFirst="0" w:colLast="0" w:name="_catiugt62gm5" w:id="5"/>
-      <w:bookmarkEnd w:id="5"/>
-      <w:r>
-        <w:rPr>
-          <w:b w:val="1"/>
-          <w:bCs w:val="1"/>
-          <w:color w:val="000000"/>
-          <w:sz w:val="26"/>
-          <w:szCs w:val="26"/>
-          <w:rtl w:val="0"/>
-        </w:rPr>
-        <w:t xml:space="preserve">Complexity</w:t>
-      </w:r>
-    </w:p>
-    <w:p>
-      <w:pPr>
-        <w:rPr/>
-      </w:pPr>
-      <w:r>
-        <w:rPr>
-          <w:rtl w:val="0"/>
-        </w:rPr>
-        <w:t xml:space="preserve">O(n)</w:t>
-      </w:r>
-    </w:p>
-    <w:p>
-      <w:pPr>
-        <w:rPr/>
-      </w:pPr>
-      <w:r>
-        <w:rPr>
-          <w:rtl w:val="0"/>
-        </w:rPr>
-      </w:r>
-    </w:p>
-    <w:p>
-      <w:pPr>
-        <w:rPr/>
-      </w:pPr>
-      <w:r>
-        <w:pict>
-          <v:rect style="width:0.0pt;height:1.5pt" o:hr="t" o:hrstd="t" o:hralign="center" fillcolor="#A0A0A0" stroked="f"/>
-        </w:pict>
-      </w:r>
-      <w:r>
-        <w:rPr>
-          <w:rtl w:val="0"/>
-        </w:rPr>
-      </w:r>
-    </w:p>
-    <w:p>
-      <w:pPr>
-        <w:pStyle w:val="Heading1"/>
-        <w:keepNext w:val="0"/>
-        <w:keepLines w:val="0"/>
-        <w:spacing w:before="480" w:lineRule="auto"/>
-        <w:rPr>
-          <w:b w:val="1"/>
-          <w:bCs w:val="1"/>
-          <w:sz w:val="46"/>
-          <w:szCs w:val="46"/>
-        </w:rPr>
-      </w:pPr>
-      <w:bookmarkStart w:colFirst="0" w:colLast="0" w:name="_wc3sm6xq7w7u" w:id="6"/>
-      <w:bookmarkEnd w:id="6"/>
-      <w:r>
-        <w:rPr>
-          <w:b w:val="1"/>
-          <w:bCs w:val="1"/>
-          <w:sz w:val="46"/>
-          <w:szCs w:val="46"/>
-          <w:rtl w:val="0"/>
-        </w:rPr>
-        <w:t xml:space="preserve">2. Two Pointers</w:t>
-      </w:r>
-    </w:p>
-    <w:p>
-      <w:pPr>
-        <w:pStyle w:val="Heading3"/>
-        <w:keepNext w:val="0"/>
-        <w:keepLines w:val="0"/>
-        <w:spacing w:before="280" w:lineRule="auto"/>
-        <w:rPr>
-          <w:b w:val="1"/>
-          <w:bCs w:val="1"/>
-          <w:color w:val="000000"/>
-          <w:sz w:val="26"/>
-          <w:szCs w:val="26"/>
-        </w:rPr>
-      </w:pPr>
-      <w:bookmarkStart w:colFirst="0" w:colLast="0" w:name="_r0q8eo88lxym" w:id="7"/>
-      <w:bookmarkEnd w:id="7"/>
-      <w:r>
-        <w:rPr>
-          <w:b w:val="1"/>
-          <w:bCs w:val="1"/>
-          <w:color w:val="000000"/>
-          <w:sz w:val="26"/>
-          <w:szCs w:val="26"/>
-          <w:rtl w:val="0"/>
-        </w:rPr>
-        <w:t xml:space="preserve">Use When</w:t>
-      </w:r>
-    </w:p>
-    <w:p>
-      <w:pPr>
-        <w:numPr>
-          <w:ilvl w:val="0"/>
-          <w:numId w:val="13"/>
-        </w:numPr>
-        <w:spacing w:after="0" w:afterAutospacing="0" w:before="240" w:lineRule="auto"/>
-        <w:ind w:left="720" w:hanging="360"/>
-      </w:pPr>
-      <w:r>
-        <w:rPr>
-          <w:rtl w:val="0"/>
-        </w:rPr>
-        <w:t xml:space="preserve">Array is </w:t>
-      </w:r>
-      <w:r>
-        <w:rPr>
-          <w:b w:val="1"/>
-          <w:bCs w:val="1"/>
-          <w:rtl w:val="0"/>
-        </w:rPr>
-        <w:t xml:space="preserve">sorted</w:t>
-      </w:r>
-    </w:p>
-    <w:p>
-      <w:pPr>
-        <w:numPr>
-          <w:ilvl w:val="0"/>
-          <w:numId w:val="13"/>
-        </w:numPr>
-        <w:spacing w:after="0" w:afterAutospacing="0" w:before="0" w:beforeAutospacing="0" w:lineRule="auto"/>
-        <w:ind w:left="720" w:hanging="360"/>
-      </w:pPr>
-      <w:r>
-        <w:rPr>
-          <w:rtl w:val="0"/>
-        </w:rPr>
-        <w:t xml:space="preserve">Finding </w:t>
-      </w:r>
-      <w:r>
-        <w:rPr>
-          <w:b w:val="1"/>
-          <w:bCs w:val="1"/>
-          <w:rtl w:val="0"/>
-        </w:rPr>
-        <w:t xml:space="preserve">pairs</w:t>
-      </w:r>
-    </w:p>
-    <w:p>
-      <w:pPr>
-        <w:numPr>
-          <w:ilvl w:val="0"/>
-          <w:numId w:val="13"/>
-        </w:numPr>
-        <w:spacing w:after="240" w:before="0" w:beforeAutospacing="0" w:lineRule="auto"/>
-        <w:ind w:left="720" w:hanging="360"/>
-      </w:pPr>
-      <w:r>
-        <w:rPr>
-          <w:rtl w:val="0"/>
-        </w:rPr>
-        <w:t xml:space="preserve">Working from </w:t>
-      </w:r>
-      <w:r>
-        <w:rPr>
-          <w:b w:val="1"/>
-          <w:bCs w:val="1"/>
-          <w:rtl w:val="0"/>
-        </w:rPr>
-        <w:t xml:space="preserve">both ends</w:t>
-      </w:r>
-    </w:p>
-    <w:p>
-      <w:pPr>
-        <w:pStyle w:val="Heading3"/>
-        <w:keepNext w:val="0"/>
-        <w:keepLines w:val="0"/>
-        <w:spacing w:before="280" w:lineRule="auto"/>
-        <w:rPr>
-          <w:b w:val="1"/>
-          <w:bCs w:val="1"/>
-          <w:color w:val="000000"/>
-          <w:sz w:val="26"/>
-          <w:szCs w:val="26"/>
-        </w:rPr>
-      </w:pPr>
-      <w:bookmarkStart w:colFirst="0" w:colLast="0" w:name="_v0us53cciq7n" w:id="8"/>
-      <w:bookmarkEnd w:id="8"/>
-      <w:r>
-        <w:rPr>
-          <w:b w:val="1"/>
-          <w:bCs w:val="1"/>
-          <w:color w:val="000000"/>
-          <w:sz w:val="26"/>
-          <w:szCs w:val="26"/>
-          <w:rtl w:val="0"/>
-        </w:rPr>
-        <w:t xml:space="preserve">Typical Problems</w:t>
-      </w:r>
-    </w:p>
-    <w:p>
-      <w:pPr>
-        <w:numPr>
-          <w:ilvl w:val="0"/>
-          <w:numId w:val="11"/>
-        </w:numPr>
-        <w:spacing w:after="0" w:afterAutospacing="0" w:before="240" w:lineRule="auto"/>
-        <w:ind w:left="720" w:hanging="360"/>
-      </w:pPr>
-      <w:r>
-        <w:rPr>
-          <w:rtl w:val="0"/>
-        </w:rPr>
-        <w:t xml:space="preserve">Container With Most Water</w:t>
-      </w:r>
-    </w:p>
-    <w:p>
-      <w:pPr>
-        <w:numPr>
-          <w:ilvl w:val="0"/>
-          <w:numId w:val="11"/>
-        </w:numPr>
-        <w:spacing w:after="0" w:afterAutospacing="0" w:before="0" w:beforeAutospacing="0" w:lineRule="auto"/>
-        <w:ind w:left="720" w:hanging="360"/>
-      </w:pPr>
-      <w:r>
-        <w:rPr>
-          <w:rtl w:val="0"/>
-        </w:rPr>
-        <w:t xml:space="preserve">Remove duplicates</w:t>
-      </w:r>
-    </w:p>
-    <w:p>
-      <w:pPr>
-        <w:numPr>
-          <w:ilvl w:val="0"/>
-          <w:numId w:val="11"/>
-        </w:numPr>
-        <w:spacing w:after="0" w:afterAutospacing="0" w:before="0" w:beforeAutospacing="0" w:lineRule="auto"/>
-        <w:ind w:left="720" w:hanging="360"/>
-      </w:pPr>
-      <w:r>
-        <w:rPr>
-          <w:rtl w:val="0"/>
-        </w:rPr>
-        <w:t xml:space="preserve">Two Sum II</w:t>
-      </w:r>
-    </w:p>
-    <w:p>
-      <w:pPr>
-        <w:numPr>
-          <w:ilvl w:val="0"/>
-          <w:numId w:val="11"/>
-        </w:numPr>
-        <w:spacing w:after="240" w:before="0" w:beforeAutospacing="0" w:lineRule="auto"/>
-        <w:ind w:left="720" w:hanging="360"/>
-      </w:pPr>
-      <w:r>
-        <w:rPr>
-          <w:rtl w:val="0"/>
-        </w:rPr>
-        <w:t xml:space="preserve">Reverse array</w:t>
-      </w:r>
-    </w:p>
-    <w:p>
-      <w:pPr>
-        <w:pStyle w:val="Heading3"/>
-        <w:keepNext w:val="0"/>
-        <w:keepLines w:val="0"/>
-        <w:spacing w:before="280" w:lineRule="auto"/>
-        <w:rPr>
-          <w:b w:val="1"/>
-          <w:bCs w:val="1"/>
-          <w:color w:val="000000"/>
-          <w:sz w:val="26"/>
-          <w:szCs w:val="26"/>
-        </w:rPr>
-      </w:pPr>
-      <w:bookmarkStart w:colFirst="0" w:colLast="0" w:name="_lpwxa0nyz5tp" w:id="9"/>
-      <w:bookmarkEnd w:id="9"/>
-      <w:r>
-        <w:rPr>
-          <w:b w:val="1"/>
-          <w:bCs w:val="1"/>
-          <w:color w:val="000000"/>
-          <w:sz w:val="26"/>
-          <w:szCs w:val="26"/>
-          <w:rtl w:val="0"/>
-        </w:rPr>
-        <w:t xml:space="preserve">Java Example</w:t>
-      </w:r>
-    </w:p>
-    <w:p>
-      <w:pPr>
-        <w:rPr/>
-      </w:pPr>
-      <w:r>
-        <w:rPr>
-          <w:rtl w:val="0"/>
-        </w:rPr>
-        <w:t xml:space="preserve">int left = 0;</w:t>
-      </w:r>
-    </w:p>
-    <w:p>
-      <w:pPr>
-        <w:rPr/>
-      </w:pPr>
-      <w:r>
-        <w:rPr>
-          <w:rtl w:val="0"/>
-        </w:rPr>
-        <w:t xml:space="preserve">int right = arr.length-1;</w:t>
-      </w:r>
-    </w:p>
-    <w:p>
-      <w:pPr>
-        <w:rPr/>
-      </w:pPr>
-      <w:r>
-        <w:rPr>
-          <w:rtl w:val="0"/>
-        </w:rPr>
-      </w:r>
-    </w:p>
-    <w:p>
-      <w:pPr>
-        <w:rPr/>
-      </w:pPr>
-      <w:r>
-        <w:rPr>
-          <w:rtl w:val="0"/>
-        </w:rPr>
-        <w:t xml:space="preserve">while(left &lt; right){</w:t>
-      </w:r>
-    </w:p>
-    <w:p>
-      <w:pPr>
-        <w:rPr/>
-      </w:pPr>
-      <w:r>
-        <w:rPr>
-          <w:rtl w:val="0"/>
-        </w:rPr>
-      </w:r>
-    </w:p>
-    <w:p>
-      <w:pPr>
-        <w:rPr/>
-      </w:pPr>
-      <w:r>
-        <w:rPr>
-          <w:rtl w:val="0"/>
-        </w:rPr>
-        <w:t xml:space="preserve">    int sum = arr[left] + arr[right];</w:t>
-      </w:r>
-    </w:p>
-    <w:p>
-      <w:pPr>
-        <w:rPr/>
-      </w:pPr>
-      <w:r>
-        <w:rPr>
-          <w:rtl w:val="0"/>
-        </w:rPr>
-      </w:r>
-    </w:p>
-    <w:p>
-      <w:pPr>
-        <w:rPr/>
-      </w:pPr>
-      <w:r>
-        <w:rPr>
-          <w:rtl w:val="0"/>
-        </w:rPr>
-        <w:t xml:space="preserve">    if(sum == target) return true;</w:t>
-      </w:r>
-    </w:p>
-    <w:p>
-      <w:pPr>
-        <w:rPr/>
-      </w:pPr>
-      <w:r>
-        <w:rPr>
-          <w:rtl w:val="0"/>
-        </w:rPr>
-        <w:t xml:space="preserve">    else if(sum &lt; target) left++;</w:t>
-      </w:r>
-    </w:p>
-    <w:p>
-      <w:pPr>
-        <w:rPr/>
-      </w:pPr>
-      <w:r>
-        <w:rPr>
-          <w:rtl w:val="0"/>
-        </w:rPr>
-        <w:t xml:space="preserve">    else right--;</w:t>
-      </w:r>
-    </w:p>
-    <w:p>
-      <w:pPr>
-        <w:rPr/>
-      </w:pPr>
-      <w:r>
-        <w:rPr>
-          <w:rtl w:val="0"/>
-        </w:rPr>
-        <w:t xml:space="preserve">}</w:t>
-      </w:r>
-    </w:p>
-    <w:p>
-      <w:pPr>
-        <w:rPr/>
-      </w:pPr>
-      <w:r>
-        <w:rPr>
-          <w:rtl w:val="0"/>
-        </w:rPr>
-      </w:r>
-    </w:p>
-    <w:p>
-      <w:pPr>
-        <w:rPr/>
-      </w:pPr>
-      <w:r>
-        <w:pict>
-          <v:rect style="width:0.0pt;height:1.5pt" o:hr="t" o:hrstd="t" o:hralign="center" fillcolor="#A0A0A0" stroked="f"/>
-        </w:pict>
-      </w:r>
-      <w:r>
-        <w:rPr>
-          <w:rtl w:val="0"/>
-        </w:rPr>
-      </w:r>
-    </w:p>
-    <w:p>
-      <w:pPr>
-        <w:pStyle w:val="Heading1"/>
-        <w:keepNext w:val="0"/>
-        <w:keepLines w:val="0"/>
-        <w:spacing w:before="480" w:lineRule="auto"/>
-        <w:rPr>
-          <w:b w:val="1"/>
-          <w:bCs w:val="1"/>
-          <w:sz w:val="46"/>
-          <w:szCs w:val="46"/>
-        </w:rPr>
-      </w:pPr>
-      <w:bookmarkStart w:colFirst="0" w:colLast="0" w:name="_4atyhl1tmf6d" w:id="10"/>
-      <w:bookmarkEnd w:id="10"/>
-      <w:r>
-        <w:rPr>
-          <w:b w:val="1"/>
-          <w:bCs w:val="1"/>
-          <w:sz w:val="46"/>
-          <w:szCs w:val="46"/>
-          <w:rtl w:val="0"/>
-        </w:rPr>
-        <w:t xml:space="preserve">3. Sliding Window</w:t>
-      </w:r>
-    </w:p>
-    <w:p>
-      <w:pPr>
-        <w:pStyle w:val="Heading3"/>
-        <w:keepNext w:val="0"/>
-        <w:keepLines w:val="0"/>
-        <w:spacing w:before="280" w:lineRule="auto"/>
-        <w:rPr>
-          <w:b w:val="1"/>
-          <w:bCs w:val="1"/>
-          <w:color w:val="000000"/>
-          <w:sz w:val="26"/>
-          <w:szCs w:val="26"/>
-        </w:rPr>
-      </w:pPr>
-      <w:bookmarkStart w:colFirst="0" w:colLast="0" w:name="_4chp1avd9076" w:id="11"/>
-      <w:bookmarkEnd w:id="11"/>
-      <w:r>
-        <w:rPr>
-          <w:b w:val="1"/>
-          <w:bCs w:val="1"/>
-          <w:color w:val="000000"/>
-          <w:sz w:val="26"/>
-          <w:szCs w:val="26"/>
-          <w:rtl w:val="0"/>
-        </w:rPr>
-        <w:t xml:space="preserve">Use When</w:t>
-      </w:r>
-    </w:p>
-    <w:p>
-      <w:pPr>
-        <w:numPr>
-          <w:ilvl w:val="0"/>
-          <w:numId w:val="5"/>
-        </w:numPr>
-        <w:spacing w:after="0" w:afterAutospacing="0" w:before="240" w:lineRule="auto"/>
-        <w:ind w:left="720" w:hanging="360"/>
-      </w:pPr>
-      <w:r>
-        <w:rPr>
-          <w:b w:val="1"/>
-          <w:bCs w:val="1"/>
-          <w:rtl w:val="0"/>
-        </w:rPr>
-        <w:t xml:space="preserve">Contiguous subarray / substring</w:t>
-      </w:r>
-    </w:p>
-    <w:p>
-      <w:pPr>
-        <w:numPr>
-          <w:ilvl w:val="0"/>
-          <w:numId w:val="5"/>
-        </w:numPr>
-        <w:spacing w:after="240" w:before="0" w:beforeAutospacing="0" w:lineRule="auto"/>
-        <w:ind w:left="720" w:hanging="360"/>
-      </w:pPr>
-      <w:r>
-        <w:rPr>
-          <w:rtl w:val="0"/>
-        </w:rPr>
-        <w:t xml:space="preserve">Need </w:t>
-      </w:r>
-      <w:r>
-        <w:rPr>
-          <w:b w:val="1"/>
-          <w:bCs w:val="1"/>
-          <w:rtl w:val="0"/>
-        </w:rPr>
-        <w:t xml:space="preserve">longest / shortest window</w:t>
-      </w:r>
-    </w:p>
-    <w:p>
-      <w:pPr>
-        <w:pStyle w:val="Heading3"/>
-        <w:keepNext w:val="0"/>
-        <w:keepLines w:val="0"/>
-        <w:spacing w:before="280" w:lineRule="auto"/>
-        <w:rPr>
-          <w:b w:val="1"/>
-          <w:bCs w:val="1"/>
-          <w:color w:val="000000"/>
-          <w:sz w:val="26"/>
-          <w:szCs w:val="26"/>
-        </w:rPr>
-      </w:pPr>
-      <w:bookmarkStart w:colFirst="0" w:colLast="0" w:name="_t3dfb7js0mno" w:id="12"/>
-      <w:bookmarkEnd w:id="12"/>
-      <w:r>
-        <w:rPr>
-          <w:b w:val="1"/>
-          <w:bCs w:val="1"/>
-          <w:color w:val="000000"/>
-          <w:sz w:val="26"/>
-          <w:szCs w:val="26"/>
-          <w:rtl w:val="0"/>
-        </w:rPr>
-        <w:t xml:space="preserve">Typical Problems</w:t>
-      </w:r>
-    </w:p>
-    <w:p>
-      <w:pPr>
-        <w:numPr>
-          <w:ilvl w:val="0"/>
-          <w:numId w:val="9"/>
-        </w:numPr>
-        <w:spacing w:after="0" w:afterAutospacing="0" w:before="240" w:lineRule="auto"/>
-        <w:ind w:left="720" w:hanging="360"/>
-      </w:pPr>
-      <w:r>
-        <w:rPr>
-          <w:rtl w:val="0"/>
-        </w:rPr>
-        <w:t xml:space="preserve">Longest substring without repeating characters</w:t>
-      </w:r>
-    </w:p>
-    <w:p>
-      <w:pPr>
-        <w:numPr>
-          <w:ilvl w:val="0"/>
-          <w:numId w:val="9"/>
-        </w:numPr>
-        <w:spacing w:after="0" w:afterAutospacing="0" w:before="0" w:beforeAutospacing="0" w:lineRule="auto"/>
-        <w:ind w:left="720" w:hanging="360"/>
-      </w:pPr>
-      <w:r>
-        <w:rPr>
-          <w:rtl w:val="0"/>
-        </w:rPr>
-        <w:t xml:space="preserve">Maximum sum subarray</w:t>
-      </w:r>
-    </w:p>
-    <w:p>
-      <w:pPr>
-        <w:numPr>
-          <w:ilvl w:val="0"/>
-          <w:numId w:val="9"/>
-        </w:numPr>
-        <w:spacing w:after="240" w:before="0" w:beforeAutospacing="0" w:lineRule="auto"/>
-        <w:ind w:left="720" w:hanging="360"/>
-      </w:pPr>
-      <w:r>
-        <w:rPr>
-          <w:rtl w:val="0"/>
-        </w:rPr>
-        <w:t xml:space="preserve">Minimum window substring</w:t>
-      </w:r>
-    </w:p>
-    <w:p>
-      <w:pPr>
-        <w:pStyle w:val="Heading3"/>
-        <w:keepNext w:val="0"/>
-        <w:keepLines w:val="0"/>
-        <w:spacing w:before="280" w:lineRule="auto"/>
-        <w:rPr>
-          <w:b w:val="1"/>
-          <w:bCs w:val="1"/>
-          <w:color w:val="000000"/>
-          <w:sz w:val="26"/>
-          <w:szCs w:val="26"/>
-        </w:rPr>
-      </w:pPr>
-      <w:bookmarkStart w:colFirst="0" w:colLast="0" w:name="_nqxor2pyg2zk" w:id="13"/>
-      <w:bookmarkEnd w:id="13"/>
-      <w:r>
-        <w:rPr>
-          <w:b w:val="1"/>
-          <w:bCs w:val="1"/>
-          <w:color w:val="000000"/>
-          <w:sz w:val="26"/>
-          <w:szCs w:val="26"/>
-          <w:rtl w:val="0"/>
-        </w:rPr>
-        <w:t xml:space="preserve">Java Example</w:t>
-      </w:r>
-    </w:p>
-    <w:p>
-      <w:pPr>
-        <w:rPr/>
-      </w:pPr>
-      <w:r>
-        <w:rPr>
-          <w:rtl w:val="0"/>
-        </w:rPr>
-        <w:t xml:space="preserve">Set&lt;Character&gt; set = new HashSet&lt;&gt;();</w:t>
-      </w:r>
-    </w:p>
-    <w:p>
-      <w:pPr>
-        <w:rPr/>
-      </w:pPr>
-      <w:r>
-        <w:rPr>
-          <w:rtl w:val="0"/>
-        </w:rPr>
-      </w:r>
-    </w:p>
-    <w:p>
-      <w:pPr>
-        <w:rPr/>
-      </w:pPr>
-      <w:r>
-        <w:rPr>
-          <w:rtl w:val="0"/>
-        </w:rPr>
-        <w:t xml:space="preserve">int left = 0;</w:t>
-      </w:r>
-    </w:p>
-    <w:p>
-      <w:pPr>
-        <w:rPr/>
-      </w:pPr>
-      <w:r>
-        <w:rPr>
-          <w:rtl w:val="0"/>
-        </w:rPr>
-        <w:t xml:space="preserve">int max = 0;</w:t>
-      </w:r>
-    </w:p>
-    <w:p>
-      <w:pPr>
-        <w:rPr/>
-      </w:pPr>
-      <w:r>
-        <w:rPr>
-          <w:rtl w:val="0"/>
-        </w:rPr>
-      </w:r>
-    </w:p>
-    <w:p>
-      <w:pPr>
-        <w:rPr/>
-      </w:pPr>
-      <w:r>
-        <w:rPr>
-          <w:rtl w:val="0"/>
-        </w:rPr>
-        <w:t xml:space="preserve">for(int right=0;right&lt;s.length();right++){</w:t>
-      </w:r>
-    </w:p>
-    <w:p>
-      <w:pPr>
-        <w:rPr/>
-      </w:pPr>
-      <w:r>
-        <w:rPr>
-          <w:rtl w:val="0"/>
-        </w:rPr>
-      </w:r>
-    </w:p>
-    <w:p>
-      <w:pPr>
-        <w:rPr/>
-      </w:pPr>
-      <w:r>
-        <w:rPr>
-          <w:rtl w:val="0"/>
-        </w:rPr>
-        <w:t xml:space="preserve">    while(set.contains(s.charAt(right))){</w:t>
-      </w:r>
-    </w:p>
-    <w:p>
-      <w:pPr>
-        <w:rPr/>
-      </w:pPr>
-      <w:r>
-        <w:rPr>
-          <w:rtl w:val="0"/>
-        </w:rPr>
-        <w:t xml:space="preserve">        set.remove(s.charAt(left));</w:t>
-      </w:r>
-    </w:p>
-    <w:p>
-      <w:pPr>
-        <w:rPr/>
-      </w:pPr>
-      <w:r>
-        <w:rPr>
-          <w:rtl w:val="0"/>
-        </w:rPr>
-        <w:t xml:space="preserve">        left++;</w:t>
-      </w:r>
-    </w:p>
-    <w:p>
-      <w:pPr>
-        <w:rPr/>
-      </w:pPr>
-      <w:r>
-        <w:rPr>
-          <w:rtl w:val="0"/>
-        </w:rPr>
-        <w:t xml:space="preserve">    }</w:t>
-      </w:r>
-    </w:p>
-    <w:p>
-      <w:pPr>
-        <w:rPr/>
-      </w:pPr>
-      <w:r>
-        <w:rPr>
-          <w:rtl w:val="0"/>
-        </w:rPr>
-      </w:r>
-    </w:p>
-    <w:p>
-      <w:pPr>
-        <w:rPr/>
-      </w:pPr>
-      <w:r>
-        <w:rPr>
-          <w:rtl w:val="0"/>
-        </w:rPr>
-        <w:t xml:space="preserve">    set.add(s.charAt(right));</w:t>
-      </w:r>
-    </w:p>
-    <w:p>
-      <w:pPr>
-        <w:rPr/>
-      </w:pPr>
-      <w:r>
-        <w:rPr>
-          <w:rtl w:val="0"/>
-        </w:rPr>
-        <w:t xml:space="preserve">    max = Math.max(max,right-left+1);</w:t>
-      </w:r>
-    </w:p>
-    <w:p>
-      <w:pPr>
-        <w:rPr/>
-      </w:pPr>
-      <w:r>
-        <w:rPr>
-          <w:rtl w:val="0"/>
-        </w:rPr>
-        <w:t xml:space="preserve">}</w:t>
-      </w:r>
-    </w:p>
-    <w:p>
-      <w:pPr>
-        <w:rPr/>
-      </w:pPr>
-      <w:r>
-        <w:rPr>
-          <w:rtl w:val="0"/>
-        </w:rPr>
-      </w:r>
-    </w:p>
-    <w:p>
-      <w:pPr>
-        <w:rPr/>
-      </w:pPr>
-      <w:r>
-        <w:pict>
-          <v:rect style="width:0.0pt;height:1.5pt" o:hr="t" o:hrstd="t" o:hralign="center" fillcolor="#A0A0A0" stroked="f"/>
-        </w:pict>
-      </w:r>
-      <w:r>
-        <w:rPr>
-          <w:rtl w:val="0"/>
-        </w:rPr>
-      </w:r>
-    </w:p>
-    <w:p>
-      <w:pPr>
-        <w:pStyle w:val="Heading1"/>
-        <w:keepNext w:val="0"/>
-        <w:keepLines w:val="0"/>
-        <w:spacing w:before="480" w:lineRule="auto"/>
-        <w:rPr>
-          <w:b w:val="1"/>
-          <w:bCs w:val="1"/>
-          <w:sz w:val="46"/>
-          <w:szCs w:val="46"/>
-        </w:rPr>
-      </w:pPr>
-      <w:bookmarkStart w:colFirst="0" w:colLast="0" w:name="_s6l0fzc06cny" w:id="14"/>
-      <w:bookmarkEnd w:id="14"/>
-      <w:r>
-        <w:rPr>
-          <w:b w:val="1"/>
-          <w:bCs w:val="1"/>
-          <w:sz w:val="46"/>
-          <w:szCs w:val="46"/>
-          <w:rtl w:val="0"/>
-        </w:rPr>
-        <w:t xml:space="preserve">4. Prefix Sum</w:t>
-      </w:r>
-    </w:p>
-    <w:p>
-      <w:pPr>
-        <w:pStyle w:val="Heading3"/>
-        <w:keepNext w:val="0"/>
-        <w:keepLines w:val="0"/>
-        <w:spacing w:before="280" w:lineRule="auto"/>
-        <w:rPr>
-          <w:b w:val="1"/>
-          <w:bCs w:val="1"/>
-          <w:color w:val="000000"/>
-          <w:sz w:val="26"/>
-          <w:szCs w:val="26"/>
-        </w:rPr>
-      </w:pPr>
-      <w:bookmarkStart w:colFirst="0" w:colLast="0" w:name="_l3g8mx1shd5y" w:id="15"/>
-      <w:bookmarkEnd w:id="15"/>
-      <w:r>
-        <w:rPr>
-          <w:b w:val="1"/>
-          <w:bCs w:val="1"/>
-          <w:color w:val="000000"/>
-          <w:sz w:val="26"/>
-          <w:szCs w:val="26"/>
-          <w:rtl w:val="0"/>
-        </w:rPr>
-        <w:t xml:space="preserve">Use When</w:t>
-      </w:r>
-    </w:p>
-    <w:p>
-      <w:pPr>
-        <w:numPr>
-          <w:ilvl w:val="0"/>
-          <w:numId w:val="12"/>
-        </w:numPr>
-        <w:spacing w:after="0" w:afterAutospacing="0" w:before="240" w:lineRule="auto"/>
-        <w:ind w:left="720" w:hanging="360"/>
-      </w:pPr>
-      <w:r>
-        <w:rPr>
-          <w:rtl w:val="0"/>
-        </w:rPr>
-        <w:t xml:space="preserve">Need </w:t>
-      </w:r>
-      <w:r>
-        <w:rPr>
-          <w:b w:val="1"/>
-          <w:bCs w:val="1"/>
-          <w:rtl w:val="0"/>
-        </w:rPr>
-        <w:t xml:space="preserve">range sums</w:t>
-      </w:r>
-    </w:p>
-    <w:p>
-      <w:pPr>
-        <w:numPr>
-          <w:ilvl w:val="0"/>
-          <w:numId w:val="12"/>
-        </w:numPr>
-        <w:spacing w:after="240" w:before="0" w:beforeAutospacing="0" w:lineRule="auto"/>
-        <w:ind w:left="720" w:hanging="360"/>
-      </w:pPr>
-      <w:r>
-        <w:rPr>
-          <w:rtl w:val="0"/>
-        </w:rPr>
-        <w:t xml:space="preserve">Counting </w:t>
-      </w:r>
-      <w:r>
-        <w:rPr>
-          <w:b w:val="1"/>
-          <w:bCs w:val="1"/>
-          <w:rtl w:val="0"/>
-        </w:rPr>
-        <w:t xml:space="preserve">subarrays</w:t>
-      </w:r>
-    </w:p>
-    <w:p>
-      <w:pPr>
-        <w:pStyle w:val="Heading3"/>
-        <w:keepNext w:val="0"/>
-        <w:keepLines w:val="0"/>
-        <w:spacing w:before="280" w:lineRule="auto"/>
-        <w:rPr>
-          <w:b w:val="1"/>
-          <w:bCs w:val="1"/>
-          <w:color w:val="000000"/>
-          <w:sz w:val="26"/>
-          <w:szCs w:val="26"/>
-        </w:rPr>
-      </w:pPr>
-      <w:bookmarkStart w:colFirst="0" w:colLast="0" w:name="_y66wwm7xiyko" w:id="16"/>
-      <w:bookmarkEnd w:id="16"/>
-      <w:r>
-        <w:rPr>
-          <w:b w:val="1"/>
-          <w:bCs w:val="1"/>
-          <w:color w:val="000000"/>
-          <w:sz w:val="26"/>
-          <w:szCs w:val="26"/>
-          <w:rtl w:val="0"/>
-        </w:rPr>
-        <w:t xml:space="preserve">Typical Problems</w:t>
-      </w:r>
-    </w:p>
-    <w:p>
-      <w:pPr>
-        <w:numPr>
-          <w:ilvl w:val="0"/>
-          <w:numId w:val="17"/>
-        </w:numPr>
-        <w:spacing w:after="0" w:afterAutospacing="0" w:before="240" w:lineRule="auto"/>
-        <w:ind w:left="720" w:hanging="360"/>
-      </w:pPr>
-      <w:r>
-        <w:rPr>
-          <w:rtl w:val="0"/>
-        </w:rPr>
-        <w:t xml:space="preserve">Subarray Sum Equals K</w:t>
-      </w:r>
-    </w:p>
-    <w:p>
-      <w:pPr>
-        <w:numPr>
-          <w:ilvl w:val="0"/>
-          <w:numId w:val="17"/>
-        </w:numPr>
-        <w:spacing w:after="240" w:before="0" w:beforeAutospacing="0" w:lineRule="auto"/>
-        <w:ind w:left="720" w:hanging="360"/>
-      </w:pPr>
-      <w:r>
-        <w:rPr>
-          <w:rtl w:val="0"/>
-        </w:rPr>
-        <w:t xml:space="preserve">Range queries</w:t>
-      </w:r>
-    </w:p>
-    <w:p>
-      <w:pPr>
-        <w:pStyle w:val="Heading3"/>
-        <w:keepNext w:val="0"/>
-        <w:keepLines w:val="0"/>
-        <w:spacing w:before="280" w:lineRule="auto"/>
-        <w:rPr>
-          <w:b w:val="1"/>
-          <w:bCs w:val="1"/>
-          <w:color w:val="000000"/>
-          <w:sz w:val="26"/>
-          <w:szCs w:val="26"/>
-        </w:rPr>
-      </w:pPr>
-      <w:bookmarkStart w:colFirst="0" w:colLast="0" w:name="_524dl9ielj3f" w:id="17"/>
-      <w:bookmarkEnd w:id="17"/>
-      <w:r>
-        <w:rPr>
-          <w:b w:val="1"/>
-          <w:bCs w:val="1"/>
-          <w:color w:val="000000"/>
-          <w:sz w:val="26"/>
-          <w:szCs w:val="26"/>
-          <w:rtl w:val="0"/>
-        </w:rPr>
-        <w:t xml:space="preserve">Java Example</w:t>
-      </w:r>
-    </w:p>
-    <w:p>
-      <w:pPr>
-        <w:rPr/>
-      </w:pPr>
-      <w:r>
-        <w:rPr>
-          <w:rtl w:val="0"/>
-        </w:rPr>
-        <w:t xml:space="preserve">Map&lt;Integer,Integer&gt; prefix = new HashMap&lt;&gt;();</w:t>
-      </w:r>
-    </w:p>
-    <w:p>
-      <w:pPr>
-        <w:rPr/>
-      </w:pPr>
-      <w:r>
-        <w:rPr>
-          <w:rtl w:val="0"/>
-        </w:rPr>
-      </w:r>
-    </w:p>
-    <w:p>
-      <w:pPr>
-        <w:rPr/>
-      </w:pPr>
-      <w:r>
-        <w:rPr>
-          <w:rtl w:val="0"/>
-        </w:rPr>
-        <w:t xml:space="preserve">prefix.put(0,1);</w:t>
-      </w:r>
-    </w:p>
-    <w:p>
-      <w:pPr>
-        <w:rPr/>
-      </w:pPr>
-      <w:r>
-        <w:rPr>
-          <w:rtl w:val="0"/>
-        </w:rPr>
-      </w:r>
-    </w:p>
-    <w:p>
-      <w:pPr>
-        <w:rPr/>
-      </w:pPr>
-      <w:r>
-        <w:rPr>
-          <w:rtl w:val="0"/>
-        </w:rPr>
-        <w:t xml:space="preserve">int sum = 0;</w:t>
-      </w:r>
-    </w:p>
-    <w:p>
-      <w:pPr>
-        <w:rPr/>
-      </w:pPr>
-      <w:r>
-        <w:rPr>
-          <w:rtl w:val="0"/>
-        </w:rPr>
-        <w:t xml:space="preserve">int count = 0;</w:t>
-      </w:r>
-    </w:p>
-    <w:p>
-      <w:pPr>
-        <w:rPr/>
-      </w:pPr>
-      <w:r>
-        <w:rPr>
-          <w:rtl w:val="0"/>
-        </w:rPr>
-      </w:r>
-    </w:p>
-    <w:p>
-      <w:pPr>
-        <w:rPr/>
-      </w:pPr>
-      <w:r>
-        <w:rPr>
-          <w:rtl w:val="0"/>
-        </w:rPr>
-        <w:t xml:space="preserve">for(int num:nums){</w:t>
-      </w:r>
-    </w:p>
-    <w:p>
-      <w:pPr>
-        <w:rPr/>
-      </w:pPr>
-      <w:r>
-        <w:rPr>
-          <w:rtl w:val="0"/>
-        </w:rPr>
-      </w:r>
-    </w:p>
-    <w:p>
-      <w:pPr>
-        <w:rPr/>
-      </w:pPr>
-      <w:r>
-        <w:rPr>
-          <w:rtl w:val="0"/>
-        </w:rPr>
-        <w:t xml:space="preserve">    sum += num;</w:t>
-      </w:r>
-    </w:p>
-    <w:p>
-      <w:pPr>
-        <w:rPr/>
-      </w:pPr>
-      <w:r>
-        <w:rPr>
-          <w:rtl w:val="0"/>
-        </w:rPr>
-      </w:r>
-    </w:p>
-    <w:p>
-      <w:pPr>
-        <w:rPr/>
-      </w:pPr>
-      <w:r>
-        <w:rPr>
-          <w:rtl w:val="0"/>
-        </w:rPr>
-        <w:t xml:space="preserve">    if(prefix.containsKey(sum-k)){</w:t>
-      </w:r>
-    </w:p>
-    <w:p>
-      <w:pPr>
-        <w:rPr/>
-      </w:pPr>
-      <w:r>
-        <w:rPr>
-          <w:rtl w:val="0"/>
-        </w:rPr>
-        <w:t xml:space="preserve">        count += prefix.get(sum-k);</w:t>
-      </w:r>
-    </w:p>
-    <w:p>
-      <w:pPr>
-        <w:rPr/>
-      </w:pPr>
-      <w:r>
-        <w:rPr>
-          <w:rtl w:val="0"/>
-        </w:rPr>
-        <w:t xml:space="preserve">    }</w:t>
-      </w:r>
-    </w:p>
-    <w:p>
-      <w:pPr>
-        <w:rPr/>
-      </w:pPr>
-      <w:r>
-        <w:rPr>
-          <w:rtl w:val="0"/>
-        </w:rPr>
-      </w:r>
-    </w:p>
-    <w:p>
-      <w:pPr>
-        <w:rPr/>
-      </w:pPr>
-      <w:r>
-        <w:rPr>
-          <w:rtl w:val="0"/>
-        </w:rPr>
-        <w:t xml:space="preserve">    prefix.put(sum,prefix.getOrDefault(sum,0)+1);</w:t>
-      </w:r>
-    </w:p>
-    <w:p>
-      <w:pPr>
-        <w:rPr/>
-      </w:pPr>
-      <w:r>
-        <w:rPr>
-          <w:rtl w:val="0"/>
-        </w:rPr>
-        <w:t xml:space="preserve">}</w:t>
-      </w:r>
-    </w:p>
-    <w:p>
-      <w:pPr>
-        <w:rPr/>
-      </w:pPr>
-      <w:r>
-        <w:rPr>
-          <w:rtl w:val="0"/>
-        </w:rPr>
-      </w:r>
-    </w:p>
-    <w:p>
-      <w:pPr>
-        <w:rPr/>
-      </w:pPr>
-      <w:r>
-        <w:pict>
-          <v:rect style="width:0.0pt;height:1.5pt" o:hr="t" o:hrstd="t" o:hralign="center" fillcolor="#A0A0A0" stroked="f"/>
-        </w:pict>
-      </w:r>
-      <w:r>
-        <w:rPr>
-          <w:rtl w:val="0"/>
-        </w:rPr>
-      </w:r>
-    </w:p>
-    <w:p>
-      <w:pPr>
-        <w:pStyle w:val="Heading1"/>
-        <w:keepNext w:val="0"/>
-        <w:keepLines w:val="0"/>
-        <w:spacing w:before="480" w:lineRule="auto"/>
-        <w:rPr>
-          <w:b w:val="1"/>
-          <w:bCs w:val="1"/>
-          <w:sz w:val="46"/>
-          <w:szCs w:val="46"/>
-        </w:rPr>
-      </w:pPr>
-      <w:bookmarkStart w:colFirst="0" w:colLast="0" w:name="_uqd45yr2f23a" w:id="18"/>
-      <w:bookmarkEnd w:id="18"/>
-      <w:r>
-        <w:rPr>
-          <w:b w:val="1"/>
-          <w:bCs w:val="1"/>
-          <w:sz w:val="46"/>
-          <w:szCs w:val="46"/>
-          <w:rtl w:val="0"/>
-        </w:rPr>
-        <w:t xml:space="preserve">5. Heap / Priority Queue</w:t>
-      </w:r>
-    </w:p>
-    <w:p>
-      <w:pPr>
-        <w:pStyle w:val="Heading3"/>
-        <w:keepNext w:val="0"/>
-        <w:keepLines w:val="0"/>
-        <w:spacing w:before="280" w:lineRule="auto"/>
-        <w:rPr>
-          <w:b w:val="1"/>
-          <w:bCs w:val="1"/>
-          <w:color w:val="000000"/>
-          <w:sz w:val="26"/>
-          <w:szCs w:val="26"/>
-        </w:rPr>
-      </w:pPr>
-      <w:bookmarkStart w:colFirst="0" w:colLast="0" w:name="_41ohwrnnn0om" w:id="19"/>
-      <w:bookmarkEnd w:id="19"/>
-      <w:r>
-        <w:rPr>
-          <w:b w:val="1"/>
-          <w:bCs w:val="1"/>
-          <w:color w:val="000000"/>
-          <w:sz w:val="26"/>
-          <w:szCs w:val="26"/>
-          <w:rtl w:val="0"/>
-        </w:rPr>
-        <w:t xml:space="preserve">Use When</w:t>
-      </w:r>
-    </w:p>
-    <w:p>
-      <w:pPr>
-        <w:numPr>
-          <w:ilvl w:val="0"/>
-          <w:numId w:val="4"/>
-        </w:numPr>
-        <w:spacing w:after="0" w:afterAutospacing="0" w:before="240" w:lineRule="auto"/>
-        <w:ind w:left="720" w:hanging="360"/>
-      </w:pPr>
-      <w:r>
-        <w:rPr>
-          <w:rtl w:val="0"/>
-        </w:rPr>
-        <w:t xml:space="preserve">Need </w:t>
-      </w:r>
-      <w:r>
-        <w:rPr>
-          <w:b w:val="1"/>
-          <w:bCs w:val="1"/>
-          <w:rtl w:val="0"/>
-        </w:rPr>
-        <w:t xml:space="preserve">top K</w:t>
-      </w:r>
-    </w:p>
-    <w:p>
-      <w:pPr>
-        <w:numPr>
-          <w:ilvl w:val="0"/>
-          <w:numId w:val="4"/>
-        </w:numPr>
-        <w:spacing w:after="240" w:before="0" w:beforeAutospacing="0" w:lineRule="auto"/>
-        <w:ind w:left="720" w:hanging="360"/>
-      </w:pPr>
-      <w:r>
-        <w:rPr>
-          <w:rtl w:val="0"/>
-        </w:rPr>
-        <w:t xml:space="preserve">Need </w:t>
-      </w:r>
-      <w:r>
-        <w:rPr>
-          <w:b w:val="1"/>
-          <w:bCs w:val="1"/>
-          <w:rtl w:val="0"/>
-        </w:rPr>
-        <w:t xml:space="preserve">min/max efficiently</w:t>
-      </w:r>
-    </w:p>
-    <w:p>
-      <w:pPr>
-        <w:pStyle w:val="Heading3"/>
-        <w:keepNext w:val="0"/>
-        <w:keepLines w:val="0"/>
-        <w:spacing w:before="280" w:lineRule="auto"/>
-        <w:rPr>
-          <w:b w:val="1"/>
-          <w:bCs w:val="1"/>
-          <w:color w:val="000000"/>
-          <w:sz w:val="26"/>
-          <w:szCs w:val="26"/>
-        </w:rPr>
-      </w:pPr>
-      <w:bookmarkStart w:colFirst="0" w:colLast="0" w:name="_ocd1gd4ytus" w:id="20"/>
-      <w:bookmarkEnd w:id="20"/>
-      <w:r>
-        <w:rPr>
-          <w:b w:val="1"/>
-          <w:bCs w:val="1"/>
-          <w:color w:val="000000"/>
-          <w:sz w:val="26"/>
-          <w:szCs w:val="26"/>
-          <w:rtl w:val="0"/>
-        </w:rPr>
-        <w:t xml:space="preserve">Typical Problems</w:t>
-      </w:r>
-    </w:p>
-    <w:p>
-      <w:pPr>
-        <w:numPr>
-          <w:ilvl w:val="0"/>
-          <w:numId w:val="6"/>
-        </w:numPr>
-        <w:spacing w:after="0" w:afterAutospacing="0" w:before="240" w:lineRule="auto"/>
-        <w:ind w:left="720" w:hanging="360"/>
-      </w:pPr>
-      <w:r>
-        <w:rPr>
-          <w:rtl w:val="0"/>
-        </w:rPr>
-        <w:t xml:space="preserve">K largest elements</w:t>
-      </w:r>
-    </w:p>
-    <w:p>
-      <w:pPr>
-        <w:numPr>
-          <w:ilvl w:val="0"/>
-          <w:numId w:val="6"/>
-        </w:numPr>
-        <w:spacing w:after="0" w:afterAutospacing="0" w:before="0" w:beforeAutospacing="0" w:lineRule="auto"/>
-        <w:ind w:left="720" w:hanging="360"/>
-      </w:pPr>
-      <w:r>
-        <w:rPr>
-          <w:rtl w:val="0"/>
-        </w:rPr>
-        <w:t xml:space="preserve">K closest points</w:t>
-      </w:r>
-    </w:p>
-    <w:p>
-      <w:pPr>
-        <w:numPr>
-          <w:ilvl w:val="0"/>
-          <w:numId w:val="6"/>
-        </w:numPr>
-        <w:spacing w:after="240" w:before="0" w:beforeAutospacing="0" w:lineRule="auto"/>
-        <w:ind w:left="720" w:hanging="360"/>
-      </w:pPr>
-      <w:r>
-        <w:rPr>
-          <w:rtl w:val="0"/>
-        </w:rPr>
-        <w:t xml:space="preserve">Merge K sorted lists</w:t>
-      </w:r>
-    </w:p>
-    <w:p>
-      <w:pPr>
-        <w:pStyle w:val="Heading3"/>
-        <w:keepNext w:val="0"/>
-        <w:keepLines w:val="0"/>
-        <w:spacing w:before="280" w:lineRule="auto"/>
-        <w:rPr>
-          <w:b w:val="1"/>
-          <w:bCs w:val="1"/>
-          <w:color w:val="000000"/>
-          <w:sz w:val="26"/>
-          <w:szCs w:val="26"/>
-        </w:rPr>
-      </w:pPr>
-      <w:bookmarkStart w:colFirst="0" w:colLast="0" w:name="_5ejsfsvut0iq" w:id="21"/>
-      <w:bookmarkEnd w:id="21"/>
-      <w:r>
-        <w:rPr>
-          <w:b w:val="1"/>
-          <w:bCs w:val="1"/>
-          <w:color w:val="000000"/>
-          <w:sz w:val="26"/>
-          <w:szCs w:val="26"/>
-          <w:rtl w:val="0"/>
-        </w:rPr>
-        <w:t xml:space="preserve">Java Example</w:t>
-      </w:r>
-    </w:p>
-    <w:p>
-      <w:pPr>
-        <w:rPr/>
-      </w:pPr>
-      <w:r>
-        <w:rPr>
-          <w:rtl w:val="0"/>
-        </w:rPr>
-        <w:t xml:space="preserve">PriorityQueue&lt;Integer&gt; heap =</w:t>
-      </w:r>
-    </w:p>
-    <w:p>
-      <w:pPr>
-        <w:rPr/>
-      </w:pPr>
-      <w:r>
-        <w:rPr>
-          <w:rtl w:val="0"/>
-        </w:rPr>
-        <w:t xml:space="preserve">    new PriorityQueue&lt;&gt;();</w:t>
-      </w:r>
-    </w:p>
-    <w:p>
-      <w:pPr>
-        <w:rPr/>
-      </w:pPr>
-      <w:r>
-        <w:rPr>
-          <w:rtl w:val="0"/>
-        </w:rPr>
-      </w:r>
-    </w:p>
-    <w:p>
-      <w:pPr>
-        <w:rPr/>
-      </w:pPr>
-      <w:r>
-        <w:rPr>
-          <w:rtl w:val="0"/>
-        </w:rPr>
-        <w:t xml:space="preserve">for(int num:nums){</w:t>
-      </w:r>
-    </w:p>
-    <w:p>
-      <w:pPr>
-        <w:rPr/>
-      </w:pPr>
-      <w:r>
-        <w:rPr>
-          <w:rtl w:val="0"/>
-        </w:rPr>
-      </w:r>
-    </w:p>
-    <w:p>
-      <w:pPr>
-        <w:rPr/>
-      </w:pPr>
-      <w:r>
-        <w:rPr>
-          <w:rtl w:val="0"/>
-        </w:rPr>
-        <w:t xml:space="preserve">    heap.offer(num);</w:t>
-      </w:r>
-    </w:p>
-    <w:p>
-      <w:pPr>
-        <w:rPr/>
-      </w:pPr>
-      <w:r>
-        <w:rPr>
-          <w:rtl w:val="0"/>
-        </w:rPr>
-      </w:r>
-    </w:p>
-    <w:p>
-      <w:pPr>
-        <w:rPr/>
-      </w:pPr>
-      <w:r>
-        <w:rPr>
-          <w:rtl w:val="0"/>
-        </w:rPr>
-        <w:t xml:space="preserve">    if(heap.size()&gt;k){</w:t>
-      </w:r>
-    </w:p>
-    <w:p>
-      <w:pPr>
-        <w:rPr/>
-      </w:pPr>
-      <w:r>
-        <w:rPr>
-          <w:rtl w:val="0"/>
-        </w:rPr>
-        <w:t xml:space="preserve">        heap.poll();</w:t>
-      </w:r>
-    </w:p>
-    <w:p>
-      <w:pPr>
-        <w:rPr/>
-      </w:pPr>
-      <w:r>
-        <w:rPr>
-          <w:rtl w:val="0"/>
-        </w:rPr>
-        <w:t xml:space="preserve">    }</w:t>
-      </w:r>
-    </w:p>
-    <w:p>
-      <w:pPr>
-        <w:rPr/>
-      </w:pPr>
-      <w:r>
-        <w:rPr>
-          <w:rtl w:val="0"/>
-        </w:rPr>
-        <w:t xml:space="preserve">}</w:t>
-      </w:r>
-    </w:p>
-    <w:p>
-      <w:pPr>
-        <w:rPr/>
-      </w:pPr>
-      <w:r>
-        <w:rPr>
-          <w:rtl w:val="0"/>
-        </w:rPr>
-      </w:r>
-    </w:p>
-    <w:p>
-      <w:pPr>
-        <w:pStyle w:val="Heading3"/>
-        <w:keepNext w:val="0"/>
-        <w:keepLines w:val="0"/>
-        <w:spacing w:before="280" w:lineRule="auto"/>
-        <w:rPr>
-          <w:b w:val="1"/>
-          <w:bCs w:val="1"/>
-          <w:color w:val="000000"/>
-          <w:sz w:val="26"/>
-          <w:szCs w:val="26"/>
-        </w:rPr>
-      </w:pPr>
-      <w:bookmarkStart w:colFirst="0" w:colLast="0" w:name="_nxojo26vrgeu" w:id="22"/>
-      <w:bookmarkEnd w:id="22"/>
-      <w:r>
-        <w:rPr>
-          <w:b w:val="1"/>
-          <w:bCs w:val="1"/>
-          <w:color w:val="000000"/>
-          <w:sz w:val="26"/>
-          <w:szCs w:val="26"/>
-          <w:rtl w:val="0"/>
-        </w:rPr>
-        <w:t xml:space="preserve">Complexity</w:t>
-      </w:r>
-    </w:p>
-    <w:p>
-      <w:pPr>
-        <w:rPr/>
-      </w:pPr>
-      <w:r>
-        <w:rPr>
-          <w:rtl w:val="0"/>
-        </w:rPr>
-        <w:t xml:space="preserve">O(n log k)</w:t>
-      </w:r>
-    </w:p>
-    <w:p>
-      <w:pPr>
-        <w:rPr/>
-      </w:pPr>
-      <w:r>
-        <w:rPr>
-          <w:rtl w:val="0"/>
-        </w:rPr>
-      </w:r>
-    </w:p>
-    <w:p>
-      <w:pPr>
-        <w:rPr/>
-      </w:pPr>
-      <w:r>
-        <w:pict>
-          <v:rect style="width:0.0pt;height:1.5pt" o:hr="t" o:hrstd="t" o:hralign="center" fillcolor="#A0A0A0" stroked="f"/>
-        </w:pict>
-      </w:r>
-      <w:r>
-        <w:rPr>
-          <w:rtl w:val="0"/>
-        </w:rPr>
-      </w:r>
-    </w:p>
-    <w:p>
-      <w:pPr>
-        <w:pStyle w:val="Heading1"/>
-        <w:keepNext w:val="0"/>
-        <w:keepLines w:val="0"/>
-        <w:spacing w:before="480" w:lineRule="auto"/>
-        <w:rPr>
-          <w:b w:val="1"/>
-          <w:bCs w:val="1"/>
-          <w:sz w:val="46"/>
-          <w:szCs w:val="46"/>
-        </w:rPr>
-      </w:pPr>
-      <w:bookmarkStart w:colFirst="0" w:colLast="0" w:name="_35j44nnyn74c" w:id="23"/>
-      <w:bookmarkEnd w:id="23"/>
-      <w:r>
-        <w:rPr>
-          <w:b w:val="1"/>
-          <w:bCs w:val="1"/>
-          <w:sz w:val="46"/>
-          <w:szCs w:val="46"/>
-          <w:rtl w:val="0"/>
-        </w:rPr>
-        <w:t xml:space="preserve">6. Binary Search</w:t>
-      </w:r>
-    </w:p>
-    <w:p>
-      <w:pPr>
-        <w:pStyle w:val="Heading3"/>
-        <w:keepNext w:val="0"/>
-        <w:keepLines w:val="0"/>
-        <w:spacing w:before="280" w:lineRule="auto"/>
-        <w:rPr>
-          <w:b w:val="1"/>
-          <w:bCs w:val="1"/>
-          <w:color w:val="000000"/>
-          <w:sz w:val="26"/>
-          <w:szCs w:val="26"/>
-        </w:rPr>
-      </w:pPr>
-      <w:bookmarkStart w:colFirst="0" w:colLast="0" w:name="_pmsy7iba26bs" w:id="24"/>
-      <w:bookmarkEnd w:id="24"/>
-      <w:r>
-        <w:rPr>
-          <w:b w:val="1"/>
-          <w:bCs w:val="1"/>
-          <w:color w:val="000000"/>
-          <w:sz w:val="26"/>
-          <w:szCs w:val="26"/>
-          <w:rtl w:val="0"/>
-        </w:rPr>
-        <w:t xml:space="preserve">Use When</w:t>
-      </w:r>
-    </w:p>
-    <w:p>
-      <w:pPr>
-        <w:numPr>
-          <w:ilvl w:val="0"/>
-          <w:numId w:val="18"/>
-        </w:numPr>
-        <w:spacing w:after="0" w:afterAutospacing="0" w:before="240" w:lineRule="auto"/>
-        <w:ind w:left="720" w:hanging="360"/>
-      </w:pPr>
-      <w:r>
-        <w:rPr>
-          <w:b w:val="1"/>
-          <w:bCs w:val="1"/>
-          <w:rtl w:val="0"/>
-        </w:rPr>
-        <w:t xml:space="preserve">Sorted data</w:t>
-      </w:r>
-    </w:p>
-    <w:p>
-      <w:pPr>
-        <w:numPr>
-          <w:ilvl w:val="0"/>
-          <w:numId w:val="18"/>
-        </w:numPr>
-        <w:spacing w:after="240" w:before="0" w:beforeAutospacing="0" w:lineRule="auto"/>
-        <w:ind w:left="720" w:hanging="360"/>
-      </w:pPr>
-      <w:r>
-        <w:rPr>
-          <w:rtl w:val="0"/>
-        </w:rPr>
-        <w:t xml:space="preserve">Need </w:t>
-      </w:r>
-      <w:r>
-        <w:rPr>
-          <w:b w:val="1"/>
-          <w:bCs w:val="1"/>
-          <w:rtl w:val="0"/>
-        </w:rPr>
-        <w:t xml:space="preserve">logarithmic search</w:t>
-      </w:r>
-    </w:p>
-    <w:p>
-      <w:pPr>
-        <w:pStyle w:val="Heading3"/>
-        <w:keepNext w:val="0"/>
-        <w:keepLines w:val="0"/>
-        <w:spacing w:before="280" w:lineRule="auto"/>
-        <w:rPr>
-          <w:b w:val="1"/>
-          <w:bCs w:val="1"/>
-          <w:color w:val="000000"/>
-          <w:sz w:val="26"/>
-          <w:szCs w:val="26"/>
-        </w:rPr>
-      </w:pPr>
-      <w:bookmarkStart w:colFirst="0" w:colLast="0" w:name="_hde6reo2r9nw" w:id="25"/>
-      <w:bookmarkEnd w:id="25"/>
-      <w:r>
-        <w:rPr>
-          <w:b w:val="1"/>
-          <w:bCs w:val="1"/>
-          <w:color w:val="000000"/>
-          <w:sz w:val="26"/>
-          <w:szCs w:val="26"/>
-          <w:rtl w:val="0"/>
-        </w:rPr>
-        <w:t xml:space="preserve">Typical Problems</w:t>
-      </w:r>
-    </w:p>
-    <w:p>
-      <w:pPr>
-        <w:numPr>
-          <w:ilvl w:val="0"/>
-          <w:numId w:val="15"/>
-        </w:numPr>
-        <w:spacing w:after="0" w:afterAutospacing="0" w:before="240" w:lineRule="auto"/>
-        <w:ind w:left="720" w:hanging="360"/>
-      </w:pPr>
-      <w:r>
-        <w:rPr>
-          <w:rtl w:val="0"/>
-        </w:rPr>
-        <w:t xml:space="preserve">Search in rotated array</w:t>
-      </w:r>
-    </w:p>
-    <w:p>
-      <w:pPr>
-        <w:numPr>
-          <w:ilvl w:val="0"/>
-          <w:numId w:val="15"/>
-        </w:numPr>
-        <w:spacing w:after="0" w:afterAutospacing="0" w:before="0" w:beforeAutospacing="0" w:lineRule="auto"/>
-        <w:ind w:left="720" w:hanging="360"/>
-      </w:pPr>
-      <w:r>
-        <w:rPr>
-          <w:rtl w:val="0"/>
-        </w:rPr>
-        <w:t xml:space="preserve">Find peak element</w:t>
-      </w:r>
-    </w:p>
-    <w:p>
-      <w:pPr>
-        <w:numPr>
-          <w:ilvl w:val="0"/>
-          <w:numId w:val="15"/>
-        </w:numPr>
-        <w:spacing w:after="240" w:before="0" w:beforeAutospacing="0" w:lineRule="auto"/>
-        <w:ind w:left="720" w:hanging="360"/>
-      </w:pPr>
-      <w:r>
-        <w:rPr>
-          <w:rtl w:val="0"/>
-        </w:rPr>
-        <w:t xml:space="preserve">Median of two arrays</w:t>
-      </w:r>
-    </w:p>
-    <w:p>
-      <w:pPr>
-        <w:pStyle w:val="Heading3"/>
-        <w:keepNext w:val="0"/>
-        <w:keepLines w:val="0"/>
-        <w:spacing w:before="280" w:lineRule="auto"/>
-        <w:rPr>
-          <w:b w:val="1"/>
-          <w:bCs w:val="1"/>
-          <w:color w:val="000000"/>
-          <w:sz w:val="26"/>
-          <w:szCs w:val="26"/>
-        </w:rPr>
-      </w:pPr>
-      <w:bookmarkStart w:colFirst="0" w:colLast="0" w:name="_schtq8haxgwo" w:id="26"/>
-      <w:bookmarkEnd w:id="26"/>
-      <w:r>
-        <w:rPr>
-          <w:b w:val="1"/>
-          <w:bCs w:val="1"/>
-          <w:color w:val="000000"/>
-          <w:sz w:val="26"/>
-          <w:szCs w:val="26"/>
-          <w:rtl w:val="0"/>
-        </w:rPr>
-        <w:t xml:space="preserve">Java Example</w:t>
-      </w:r>
-    </w:p>
-    <w:p>
-      <w:pPr>
-        <w:rPr/>
-      </w:pPr>
-      <w:r>
-        <w:rPr>
-          <w:rtl w:val="0"/>
-        </w:rPr>
-        <w:t xml:space="preserve">int left = 0;</w:t>
-      </w:r>
-    </w:p>
-    <w:p>
-      <w:pPr>
-        <w:rPr/>
-      </w:pPr>
-      <w:r>
-        <w:rPr>
-          <w:rtl w:val="0"/>
-        </w:rPr>
-        <w:t xml:space="preserve">int right = nums.length-1;</w:t>
-      </w:r>
-    </w:p>
-    <w:p>
-      <w:pPr>
-        <w:rPr/>
-      </w:pPr>
-      <w:r>
-        <w:rPr>
-          <w:rtl w:val="0"/>
-        </w:rPr>
-      </w:r>
-    </w:p>
-    <w:p>
-      <w:pPr>
-        <w:rPr/>
-      </w:pPr>
-      <w:r>
-        <w:rPr>
-          <w:rtl w:val="0"/>
-        </w:rPr>
-        <w:t xml:space="preserve">while(left &lt;= right){</w:t>
-      </w:r>
-    </w:p>
-    <w:p>
-      <w:pPr>
-        <w:rPr/>
-      </w:pPr>
-      <w:r>
-        <w:rPr>
-          <w:rtl w:val="0"/>
-        </w:rPr>
-      </w:r>
-    </w:p>
-    <w:p>
-      <w:pPr>
-        <w:rPr/>
-      </w:pPr>
-      <w:r>
-        <w:rPr>
-          <w:rtl w:val="0"/>
-        </w:rPr>
-        <w:t xml:space="preserve">    int mid = left + (right-left)/2;</w:t>
-      </w:r>
-    </w:p>
-    <w:p>
-      <w:pPr>
-        <w:rPr/>
-      </w:pPr>
-      <w:r>
-        <w:rPr>
-          <w:rtl w:val="0"/>
-        </w:rPr>
-      </w:r>
-    </w:p>
-    <w:p>
-      <w:pPr>
-        <w:rPr/>
-      </w:pPr>
-      <w:r>
-        <w:rPr>
-          <w:rtl w:val="0"/>
-        </w:rPr>
-        <w:t xml:space="preserve">    if(nums[mid] == target) return mid;</w:t>
-      </w:r>
-    </w:p>
-    <w:p>
-      <w:pPr>
-        <w:rPr/>
-      </w:pPr>
-      <w:r>
-        <w:rPr>
-          <w:rtl w:val="0"/>
-        </w:rPr>
-      </w:r>
-    </w:p>
-    <w:p>
-      <w:pPr>
-        <w:rPr/>
-      </w:pPr>
-      <w:r>
-        <w:rPr>
-          <w:rtl w:val="0"/>
-        </w:rPr>
-        <w:t xml:space="preserve">    if(nums[mid] &lt; target) left = mid+1;</w:t>
-      </w:r>
-    </w:p>
-    <w:p>
-      <w:pPr>
-        <w:rPr/>
-      </w:pPr>
-      <w:r>
-        <w:rPr>
-          <w:rtl w:val="0"/>
-        </w:rPr>
-        <w:t xml:space="preserve">    else right = mid-1;</w:t>
-      </w:r>
-    </w:p>
-    <w:p>
-      <w:pPr>
-        <w:rPr/>
-      </w:pPr>
-      <w:r>
-        <w:rPr>
-          <w:rtl w:val="0"/>
-        </w:rPr>
-        <w:t xml:space="preserve">}</w:t>
-      </w:r>
-    </w:p>
-    <w:p>
-      <w:pPr>
-        <w:rPr/>
-      </w:pPr>
-      <w:r>
-        <w:rPr>
-          <w:rtl w:val="0"/>
-        </w:rPr>
-      </w:r>
-    </w:p>
-    <w:p>
-      <w:pPr>
-        <w:rPr/>
-      </w:pPr>
-      <w:r>
-        <w:pict>
-          <v:rect style="width:0.0pt;height:1.5pt" o:hr="t" o:hrstd="t" o:hralign="center" fillcolor="#A0A0A0" stroked="f"/>
-        </w:pict>
-      </w:r>
-      <w:r>
-        <w:rPr>
-          <w:rtl w:val="0"/>
-        </w:rPr>
-      </w:r>
-    </w:p>
-    <w:p>
-      <w:pPr>
-        <w:pStyle w:val="Heading1"/>
-        <w:keepNext w:val="0"/>
-        <w:keepLines w:val="0"/>
-        <w:spacing w:before="480" w:lineRule="auto"/>
-        <w:rPr>
-          <w:b w:val="1"/>
-          <w:bCs w:val="1"/>
-          <w:sz w:val="46"/>
-          <w:szCs w:val="46"/>
-        </w:rPr>
-      </w:pPr>
-      <w:bookmarkStart w:colFirst="0" w:colLast="0" w:name="_on139wd5coce" w:id="27"/>
-      <w:bookmarkEnd w:id="27"/>
-      <w:r>
-        <w:rPr>
-          <w:b w:val="1"/>
-          <w:bCs w:val="1"/>
-          <w:sz w:val="46"/>
-          <w:szCs w:val="46"/>
-          <w:rtl w:val="0"/>
-        </w:rPr>
-        <w:t xml:space="preserve">7. DFS / Recursion</w:t>
-      </w:r>
-    </w:p>
-    <w:p>
-      <w:pPr>
-        <w:pStyle w:val="Heading3"/>
-        <w:keepNext w:val="0"/>
-        <w:keepLines w:val="0"/>
-        <w:spacing w:before="280" w:lineRule="auto"/>
-        <w:rPr>
-          <w:b w:val="1"/>
-          <w:bCs w:val="1"/>
-          <w:color w:val="000000"/>
-          <w:sz w:val="26"/>
-          <w:szCs w:val="26"/>
-        </w:rPr>
-      </w:pPr>
-      <w:bookmarkStart w:colFirst="0" w:colLast="0" w:name="_fg3yetza4prw" w:id="28"/>
-      <w:bookmarkEnd w:id="28"/>
-      <w:r>
-        <w:rPr>
-          <w:b w:val="1"/>
-          <w:bCs w:val="1"/>
-          <w:color w:val="000000"/>
-          <w:sz w:val="26"/>
-          <w:szCs w:val="26"/>
-          <w:rtl w:val="0"/>
-        </w:rPr>
-        <w:t xml:space="preserve">Use When</w:t>
-      </w:r>
-    </w:p>
-    <w:p>
-      <w:pPr>
-        <w:numPr>
-          <w:ilvl w:val="0"/>
-          <w:numId w:val="2"/>
-        </w:numPr>
-        <w:spacing w:after="0" w:afterAutospacing="0" w:before="240" w:lineRule="auto"/>
-        <w:ind w:left="720" w:hanging="360"/>
-      </w:pPr>
-      <w:r>
-        <w:rPr>
-          <w:rtl w:val="0"/>
-        </w:rPr>
-        <w:t xml:space="preserve">Trees</w:t>
-      </w:r>
-    </w:p>
-    <w:p>
-      <w:pPr>
-        <w:numPr>
-          <w:ilvl w:val="0"/>
-          <w:numId w:val="2"/>
-        </w:numPr>
-        <w:spacing w:after="0" w:afterAutospacing="0" w:before="0" w:beforeAutospacing="0" w:lineRule="auto"/>
-        <w:ind w:left="720" w:hanging="360"/>
-      </w:pPr>
-      <w:r>
-        <w:rPr>
-          <w:rtl w:val="0"/>
-        </w:rPr>
-        <w:t xml:space="preserve">Graph traversal</w:t>
-      </w:r>
-    </w:p>
-    <w:p>
-      <w:pPr>
-        <w:numPr>
-          <w:ilvl w:val="0"/>
-          <w:numId w:val="2"/>
-        </w:numPr>
-        <w:spacing w:after="240" w:before="0" w:beforeAutospacing="0" w:lineRule="auto"/>
-        <w:ind w:left="720" w:hanging="360"/>
-      </w:pPr>
-      <w:r>
-        <w:rPr>
-          <w:rtl w:val="0"/>
-        </w:rPr>
-        <w:t xml:space="preserve">Backtracking</w:t>
-      </w:r>
-    </w:p>
-    <w:p>
-      <w:pPr>
-        <w:pStyle w:val="Heading3"/>
-        <w:keepNext w:val="0"/>
-        <w:keepLines w:val="0"/>
-        <w:spacing w:before="280" w:lineRule="auto"/>
-        <w:rPr>
-          <w:b w:val="1"/>
-          <w:bCs w:val="1"/>
-          <w:color w:val="000000"/>
-          <w:sz w:val="26"/>
-          <w:szCs w:val="26"/>
-        </w:rPr>
-      </w:pPr>
-      <w:bookmarkStart w:colFirst="0" w:colLast="0" w:name="_hvueyc2j41nl" w:id="29"/>
-      <w:bookmarkEnd w:id="29"/>
-      <w:r>
-        <w:rPr>
-          <w:b w:val="1"/>
-          <w:bCs w:val="1"/>
-          <w:color w:val="000000"/>
-          <w:sz w:val="26"/>
-          <w:szCs w:val="26"/>
-          <w:rtl w:val="0"/>
-        </w:rPr>
-        <w:t xml:space="preserve">Typical Problems</w:t>
-      </w:r>
-    </w:p>
-    <w:p>
-      <w:pPr>
-        <w:numPr>
-          <w:ilvl w:val="0"/>
-          <w:numId w:val="7"/>
-        </w:numPr>
-        <w:spacing w:after="0" w:afterAutospacing="0" w:before="240" w:lineRule="auto"/>
-        <w:ind w:left="720" w:hanging="360"/>
-      </w:pPr>
-      <w:r>
-        <w:rPr>
-          <w:rtl w:val="0"/>
-        </w:rPr>
-        <w:t xml:space="preserve">Tree depth</w:t>
-      </w:r>
-    </w:p>
-    <w:p>
-      <w:pPr>
-        <w:numPr>
-          <w:ilvl w:val="0"/>
-          <w:numId w:val="7"/>
-        </w:numPr>
-        <w:spacing w:after="0" w:afterAutospacing="0" w:before="0" w:beforeAutospacing="0" w:lineRule="auto"/>
-        <w:ind w:left="720" w:hanging="360"/>
-      </w:pPr>
-      <w:r>
-        <w:rPr>
-          <w:rtl w:val="0"/>
-        </w:rPr>
-        <w:t xml:space="preserve">Path sum</w:t>
-      </w:r>
-    </w:p>
-    <w:p>
-      <w:pPr>
-        <w:numPr>
-          <w:ilvl w:val="0"/>
-          <w:numId w:val="7"/>
-        </w:numPr>
-        <w:spacing w:after="240" w:before="0" w:beforeAutospacing="0" w:lineRule="auto"/>
-        <w:ind w:left="720" w:hanging="360"/>
-      </w:pPr>
-      <w:r>
-        <w:rPr>
-          <w:rtl w:val="0"/>
-        </w:rPr>
-        <w:t xml:space="preserve">Number of islands</w:t>
-      </w:r>
-    </w:p>
-    <w:p>
-      <w:pPr>
-        <w:pStyle w:val="Heading3"/>
-        <w:keepNext w:val="0"/>
-        <w:keepLines w:val="0"/>
-        <w:spacing w:before="280" w:lineRule="auto"/>
-        <w:rPr>
-          <w:b w:val="1"/>
-          <w:bCs w:val="1"/>
-          <w:color w:val="000000"/>
-          <w:sz w:val="26"/>
-          <w:szCs w:val="26"/>
-        </w:rPr>
-      </w:pPr>
-      <w:bookmarkStart w:colFirst="0" w:colLast="0" w:name="_giw2u68saeh0" w:id="30"/>
-      <w:bookmarkEnd w:id="30"/>
-      <w:r>
-        <w:rPr>
-          <w:b w:val="1"/>
-          <w:bCs w:val="1"/>
-          <w:color w:val="000000"/>
-          <w:sz w:val="26"/>
-          <w:szCs w:val="26"/>
-          <w:rtl w:val="0"/>
-        </w:rPr>
-        <w:t xml:space="preserve">Java Example</w:t>
-      </w:r>
-    </w:p>
-    <w:p>
-      <w:pPr>
-        <w:rPr/>
-      </w:pPr>
-      <w:r>
-        <w:rPr>
-          <w:rtl w:val="0"/>
-        </w:rPr>
-        <w:t xml:space="preserve">void dfs(int[][] grid,int i,int j){</w:t>
-      </w:r>
-    </w:p>
-    <w:p>
-      <w:pPr>
-        <w:rPr/>
-      </w:pPr>
-      <w:r>
-        <w:rPr>
-          <w:rtl w:val="0"/>
-        </w:rPr>
-      </w:r>
-    </w:p>
-    <w:p>
-      <w:pPr>
-        <w:rPr/>
-      </w:pPr>
-      <w:r>
-        <w:rPr>
-          <w:rtl w:val="0"/>
-        </w:rPr>
-        <w:t xml:space="preserve">    if(i&lt;0 || j&lt;0 || i&gt;=grid.length || j&gt;=grid[0].length || grid[i][j]==0)</w:t>
-      </w:r>
-    </w:p>
-    <w:p>
-      <w:pPr>
-        <w:rPr/>
-      </w:pPr>
-      <w:r>
-        <w:rPr>
-          <w:rtl w:val="0"/>
-        </w:rPr>
-        <w:t xml:space="preserve">        return;</w:t>
-      </w:r>
-    </w:p>
-    <w:p>
-      <w:pPr>
-        <w:rPr/>
-      </w:pPr>
-      <w:r>
-        <w:rPr>
-          <w:rtl w:val="0"/>
-        </w:rPr>
-      </w:r>
-    </w:p>
-    <w:p>
-      <w:pPr>
-        <w:rPr/>
-      </w:pPr>
-      <w:r>
-        <w:rPr>
-          <w:rtl w:val="0"/>
-        </w:rPr>
-        <w:t xml:space="preserve">    grid[i][j] = 0;</w:t>
-      </w:r>
-    </w:p>
-    <w:p>
-      <w:pPr>
-        <w:rPr/>
-      </w:pPr>
-      <w:r>
-        <w:rPr>
-          <w:rtl w:val="0"/>
-        </w:rPr>
-      </w:r>
-    </w:p>
-    <w:p>
-      <w:pPr>
-        <w:rPr/>
-      </w:pPr>
-      <w:r>
-        <w:rPr>
-          <w:rtl w:val="0"/>
-        </w:rPr>
-        <w:t xml:space="preserve">    dfs(grid,i+1,j);</w:t>
-      </w:r>
-    </w:p>
-    <w:p>
-      <w:pPr>
-        <w:rPr/>
-      </w:pPr>
-      <w:r>
-        <w:rPr>
-          <w:rtl w:val="0"/>
-        </w:rPr>
-        <w:t xml:space="preserve">    dfs(grid,i-1,j);</w:t>
-      </w:r>
-    </w:p>
-    <w:p>
-      <w:pPr>
-        <w:rPr/>
-      </w:pPr>
-      <w:r>
-        <w:rPr>
-          <w:rtl w:val="0"/>
-        </w:rPr>
-        <w:t xml:space="preserve">    dfs(grid,i,j+1);</w:t>
-      </w:r>
-    </w:p>
-    <w:p>
-      <w:pPr>
-        <w:rPr/>
-      </w:pPr>
-      <w:r>
-        <w:rPr>
-          <w:rtl w:val="0"/>
-        </w:rPr>
-        <w:t xml:space="preserve">    dfs(grid,i,j-1);</w:t>
-      </w:r>
-    </w:p>
-    <w:p>
-      <w:pPr>
-        <w:rPr/>
-      </w:pPr>
-      <w:r>
-        <w:rPr>
-          <w:rtl w:val="0"/>
-        </w:rPr>
-        <w:t xml:space="preserve">}</w:t>
-      </w:r>
-    </w:p>
-    <w:p>
-      <w:pPr>
-        <w:rPr/>
-      </w:pPr>
-      <w:r>
-        <w:rPr>
-          <w:rtl w:val="0"/>
-        </w:rPr>
-      </w:r>
-    </w:p>
-    <w:p>
-      <w:pPr>
-        <w:rPr/>
-      </w:pPr>
-      <w:r>
-        <w:pict>
-          <v:rect style="width:0.0pt;height:1.5pt" o:hr="t" o:hrstd="t" o:hralign="center" fillcolor="#A0A0A0" stroked="f"/>
-        </w:pict>
-      </w:r>
-      <w:r>
-        <w:rPr>
-          <w:rtl w:val="0"/>
-        </w:rPr>
-      </w:r>
-    </w:p>
-    <w:p>
-      <w:pPr>
-        <w:pStyle w:val="Heading1"/>
-        <w:keepNext w:val="0"/>
-        <w:keepLines w:val="0"/>
-        <w:spacing w:before="480" w:lineRule="auto"/>
-        <w:rPr>
-          <w:b w:val="1"/>
-          <w:bCs w:val="1"/>
-          <w:sz w:val="46"/>
-          <w:szCs w:val="46"/>
-        </w:rPr>
-      </w:pPr>
-      <w:bookmarkStart w:colFirst="0" w:colLast="0" w:name="_k3bdxhdzzgii" w:id="31"/>
-      <w:bookmarkEnd w:id="31"/>
-      <w:r>
-        <w:rPr>
-          <w:b w:val="1"/>
-          <w:bCs w:val="1"/>
-          <w:sz w:val="46"/>
-          <w:szCs w:val="46"/>
-          <w:rtl w:val="0"/>
-        </w:rPr>
-        <w:t xml:space="preserve">8. BFS / Queue</w:t>
-      </w:r>
-    </w:p>
-    <w:p>
-      <w:pPr>
-        <w:pStyle w:val="Heading3"/>
-        <w:keepNext w:val="0"/>
-        <w:keepLines w:val="0"/>
-        <w:spacing w:before="280" w:lineRule="auto"/>
-        <w:rPr>
-          <w:b w:val="1"/>
-          <w:bCs w:val="1"/>
-          <w:color w:val="000000"/>
-          <w:sz w:val="26"/>
-          <w:szCs w:val="26"/>
-        </w:rPr>
-      </w:pPr>
-      <w:bookmarkStart w:colFirst="0" w:colLast="0" w:name="_bsnlmkgt1p62" w:id="32"/>
-      <w:bookmarkEnd w:id="32"/>
-      <w:r>
-        <w:rPr>
-          <w:b w:val="1"/>
-          <w:bCs w:val="1"/>
-          <w:color w:val="000000"/>
-          <w:sz w:val="26"/>
-          <w:szCs w:val="26"/>
-          <w:rtl w:val="0"/>
-        </w:rPr>
-        <w:t xml:space="preserve">Use When</w:t>
-      </w:r>
-    </w:p>
-    <w:p>
-      <w:pPr>
-        <w:numPr>
-          <w:ilvl w:val="0"/>
-          <w:numId w:val="1"/>
-        </w:numPr>
-        <w:spacing w:after="0" w:afterAutospacing="0" w:before="240" w:lineRule="auto"/>
-        <w:ind w:left="720" w:hanging="360"/>
-      </w:pPr>
-      <w:r>
-        <w:rPr>
-          <w:b w:val="1"/>
-          <w:bCs w:val="1"/>
-          <w:rtl w:val="0"/>
-        </w:rPr>
-        <w:t xml:space="preserve">Shortest path</w:t>
-      </w:r>
-    </w:p>
-    <w:p>
-      <w:pPr>
-        <w:numPr>
-          <w:ilvl w:val="0"/>
-          <w:numId w:val="1"/>
-        </w:numPr>
-        <w:spacing w:after="240" w:before="0" w:beforeAutospacing="0" w:lineRule="auto"/>
-        <w:ind w:left="720" w:hanging="360"/>
-      </w:pPr>
-      <w:r>
-        <w:rPr>
-          <w:b w:val="1"/>
-          <w:bCs w:val="1"/>
-          <w:rtl w:val="0"/>
-        </w:rPr>
-        <w:t xml:space="preserve">Level order traversal</w:t>
-      </w:r>
-    </w:p>
-    <w:p>
-      <w:pPr>
-        <w:pStyle w:val="Heading3"/>
-        <w:keepNext w:val="0"/>
-        <w:keepLines w:val="0"/>
-        <w:spacing w:before="280" w:lineRule="auto"/>
-        <w:rPr>
-          <w:b w:val="1"/>
-          <w:bCs w:val="1"/>
-          <w:color w:val="000000"/>
-          <w:sz w:val="26"/>
-          <w:szCs w:val="26"/>
-        </w:rPr>
-      </w:pPr>
-      <w:bookmarkStart w:colFirst="0" w:colLast="0" w:name="_j8nqkunl1nur" w:id="33"/>
-      <w:bookmarkEnd w:id="33"/>
-      <w:r>
-        <w:rPr>
-          <w:b w:val="1"/>
-          <w:bCs w:val="1"/>
-          <w:color w:val="000000"/>
-          <w:sz w:val="26"/>
-          <w:szCs w:val="26"/>
-          <w:rtl w:val="0"/>
-        </w:rPr>
-        <w:t xml:space="preserve">Typical Problems</w:t>
-      </w:r>
-    </w:p>
-    <w:p>
-      <w:pPr>
-        <w:numPr>
-          <w:ilvl w:val="0"/>
-          <w:numId w:val="22"/>
-        </w:numPr>
-        <w:spacing w:after="0" w:afterAutospacing="0" w:before="240" w:lineRule="auto"/>
-        <w:ind w:left="720" w:hanging="360"/>
-      </w:pPr>
-      <w:r>
-        <w:rPr>
-          <w:rtl w:val="0"/>
-        </w:rPr>
-        <w:t xml:space="preserve">Word ladder</w:t>
-      </w:r>
-    </w:p>
-    <w:p>
-      <w:pPr>
-        <w:numPr>
-          <w:ilvl w:val="0"/>
-          <w:numId w:val="22"/>
-        </w:numPr>
-        <w:spacing w:after="0" w:afterAutospacing="0" w:before="0" w:beforeAutospacing="0" w:lineRule="auto"/>
-        <w:ind w:left="720" w:hanging="360"/>
-      </w:pPr>
-      <w:r>
-        <w:rPr>
-          <w:rtl w:val="0"/>
-        </w:rPr>
-        <w:t xml:space="preserve">Level order traversal</w:t>
-      </w:r>
-    </w:p>
-    <w:p>
-      <w:pPr>
-        <w:numPr>
-          <w:ilvl w:val="0"/>
-          <w:numId w:val="22"/>
-        </w:numPr>
-        <w:spacing w:after="240" w:before="0" w:beforeAutospacing="0" w:lineRule="auto"/>
-        <w:ind w:left="720" w:hanging="360"/>
-      </w:pPr>
-      <w:r>
-        <w:rPr>
-          <w:rtl w:val="0"/>
-        </w:rPr>
-        <w:t xml:space="preserve">Shortest path in grid</w:t>
-      </w:r>
-    </w:p>
-    <w:p>
-      <w:pPr>
-        <w:pStyle w:val="Heading3"/>
-        <w:keepNext w:val="0"/>
-        <w:keepLines w:val="0"/>
-        <w:spacing w:before="280" w:lineRule="auto"/>
-        <w:rPr>
-          <w:b w:val="1"/>
-          <w:bCs w:val="1"/>
-          <w:color w:val="000000"/>
-          <w:sz w:val="26"/>
-          <w:szCs w:val="26"/>
-        </w:rPr>
-      </w:pPr>
-      <w:bookmarkStart w:colFirst="0" w:colLast="0" w:name="_8bp6cc3eykjz" w:id="34"/>
-      <w:bookmarkEnd w:id="34"/>
-      <w:r>
-        <w:rPr>
-          <w:b w:val="1"/>
-          <w:bCs w:val="1"/>
-          <w:color w:val="000000"/>
-          <w:sz w:val="26"/>
-          <w:szCs w:val="26"/>
-          <w:rtl w:val="0"/>
-        </w:rPr>
-        <w:t xml:space="preserve">Java Example</w:t>
-      </w:r>
-    </w:p>
-    <w:p>
-      <w:pPr>
-        <w:rPr/>
-      </w:pPr>
-      <w:r>
-        <w:rPr>
-          <w:rtl w:val="0"/>
-        </w:rPr>
-        <w:t xml:space="preserve">Queue&lt;Node&gt; queue = new LinkedList&lt;&gt;();</w:t>
-      </w:r>
-    </w:p>
-    <w:p>
-      <w:pPr>
-        <w:rPr/>
-      </w:pPr>
-      <w:r>
-        <w:rPr>
-          <w:rtl w:val="0"/>
-        </w:rPr>
-      </w:r>
-    </w:p>
-    <w:p>
-      <w:pPr>
-        <w:rPr/>
-      </w:pPr>
-      <w:r>
-        <w:rPr>
-          <w:rtl w:val="0"/>
-        </w:rPr>
-        <w:t xml:space="preserve">queue.offer(root);</w:t>
-      </w:r>
-    </w:p>
-    <w:p>
-      <w:pPr>
-        <w:rPr/>
-      </w:pPr>
-      <w:r>
-        <w:rPr>
-          <w:rtl w:val="0"/>
-        </w:rPr>
-      </w:r>
-    </w:p>
-    <w:p>
-      <w:pPr>
-        <w:rPr/>
-      </w:pPr>
-      <w:r>
-        <w:rPr>
-          <w:rtl w:val="0"/>
-        </w:rPr>
-        <w:t xml:space="preserve">while(!queue.isEmpty()){</w:t>
-      </w:r>
-    </w:p>
-    <w:p>
-      <w:pPr>
-        <w:rPr/>
-      </w:pPr>
-      <w:r>
-        <w:rPr>
-          <w:rtl w:val="0"/>
-        </w:rPr>
-      </w:r>
-    </w:p>
-    <w:p>
-      <w:pPr>
-        <w:rPr/>
-      </w:pPr>
-      <w:r>
-        <w:rPr>
-          <w:rtl w:val="0"/>
-        </w:rPr>
-        <w:t xml:space="preserve">    Node node = queue.poll();</w:t>
-      </w:r>
-    </w:p>
-    <w:p>
-      <w:pPr>
-        <w:rPr/>
-      </w:pPr>
-      <w:r>
-        <w:rPr>
-          <w:rtl w:val="0"/>
-        </w:rPr>
-      </w:r>
-    </w:p>
-    <w:p>
-      <w:pPr>
-        <w:rPr/>
-      </w:pPr>
-      <w:r>
-        <w:rPr>
-          <w:rtl w:val="0"/>
-        </w:rPr>
-        <w:t xml:space="preserve">    if(node.left != null) queue.offer(node.left);</w:t>
-      </w:r>
-    </w:p>
-    <w:p>
-      <w:pPr>
-        <w:rPr/>
-      </w:pPr>
-      <w:r>
-        <w:rPr>
-          <w:rtl w:val="0"/>
-        </w:rPr>
-        <w:t xml:space="preserve">    if(node.right != null) queue.offer(node.right);</w:t>
-      </w:r>
-    </w:p>
-    <w:p>
-      <w:pPr>
-        <w:rPr/>
-      </w:pPr>
-      <w:r>
-        <w:rPr>
-          <w:rtl w:val="0"/>
-        </w:rPr>
-        <w:t xml:space="preserve">}</w:t>
-      </w:r>
-    </w:p>
-    <w:p>
-      <w:pPr>
-        <w:rPr/>
-      </w:pPr>
-      <w:r>
-        <w:rPr>
-          <w:rtl w:val="0"/>
-        </w:rPr>
-      </w:r>
-    </w:p>
-    <w:p>
-      <w:pPr>
-        <w:rPr/>
-      </w:pPr>
-      <w:r>
-        <w:pict>
-          <v:rect style="width:0.0pt;height:1.5pt" o:hr="t" o:hrstd="t" o:hralign="center" fillcolor="#A0A0A0" stroked="f"/>
-        </w:pict>
-      </w:r>
-      <w:r>
-        <w:rPr>
-          <w:rtl w:val="0"/>
-        </w:rPr>
-      </w:r>
-    </w:p>
-    <w:p>
-      <w:pPr>
-        <w:pStyle w:val="Heading1"/>
-        <w:keepNext w:val="0"/>
-        <w:keepLines w:val="0"/>
-        <w:spacing w:before="480" w:lineRule="auto"/>
-        <w:rPr>
-          <w:b w:val="1"/>
-          <w:bCs w:val="1"/>
-          <w:sz w:val="46"/>
-          <w:szCs w:val="46"/>
-        </w:rPr>
-      </w:pPr>
-      <w:bookmarkStart w:colFirst="0" w:colLast="0" w:name="_ceckw0otydvd" w:id="35"/>
-      <w:bookmarkEnd w:id="35"/>
-      <w:r>
-        <w:rPr>
-          <w:b w:val="1"/>
-          <w:bCs w:val="1"/>
-          <w:sz w:val="46"/>
-          <w:szCs w:val="46"/>
-          <w:rtl w:val="0"/>
-        </w:rPr>
-        <w:t xml:space="preserve">9. Dynamic Programming</w:t>
-      </w:r>
-    </w:p>
-    <w:p>
-      <w:pPr>
-        <w:pStyle w:val="Heading3"/>
-        <w:keepNext w:val="0"/>
-        <w:keepLines w:val="0"/>
-        <w:spacing w:before="280" w:lineRule="auto"/>
-        <w:rPr>
-          <w:b w:val="1"/>
-          <w:bCs w:val="1"/>
-          <w:color w:val="000000"/>
-          <w:sz w:val="26"/>
-          <w:szCs w:val="26"/>
-        </w:rPr>
-      </w:pPr>
-      <w:bookmarkStart w:colFirst="0" w:colLast="0" w:name="_jpwefrf63uii" w:id="36"/>
-      <w:bookmarkEnd w:id="36"/>
-      <w:r>
-        <w:rPr>
-          <w:b w:val="1"/>
-          <w:bCs w:val="1"/>
-          <w:color w:val="000000"/>
-          <w:sz w:val="26"/>
-          <w:szCs w:val="26"/>
-          <w:rtl w:val="0"/>
-        </w:rPr>
-        <w:t xml:space="preserve">Use When</w:t>
-      </w:r>
-    </w:p>
-    <w:p>
-      <w:pPr>
-        <w:numPr>
-          <w:ilvl w:val="0"/>
-          <w:numId w:val="14"/>
-        </w:numPr>
-        <w:spacing w:after="0" w:afterAutospacing="0" w:before="240" w:lineRule="auto"/>
-        <w:ind w:left="720" w:hanging="360"/>
-      </w:pPr>
-      <w:r>
-        <w:rPr>
-          <w:b w:val="1"/>
-          <w:bCs w:val="1"/>
-          <w:rtl w:val="0"/>
-        </w:rPr>
-        <w:t xml:space="preserve">Overlapping subproblems</w:t>
-      </w:r>
-    </w:p>
-    <w:p>
-      <w:pPr>
-        <w:numPr>
-          <w:ilvl w:val="0"/>
-          <w:numId w:val="14"/>
-        </w:numPr>
-        <w:spacing w:after="240" w:before="0" w:beforeAutospacing="0" w:lineRule="auto"/>
-        <w:ind w:left="720" w:hanging="360"/>
-      </w:pPr>
-      <w:r>
-        <w:rPr>
-          <w:b w:val="1"/>
-          <w:bCs w:val="1"/>
-          <w:rtl w:val="0"/>
-        </w:rPr>
-        <w:t xml:space="preserve">Optimization decisions</w:t>
-      </w:r>
-    </w:p>
-    <w:p>
-      <w:pPr>
-        <w:pStyle w:val="Heading3"/>
-        <w:keepNext w:val="0"/>
-        <w:keepLines w:val="0"/>
-        <w:spacing w:before="280" w:lineRule="auto"/>
-        <w:rPr>
-          <w:b w:val="1"/>
-          <w:bCs w:val="1"/>
-          <w:color w:val="000000"/>
-          <w:sz w:val="26"/>
-          <w:szCs w:val="26"/>
-        </w:rPr>
-      </w:pPr>
-      <w:bookmarkStart w:colFirst="0" w:colLast="0" w:name="_2mb4iealknu7" w:id="37"/>
-      <w:bookmarkEnd w:id="37"/>
-      <w:r>
-        <w:rPr>
-          <w:b w:val="1"/>
-          <w:bCs w:val="1"/>
-          <w:color w:val="000000"/>
-          <w:sz w:val="26"/>
-          <w:szCs w:val="26"/>
-          <w:rtl w:val="0"/>
-        </w:rPr>
-        <w:t xml:space="preserve">Typical Problems</w:t>
-      </w:r>
-    </w:p>
-    <w:p>
-      <w:pPr>
-        <w:numPr>
-          <w:ilvl w:val="0"/>
-          <w:numId w:val="3"/>
-        </w:numPr>
-        <w:spacing w:after="0" w:afterAutospacing="0" w:before="240" w:lineRule="auto"/>
-        <w:ind w:left="720" w:hanging="360"/>
-      </w:pPr>
-      <w:r>
-        <w:rPr>
-          <w:rtl w:val="0"/>
-        </w:rPr>
-        <w:t xml:space="preserve">Fibonacci</w:t>
-      </w:r>
-    </w:p>
-    <w:p>
-      <w:pPr>
-        <w:numPr>
-          <w:ilvl w:val="0"/>
-          <w:numId w:val="3"/>
-        </w:numPr>
-        <w:spacing w:after="0" w:afterAutospacing="0" w:before="0" w:beforeAutospacing="0" w:lineRule="auto"/>
-        <w:ind w:left="720" w:hanging="360"/>
-      </w:pPr>
-      <w:r>
-        <w:rPr>
-          <w:rtl w:val="0"/>
-        </w:rPr>
-        <w:t xml:space="preserve">Coin change</w:t>
-      </w:r>
-    </w:p>
-    <w:p>
-      <w:pPr>
-        <w:numPr>
-          <w:ilvl w:val="0"/>
-          <w:numId w:val="3"/>
-        </w:numPr>
-        <w:spacing w:after="240" w:before="0" w:beforeAutospacing="0" w:lineRule="auto"/>
-        <w:ind w:left="720" w:hanging="360"/>
-      </w:pPr>
-      <w:r>
-        <w:rPr>
-          <w:rtl w:val="0"/>
-        </w:rPr>
-        <w:t xml:space="preserve">Longest increasing subsequence</w:t>
-      </w:r>
-    </w:p>
-    <w:p>
-      <w:pPr>
-        <w:pStyle w:val="Heading3"/>
-        <w:keepNext w:val="0"/>
-        <w:keepLines w:val="0"/>
-        <w:spacing w:before="280" w:lineRule="auto"/>
-        <w:rPr>
-          <w:b w:val="1"/>
-          <w:bCs w:val="1"/>
-          <w:color w:val="000000"/>
-          <w:sz w:val="26"/>
-          <w:szCs w:val="26"/>
-        </w:rPr>
-      </w:pPr>
-      <w:bookmarkStart w:colFirst="0" w:colLast="0" w:name="_en6swwrlixgq" w:id="38"/>
-      <w:bookmarkEnd w:id="38"/>
-      <w:r>
-        <w:rPr>
-          <w:b w:val="1"/>
-          <w:bCs w:val="1"/>
-          <w:color w:val="000000"/>
-          <w:sz w:val="26"/>
-          <w:szCs w:val="26"/>
-          <w:rtl w:val="0"/>
-        </w:rPr>
-        <w:t xml:space="preserve">Java Example</w:t>
-      </w:r>
-    </w:p>
-    <w:p>
-      <w:pPr>
-        <w:rPr/>
-      </w:pPr>
-      <w:r>
-        <w:rPr>
-          <w:rtl w:val="0"/>
-        </w:rPr>
-        <w:t xml:space="preserve">int[] dp = new int[n+1];</w:t>
-      </w:r>
-    </w:p>
-    <w:p>
-      <w:pPr>
-        <w:rPr/>
-      </w:pPr>
-      <w:r>
-        <w:rPr>
-          <w:rtl w:val="0"/>
-        </w:rPr>
-      </w:r>
-    </w:p>
-    <w:p>
-      <w:pPr>
-        <w:rPr/>
-      </w:pPr>
-      <w:r>
-        <w:rPr>
-          <w:rtl w:val="0"/>
-        </w:rPr>
-        <w:t xml:space="preserve">dp[0] = 0;</w:t>
-      </w:r>
-    </w:p>
-    <w:p>
-      <w:pPr>
-        <w:rPr/>
-      </w:pPr>
-      <w:r>
-        <w:rPr>
-          <w:rtl w:val="0"/>
-        </w:rPr>
-        <w:t xml:space="preserve">dp[1] = 1;</w:t>
-      </w:r>
-    </w:p>
-    <w:p>
-      <w:pPr>
-        <w:rPr/>
-      </w:pPr>
-      <w:r>
-        <w:rPr>
-          <w:rtl w:val="0"/>
-        </w:rPr>
-      </w:r>
-    </w:p>
-    <w:p>
-      <w:pPr>
-        <w:rPr/>
-      </w:pPr>
-      <w:r>
-        <w:rPr>
-          <w:rtl w:val="0"/>
-        </w:rPr>
-        <w:t xml:space="preserve">for(int i=2;i&lt;=n;i++){</w:t>
-      </w:r>
-    </w:p>
-    <w:p>
-      <w:pPr>
-        <w:rPr/>
-      </w:pPr>
-      <w:r>
-        <w:rPr>
-          <w:rtl w:val="0"/>
-        </w:rPr>
-        <w:t xml:space="preserve">    dp[i] = dp[i-1] + dp[i-2];</w:t>
-      </w:r>
-    </w:p>
-    <w:p>
-      <w:pPr>
-        <w:rPr/>
-      </w:pPr>
-      <w:r>
-        <w:rPr>
-          <w:rtl w:val="0"/>
-        </w:rPr>
-        <w:t xml:space="preserve">}</w:t>
-      </w:r>
-    </w:p>
-    <w:p>
-      <w:pPr>
-        <w:rPr/>
-      </w:pPr>
-      <w:r>
-        <w:rPr>
-          <w:rtl w:val="0"/>
-        </w:rPr>
-      </w:r>
-    </w:p>
-    <w:p>
-      <w:pPr>
-        <w:rPr/>
-      </w:pPr>
-      <w:r>
-        <w:pict>
-          <v:rect style="width:0.0pt;height:1.5pt" o:hr="t" o:hrstd="t" o:hralign="center" fillcolor="#A0A0A0" stroked="f"/>
-        </w:pict>
-      </w:r>
-      <w:r>
-        <w:rPr>
-          <w:rtl w:val="0"/>
-        </w:rPr>
-      </w:r>
-    </w:p>
-    <w:p>
-      <w:pPr>
-        <w:pStyle w:val="Heading1"/>
-        <w:keepNext w:val="0"/>
-        <w:keepLines w:val="0"/>
-        <w:spacing w:before="480" w:lineRule="auto"/>
-        <w:rPr>
-          <w:b w:val="1"/>
-          <w:bCs w:val="1"/>
-          <w:sz w:val="46"/>
-          <w:szCs w:val="46"/>
-        </w:rPr>
-      </w:pPr>
-      <w:bookmarkStart w:colFirst="0" w:colLast="0" w:name="_na2f0mj5p63j" w:id="39"/>
-      <w:bookmarkEnd w:id="39"/>
-      <w:r>
-        <w:rPr>
-          <w:b w:val="1"/>
-          <w:bCs w:val="1"/>
-          <w:sz w:val="46"/>
-          <w:szCs w:val="46"/>
-          <w:rtl w:val="0"/>
-        </w:rPr>
-        <w:t xml:space="preserve">10. Greedy Algorithms</w:t>
-      </w:r>
-    </w:p>
-    <w:p>
-      <w:pPr>
-        <w:pStyle w:val="Heading3"/>
-        <w:keepNext w:val="0"/>
-        <w:keepLines w:val="0"/>
-        <w:spacing w:before="280" w:lineRule="auto"/>
-        <w:rPr>
-          <w:b w:val="1"/>
-          <w:bCs w:val="1"/>
-          <w:color w:val="000000"/>
-          <w:sz w:val="26"/>
-          <w:szCs w:val="26"/>
-        </w:rPr>
-      </w:pPr>
-      <w:bookmarkStart w:colFirst="0" w:colLast="0" w:name="_in1msprmddyi" w:id="40"/>
-      <w:bookmarkEnd w:id="40"/>
-      <w:r>
-        <w:rPr>
-          <w:b w:val="1"/>
-          <w:bCs w:val="1"/>
-          <w:color w:val="000000"/>
-          <w:sz w:val="26"/>
-          <w:szCs w:val="26"/>
-          <w:rtl w:val="0"/>
-        </w:rPr>
-        <w:t xml:space="preserve">Use When</w:t>
-      </w:r>
-    </w:p>
-    <w:p>
-      <w:pPr>
-        <w:numPr>
-          <w:ilvl w:val="0"/>
-          <w:numId w:val="10"/>
-        </w:numPr>
-        <w:spacing w:after="240" w:before="240" w:lineRule="auto"/>
-        <w:ind w:left="720" w:hanging="360"/>
-      </w:pPr>
-      <w:r>
-        <w:rPr>
-          <w:rtl w:val="0"/>
-        </w:rPr>
-        <w:t xml:space="preserve">Local optimum leads to global optimum</w:t>
-      </w:r>
-    </w:p>
-    <w:p>
-      <w:pPr>
-        <w:pStyle w:val="Heading3"/>
-        <w:keepNext w:val="0"/>
-        <w:keepLines w:val="0"/>
-        <w:spacing w:before="280" w:lineRule="auto"/>
-        <w:rPr>
-          <w:b w:val="1"/>
-          <w:bCs w:val="1"/>
-          <w:color w:val="000000"/>
-          <w:sz w:val="26"/>
-          <w:szCs w:val="26"/>
-        </w:rPr>
-      </w:pPr>
-      <w:bookmarkStart w:colFirst="0" w:colLast="0" w:name="_u1g4hhhqcndg" w:id="41"/>
-      <w:bookmarkEnd w:id="41"/>
-      <w:r>
-        <w:rPr>
-          <w:b w:val="1"/>
-          <w:bCs w:val="1"/>
-          <w:color w:val="000000"/>
-          <w:sz w:val="26"/>
-          <w:szCs w:val="26"/>
-          <w:rtl w:val="0"/>
-        </w:rPr>
-        <w:t xml:space="preserve">Typical Problems</w:t>
-      </w:r>
-    </w:p>
-    <w:p>
-      <w:pPr>
-        <w:numPr>
-          <w:ilvl w:val="0"/>
-          <w:numId w:val="21"/>
-        </w:numPr>
-        <w:spacing w:after="0" w:afterAutospacing="0" w:before="240" w:lineRule="auto"/>
-        <w:ind w:left="720" w:hanging="360"/>
-      </w:pPr>
-      <w:r>
-        <w:rPr>
-          <w:rtl w:val="0"/>
-        </w:rPr>
-        <w:t xml:space="preserve">Activity selection</w:t>
-      </w:r>
-    </w:p>
-    <w:p>
-      <w:pPr>
-        <w:numPr>
-          <w:ilvl w:val="0"/>
-          <w:numId w:val="21"/>
-        </w:numPr>
-        <w:spacing w:after="0" w:afterAutospacing="0" w:before="0" w:beforeAutospacing="0" w:lineRule="auto"/>
-        <w:ind w:left="720" w:hanging="360"/>
-      </w:pPr>
-      <w:r>
-        <w:rPr>
-          <w:rtl w:val="0"/>
-        </w:rPr>
-        <w:t xml:space="preserve">Interval scheduling</w:t>
-      </w:r>
-    </w:p>
-    <w:p>
-      <w:pPr>
-        <w:numPr>
-          <w:ilvl w:val="0"/>
-          <w:numId w:val="21"/>
-        </w:numPr>
-        <w:spacing w:after="240" w:before="0" w:beforeAutospacing="0" w:lineRule="auto"/>
-        <w:ind w:left="720" w:hanging="360"/>
-      </w:pPr>
-      <w:r>
-        <w:rPr>
-          <w:rtl w:val="0"/>
-        </w:rPr>
-        <w:t xml:space="preserve">Jump game</w:t>
-      </w:r>
-    </w:p>
-    <w:p>
-      <w:pPr>
-        <w:pStyle w:val="Heading3"/>
-        <w:keepNext w:val="0"/>
-        <w:keepLines w:val="0"/>
-        <w:spacing w:before="280" w:lineRule="auto"/>
-        <w:rPr>
-          <w:b w:val="1"/>
-          <w:bCs w:val="1"/>
-          <w:color w:val="000000"/>
-          <w:sz w:val="26"/>
-          <w:szCs w:val="26"/>
-        </w:rPr>
-      </w:pPr>
-      <w:bookmarkStart w:colFirst="0" w:colLast="0" w:name="_r0je70w4wh6b" w:id="42"/>
-      <w:bookmarkEnd w:id="42"/>
-      <w:r>
-        <w:rPr>
-          <w:b w:val="1"/>
-          <w:bCs w:val="1"/>
-          <w:color w:val="000000"/>
-          <w:sz w:val="26"/>
-          <w:szCs w:val="26"/>
-          <w:rtl w:val="0"/>
-        </w:rPr>
-        <w:t xml:space="preserve">Java Example</w:t>
-      </w:r>
-    </w:p>
-    <w:p>
-      <w:pPr>
-        <w:rPr/>
-      </w:pPr>
-      <w:r>
-        <w:rPr>
-          <w:rtl w:val="0"/>
-        </w:rPr>
-        <w:t xml:space="preserve">Arrays.sort(intervals,(a,b)-&gt;a[1]-b[1]);</w:t>
-      </w:r>
-    </w:p>
-    <w:p>
-      <w:pPr>
-        <w:rPr/>
-      </w:pPr>
-      <w:r>
-        <w:rPr>
-          <w:rtl w:val="0"/>
-        </w:rPr>
-      </w:r>
-    </w:p>
-    <w:p>
-      <w:pPr>
-        <w:rPr/>
-      </w:pPr>
-      <w:r>
-        <w:rPr>
-          <w:rtl w:val="0"/>
-        </w:rPr>
-        <w:t xml:space="preserve">int count = 0;</w:t>
-      </w:r>
-    </w:p>
-    <w:p>
-      <w:pPr>
-        <w:rPr/>
-      </w:pPr>
-      <w:r>
-        <w:rPr>
-          <w:rtl w:val="0"/>
-        </w:rPr>
-        <w:t xml:space="preserve">int end = Integer.MIN_VALUE;</w:t>
-      </w:r>
-    </w:p>
-    <w:p>
-      <w:pPr>
-        <w:rPr/>
-      </w:pPr>
-      <w:r>
-        <w:rPr>
-          <w:rtl w:val="0"/>
-        </w:rPr>
-      </w:r>
-    </w:p>
-    <w:p>
-      <w:pPr>
-        <w:rPr/>
-      </w:pPr>
-      <w:r>
-        <w:rPr>
-          <w:rtl w:val="0"/>
-        </w:rPr>
-        <w:t xml:space="preserve">for(int[] interval:intervals){</w:t>
-      </w:r>
-    </w:p>
-    <w:p>
-      <w:pPr>
-        <w:rPr/>
-      </w:pPr>
-      <w:r>
-        <w:rPr>
-          <w:rtl w:val="0"/>
-        </w:rPr>
-      </w:r>
-    </w:p>
-    <w:p>
-      <w:pPr>
-        <w:rPr/>
-      </w:pPr>
-      <w:r>
-        <w:rPr>
-          <w:rtl w:val="0"/>
-        </w:rPr>
-        <w:t xml:space="preserve">    if(interval[0] &gt;= end){</w:t>
-      </w:r>
-    </w:p>
-    <w:p>
-      <w:pPr>
-        <w:rPr/>
-      </w:pPr>
-      <w:r>
-        <w:rPr>
-          <w:rtl w:val="0"/>
-        </w:rPr>
-      </w:r>
-    </w:p>
-    <w:p>
-      <w:pPr>
-        <w:rPr/>
-      </w:pPr>
-      <w:r>
-        <w:rPr>
-          <w:rtl w:val="0"/>
-        </w:rPr>
-        <w:t xml:space="preserve">        count++;</w:t>
-      </w:r>
-    </w:p>
-    <w:p>
-      <w:pPr>
-        <w:rPr/>
-      </w:pPr>
-      <w:r>
-        <w:rPr>
-          <w:rtl w:val="0"/>
-        </w:rPr>
-        <w:t xml:space="preserve">        end = interval[1];</w:t>
-      </w:r>
-    </w:p>
-    <w:p>
-      <w:pPr>
-        <w:rPr/>
-      </w:pPr>
-      <w:r>
-        <w:rPr>
-          <w:rtl w:val="0"/>
-        </w:rPr>
-        <w:t xml:space="preserve">    }</w:t>
-      </w:r>
-    </w:p>
-    <w:p>
-      <w:pPr>
-        <w:rPr/>
-      </w:pPr>
-      <w:r>
-        <w:rPr>
-          <w:rtl w:val="0"/>
-        </w:rPr>
-        <w:t xml:space="preserve">}</w:t>
-      </w:r>
-    </w:p>
-    <w:p>
-      <w:pPr>
-        <w:rPr/>
-      </w:pPr>
-      <w:r>
-        <w:rPr>
-          <w:rtl w:val="0"/>
-        </w:rPr>
-      </w:r>
-    </w:p>
-    <w:p>
-      <w:pPr>
-        <w:rPr/>
-      </w:pPr>
-      <w:r>
-        <w:pict>
-          <v:rect style="width:0.0pt;height:1.5pt" o:hr="t" o:hrstd="t" o:hralign="center" fillcolor="#A0A0A0" stroked="f"/>
-        </w:pict>
-      </w:r>
-      <w:r>
-        <w:rPr>
-          <w:rtl w:val="0"/>
-        </w:rPr>
-      </w:r>
-    </w:p>
-    <w:p>
-      <w:pPr>
-        <w:pStyle w:val="Heading1"/>
-        <w:keepNext w:val="0"/>
-        <w:keepLines w:val="0"/>
-        <w:spacing w:before="480" w:lineRule="auto"/>
-        <w:rPr>
-          <w:b w:val="1"/>
-          <w:bCs w:val="1"/>
-          <w:sz w:val="46"/>
-          <w:szCs w:val="46"/>
-        </w:rPr>
-      </w:pPr>
-      <w:bookmarkStart w:colFirst="0" w:colLast="0" w:name="_dlsubcf8vg70" w:id="43"/>
-      <w:bookmarkEnd w:id="43"/>
-      <w:r>
-        <w:rPr>
-          <w:b w:val="1"/>
-          <w:bCs w:val="1"/>
-          <w:sz w:val="46"/>
-          <w:szCs w:val="46"/>
-          <w:rtl w:val="0"/>
-        </w:rPr>
-        <w:t xml:space="preserve">11. Monotonic Stack</w:t>
-      </w:r>
-    </w:p>
-    <w:p>
-      <w:pPr>
-        <w:pStyle w:val="Heading3"/>
-        <w:keepNext w:val="0"/>
-        <w:keepLines w:val="0"/>
-        <w:spacing w:before="280" w:lineRule="auto"/>
-        <w:rPr>
-          <w:b w:val="1"/>
-          <w:bCs w:val="1"/>
-          <w:color w:val="000000"/>
-          <w:sz w:val="26"/>
-          <w:szCs w:val="26"/>
-        </w:rPr>
-      </w:pPr>
-      <w:bookmarkStart w:colFirst="0" w:colLast="0" w:name="_enrt5xlxu9td" w:id="44"/>
-      <w:bookmarkEnd w:id="44"/>
-      <w:r>
-        <w:rPr>
-          <w:b w:val="1"/>
-          <w:bCs w:val="1"/>
-          <w:color w:val="000000"/>
-          <w:sz w:val="26"/>
-          <w:szCs w:val="26"/>
-          <w:rtl w:val="0"/>
-        </w:rPr>
-        <w:t xml:space="preserve">Use When</w:t>
-      </w:r>
-    </w:p>
-    <w:p>
-      <w:pPr>
-        <w:numPr>
-          <w:ilvl w:val="0"/>
-          <w:numId w:val="20"/>
-        </w:numPr>
-        <w:spacing w:after="240" w:before="240" w:lineRule="auto"/>
-        <w:ind w:left="720" w:hanging="360"/>
-      </w:pPr>
-      <w:r>
-        <w:rPr>
-          <w:rtl w:val="0"/>
-        </w:rPr>
-        <w:t xml:space="preserve">Need </w:t>
-      </w:r>
-      <w:r>
-        <w:rPr>
-          <w:b w:val="1"/>
-          <w:bCs w:val="1"/>
-          <w:rtl w:val="0"/>
-        </w:rPr>
-        <w:t xml:space="preserve">next greater / smaller element</w:t>
-      </w:r>
-    </w:p>
-    <w:p>
-      <w:pPr>
-        <w:pStyle w:val="Heading3"/>
-        <w:keepNext w:val="0"/>
-        <w:keepLines w:val="0"/>
-        <w:spacing w:before="280" w:lineRule="auto"/>
-        <w:rPr>
-          <w:b w:val="1"/>
-          <w:bCs w:val="1"/>
-          <w:color w:val="000000"/>
-          <w:sz w:val="26"/>
-          <w:szCs w:val="26"/>
-        </w:rPr>
-      </w:pPr>
-      <w:bookmarkStart w:colFirst="0" w:colLast="0" w:name="_5j53qi7vnhks" w:id="45"/>
-      <w:bookmarkEnd w:id="45"/>
-      <w:r>
-        <w:rPr>
-          <w:b w:val="1"/>
-          <w:bCs w:val="1"/>
-          <w:color w:val="000000"/>
-          <w:sz w:val="26"/>
-          <w:szCs w:val="26"/>
-          <w:rtl w:val="0"/>
-        </w:rPr>
-        <w:t xml:space="preserve">Typical Problems</w:t>
-      </w:r>
-    </w:p>
-    <w:p>
-      <w:pPr>
-        <w:numPr>
-          <w:ilvl w:val="0"/>
-          <w:numId w:val="8"/>
-        </w:numPr>
-        <w:spacing w:after="0" w:afterAutospacing="0" w:before="240" w:lineRule="auto"/>
-        <w:ind w:left="720" w:hanging="360"/>
-      </w:pPr>
-      <w:r>
-        <w:rPr>
-          <w:rtl w:val="0"/>
-        </w:rPr>
-        <w:t xml:space="preserve">Largest rectangle in histogram</w:t>
-      </w:r>
-    </w:p>
-    <w:p>
-      <w:pPr>
-        <w:numPr>
-          <w:ilvl w:val="0"/>
-          <w:numId w:val="8"/>
-        </w:numPr>
-        <w:spacing w:after="0" w:afterAutospacing="0" w:before="0" w:beforeAutospacing="0" w:lineRule="auto"/>
-        <w:ind w:left="720" w:hanging="360"/>
-      </w:pPr>
-      <w:r>
-        <w:rPr>
-          <w:rtl w:val="0"/>
-        </w:rPr>
-        <w:t xml:space="preserve">Daily temperatures</w:t>
-      </w:r>
-    </w:p>
-    <w:p>
-      <w:pPr>
-        <w:numPr>
-          <w:ilvl w:val="0"/>
-          <w:numId w:val="8"/>
-        </w:numPr>
-        <w:spacing w:after="240" w:before="0" w:beforeAutospacing="0" w:lineRule="auto"/>
-        <w:ind w:left="720" w:hanging="360"/>
-      </w:pPr>
-      <w:r>
-        <w:rPr>
-          <w:rtl w:val="0"/>
-        </w:rPr>
-        <w:t xml:space="preserve">Next greater element</w:t>
-      </w:r>
-    </w:p>
-    <w:p>
-      <w:pPr>
-        <w:pStyle w:val="Heading3"/>
-        <w:keepNext w:val="0"/>
-        <w:keepLines w:val="0"/>
-        <w:spacing w:before="280" w:lineRule="auto"/>
-        <w:rPr>
-          <w:b w:val="1"/>
-          <w:bCs w:val="1"/>
-          <w:color w:val="000000"/>
-          <w:sz w:val="26"/>
-          <w:szCs w:val="26"/>
-        </w:rPr>
-      </w:pPr>
-      <w:bookmarkStart w:colFirst="0" w:colLast="0" w:name="_b09cm5wnk75q" w:id="46"/>
-      <w:bookmarkEnd w:id="46"/>
-      <w:r>
-        <w:rPr>
-          <w:b w:val="1"/>
-          <w:bCs w:val="1"/>
-          <w:color w:val="000000"/>
-          <w:sz w:val="26"/>
-          <w:szCs w:val="26"/>
-          <w:rtl w:val="0"/>
-        </w:rPr>
-        <w:t xml:space="preserve">Java Example</w:t>
-      </w:r>
-    </w:p>
-    <w:p>
-      <w:pPr>
-        <w:rPr/>
-      </w:pPr>
-      <w:r>
-        <w:rPr>
-          <w:rtl w:val="0"/>
-        </w:rPr>
-        <w:t xml:space="preserve">Stack&lt;Integer&gt; stack = new Stack&lt;&gt;();</w:t>
-      </w:r>
-    </w:p>
-    <w:p>
-      <w:pPr>
-        <w:rPr/>
-      </w:pPr>
-      <w:r>
-        <w:rPr>
-          <w:rtl w:val="0"/>
-        </w:rPr>
-      </w:r>
-    </w:p>
-    <w:p>
-      <w:pPr>
-        <w:rPr/>
-      </w:pPr>
-      <w:r>
-        <w:rPr>
-          <w:rtl w:val="0"/>
-        </w:rPr>
-        <w:t xml:space="preserve">for(int i=0;i&lt;nums.length;i++){</w:t>
-      </w:r>
-    </w:p>
-    <w:p>
-      <w:pPr>
-        <w:rPr/>
-      </w:pPr>
-      <w:r>
-        <w:rPr>
-          <w:rtl w:val="0"/>
-        </w:rPr>
-      </w:r>
-    </w:p>
-    <w:p>
-      <w:pPr>
-        <w:rPr/>
-      </w:pPr>
-      <w:r>
-        <w:rPr>
-          <w:rtl w:val="0"/>
-        </w:rPr>
-        <w:t xml:space="preserve">    while(!stack.isEmpty() &amp;&amp;</w:t>
-      </w:r>
-    </w:p>
-    <w:p>
-      <w:pPr>
-        <w:rPr/>
-      </w:pPr>
-      <w:r>
-        <w:rPr>
-          <w:rtl w:val="0"/>
-        </w:rPr>
-        <w:t xml:space="preserve">          nums[i] &gt; nums[stack.peek()]){</w:t>
-      </w:r>
-    </w:p>
-    <w:p>
-      <w:pPr>
-        <w:rPr/>
-      </w:pPr>
-      <w:r>
-        <w:rPr>
-          <w:rtl w:val="0"/>
-        </w:rPr>
-      </w:r>
-    </w:p>
-    <w:p>
-      <w:pPr>
-        <w:rPr/>
-      </w:pPr>
-      <w:r>
-        <w:rPr>
-          <w:rtl w:val="0"/>
-        </w:rPr>
-        <w:t xml:space="preserve">        int index = stack.pop();</w:t>
-      </w:r>
-    </w:p>
-    <w:p>
-      <w:pPr>
-        <w:rPr/>
-      </w:pPr>
-      <w:r>
-        <w:rPr>
-          <w:rtl w:val="0"/>
-        </w:rPr>
-        <w:t xml:space="preserve">    }</w:t>
-      </w:r>
-    </w:p>
-    <w:p>
-      <w:pPr>
-        <w:rPr/>
-      </w:pPr>
-      <w:r>
-        <w:rPr>
-          <w:rtl w:val="0"/>
-        </w:rPr>
-      </w:r>
-    </w:p>
-    <w:p>
-      <w:pPr>
-        <w:rPr/>
-      </w:pPr>
-      <w:r>
-        <w:rPr>
-          <w:rtl w:val="0"/>
-        </w:rPr>
-        <w:t xml:space="preserve">    stack.push(i);</w:t>
-      </w:r>
-    </w:p>
-    <w:p>
-      <w:pPr>
-        <w:rPr/>
-      </w:pPr>
-      <w:r>
-        <w:rPr>
-          <w:rtl w:val="0"/>
-        </w:rPr>
-        <w:t xml:space="preserve">}</w:t>
-      </w:r>
-    </w:p>
-    <w:p>
-      <w:pPr>
-        <w:rPr/>
-      </w:pPr>
-      <w:r>
-        <w:rPr>
-          <w:rtl w:val="0"/>
-        </w:rPr>
-      </w:r>
-    </w:p>
-    <w:p>
-      <w:pPr>
-        <w:rPr/>
-      </w:pPr>
-      <w:r>
-        <w:pict>
-          <v:rect style="width:0.0pt;height:1.5pt" o:hr="t" o:hrstd="t" o:hralign="center" fillcolor="#A0A0A0" stroked="f"/>
-        </w:pict>
-      </w:r>
-      <w:r>
-        <w:rPr>
-          <w:rtl w:val="0"/>
-        </w:rPr>
-      </w:r>
-    </w:p>
-    <w:p>
-      <w:pPr>
-        <w:pStyle w:val="Heading1"/>
-        <w:keepNext w:val="0"/>
-        <w:keepLines w:val="0"/>
-        <w:spacing w:before="480" w:lineRule="auto"/>
-        <w:rPr>
-          <w:b w:val="1"/>
-          <w:bCs w:val="1"/>
-          <w:sz w:val="46"/>
-          <w:szCs w:val="46"/>
-        </w:rPr>
-      </w:pPr>
-      <w:bookmarkStart w:colFirst="0" w:colLast="0" w:name="_p1hjrxujlqks" w:id="47"/>
-      <w:bookmarkEnd w:id="47"/>
-      <w:r>
-        <w:rPr>
-          <w:b w:val="1"/>
-          <w:bCs w:val="1"/>
-          <w:sz w:val="46"/>
-          <w:szCs w:val="46"/>
-          <w:rtl w:val="0"/>
-        </w:rPr>
-        <w:t xml:space="preserve">12. Union-Find (Disjoint Set)</w:t>
-      </w:r>
-    </w:p>
-    <w:p>
-      <w:pPr>
-        <w:pStyle w:val="Heading3"/>
-        <w:keepNext w:val="0"/>
-        <w:keepLines w:val="0"/>
-        <w:spacing w:before="280" w:lineRule="auto"/>
-        <w:rPr>
-          <w:b w:val="1"/>
-          <w:bCs w:val="1"/>
-          <w:color w:val="000000"/>
-          <w:sz w:val="26"/>
-          <w:szCs w:val="26"/>
-        </w:rPr>
-      </w:pPr>
-      <w:bookmarkStart w:colFirst="0" w:colLast="0" w:name="_3uz4ql4wks6z" w:id="48"/>
-      <w:bookmarkEnd w:id="48"/>
-      <w:r>
-        <w:rPr>
-          <w:b w:val="1"/>
-          <w:bCs w:val="1"/>
-          <w:color w:val="000000"/>
-          <w:sz w:val="26"/>
-          <w:szCs w:val="26"/>
-          <w:rtl w:val="0"/>
-        </w:rPr>
-        <w:t xml:space="preserve">Use When</w:t>
-      </w:r>
-    </w:p>
-    <w:p>
-      <w:pPr>
-        <w:numPr>
-          <w:ilvl w:val="0"/>
-          <w:numId w:val="23"/>
-        </w:numPr>
-        <w:spacing w:after="0" w:afterAutospacing="0" w:before="240" w:lineRule="auto"/>
-        <w:ind w:left="720" w:hanging="360"/>
-      </w:pPr>
-      <w:r>
-        <w:rPr>
-          <w:rtl w:val="0"/>
-        </w:rPr>
-        <w:t xml:space="preserve">Graph connectivity</w:t>
-      </w:r>
-    </w:p>
-    <w:p>
-      <w:pPr>
-        <w:numPr>
-          <w:ilvl w:val="0"/>
-          <w:numId w:val="23"/>
-        </w:numPr>
-        <w:spacing w:after="240" w:before="0" w:beforeAutospacing="0" w:lineRule="auto"/>
-        <w:ind w:left="720" w:hanging="360"/>
-      </w:pPr>
-      <w:r>
-        <w:rPr>
-          <w:rtl w:val="0"/>
-        </w:rPr>
         <w:t xml:space="preserve">Detecting cycles</w:t>
       </w:r>
     </w:p>
@@ -4241,6 +4385,662 @@
     </w:p>
     <w:p>
       <w:pPr>
+        <w:spacing w:after="240" w:before="240" w:lineRule="auto"/>
+        <w:rPr/>
+      </w:pPr>
+      <w:r>
+        <w:rPr>
+          <w:rtl w:val="0"/>
+        </w:rPr>
+      </w:r>
+    </w:p>
+    <w:p>
+      <w:pPr>
+        <w:spacing w:after="240" w:before="240" w:lineRule="auto"/>
+        <w:rPr/>
+      </w:pPr>
+      <w:r>
+        <w:rPr>
+          <w:rtl w:val="0"/>
+        </w:rPr>
+      </w:r>
+    </w:p>
+    <w:tbl>
+      <w:tblPr>
+        <w:tblStyle w:val="Table1"/>
+        <w:tblW w:w="2515.0" w:type="dxa"/>
+        <w:jc w:val="left"/>
+        <w:tblBorders>
+          <w:top w:color="000000" w:space="0" w:sz="0" w:val="nil"/>
+          <w:left w:color="000000" w:space="0" w:sz="0" w:val="nil"/>
+          <w:bottom w:color="000000" w:space="0" w:sz="0" w:val="nil"/>
+          <w:right w:color="000000" w:space="0" w:sz="0" w:val="nil"/>
+          <w:insideH w:color="000000" w:space="0" w:sz="0" w:val="nil"/>
+          <w:insideV w:color="000000" w:space="0" w:sz="0" w:val="nil"/>
+        </w:tblBorders>
+        <w:tblLayout w:type="fixed"/>
+        <w:tblLook w:val="0600"/>
+      </w:tblPr>
+      <w:tblGrid>
+        <w:gridCol w:w="1100"/>
+        <w:gridCol w:w="1415"/>
+        <w:tblGridChange w:id="0">
+          <w:tblGrid>
+            <w:gridCol w:w="1100"/>
+            <w:gridCol w:w="1415"/>
+          </w:tblGrid>
+        </w:tblGridChange>
+      </w:tblGrid>
+      <w:tr>
+        <w:trPr>
+          <w:cantSplit w:val="0"/>
+          <w:trHeight w:val="500" w:hRule="atLeast"/>
+          <w:tblHeader w:val="0"/>
+        </w:trPr>
+        <w:tc>
+          <w:tcPr>
+            <w:tcBorders>
+              <w:top w:color="000000" w:space="0" w:sz="0" w:val="nil"/>
+              <w:left w:color="000000" w:space="0" w:sz="0" w:val="nil"/>
+              <w:bottom w:color="000000" w:space="0" w:sz="0" w:val="nil"/>
+              <w:right w:color="000000" w:space="0" w:sz="0" w:val="nil"/>
+            </w:tcBorders>
+            <w:tcMar>
+              <w:top w:w="100.0" w:type="dxa"/>
+              <w:left w:w="100.0" w:type="dxa"/>
+              <w:bottom w:w="100.0" w:type="dxa"/>
+              <w:right w:w="100.0" w:type="dxa"/>
+            </w:tcMar>
+            <w:vAlign w:val="top"/>
+          </w:tcPr>
+          <w:p>
+            <w:pPr>
+              <w:spacing w:after="240" w:before="240" w:lineRule="auto"/>
+              <w:jc w:val="center"/>
+              <w:rPr/>
+            </w:pPr>
+            <w:r>
+              <w:rPr>
+                <w:b w:val="1"/>
+                <w:bCs w:val="1"/>
+                <w:rtl w:val="0"/>
+              </w:rPr>
+              <w:t xml:space="preserve">Problem</w:t>
+            </w:r>
+            <w:r>
+              <w:rPr>
+                <w:rtl w:val="0"/>
+              </w:rPr>
+            </w:r>
+          </w:p>
+        </w:tc>
+        <w:tc>
+          <w:tcPr>
+            <w:tcBorders>
+              <w:top w:color="000000" w:space="0" w:sz="0" w:val="nil"/>
+              <w:left w:color="000000" w:space="0" w:sz="0" w:val="nil"/>
+              <w:bottom w:color="000000" w:space="0" w:sz="0" w:val="nil"/>
+              <w:right w:color="000000" w:space="0" w:sz="0" w:val="nil"/>
+            </w:tcBorders>
+            <w:tcMar>
+              <w:top w:w="100.0" w:type="dxa"/>
+              <w:left w:w="100.0" w:type="dxa"/>
+              <w:bottom w:w="100.0" w:type="dxa"/>
+              <w:right w:w="100.0" w:type="dxa"/>
+            </w:tcMar>
+            <w:vAlign w:val="top"/>
+          </w:tcPr>
+          <w:p>
+            <w:pPr>
+              <w:spacing w:after="240" w:before="240" w:lineRule="auto"/>
+              <w:jc w:val="center"/>
+              <w:rPr/>
+            </w:pPr>
+            <w:r>
+              <w:rPr>
+                <w:b w:val="1"/>
+                <w:bCs w:val="1"/>
+                <w:rtl w:val="0"/>
+              </w:rPr>
+              <w:t xml:space="preserve">Description</w:t>
+            </w:r>
+            <w:r>
+              <w:rPr>
+                <w:rtl w:val="0"/>
+              </w:rPr>
+            </w:r>
+          </w:p>
+        </w:tc>
+      </w:tr>
+    </w:tbl>
+    <w:p>
+      <w:pPr>
+        <w:spacing w:after="240" w:before="240" w:lineRule="auto"/>
+        <w:rPr/>
+      </w:pPr>
+      <w:r>
+        <w:rPr>
+          <w:rtl w:val="0"/>
+        </w:rPr>
+      </w:r>
+    </w:p>
+    <w:tbl>
+      <w:tblPr>
+        <w:tblStyle w:val="Table2"/>
+        <w:tblW w:w="5710.0" w:type="dxa"/>
+        <w:jc w:val="left"/>
+        <w:tblBorders>
+          <w:top w:color="000000" w:space="0" w:sz="0" w:val="nil"/>
+          <w:left w:color="000000" w:space="0" w:sz="0" w:val="nil"/>
+          <w:bottom w:color="000000" w:space="0" w:sz="0" w:val="nil"/>
+          <w:right w:color="000000" w:space="0" w:sz="0" w:val="nil"/>
+          <w:insideH w:color="000000" w:space="0" w:sz="0" w:val="nil"/>
+          <w:insideV w:color="000000" w:space="0" w:sz="0" w:val="nil"/>
+        </w:tblBorders>
+        <w:tblLayout w:type="fixed"/>
+        <w:tblLook w:val="0600"/>
+      </w:tblPr>
+      <w:tblGrid>
+        <w:gridCol w:w="3635"/>
+        <w:gridCol w:w="2075"/>
+        <w:tblGridChange w:id="0">
+          <w:tblGrid>
+            <w:gridCol w:w="3635"/>
+            <w:gridCol w:w="2075"/>
+          </w:tblGrid>
+        </w:tblGridChange>
+      </w:tblGrid>
+      <w:tr>
+        <w:trPr>
+          <w:cantSplit w:val="0"/>
+          <w:trHeight w:val="500" w:hRule="atLeast"/>
+          <w:tblHeader w:val="0"/>
+        </w:trPr>
+        <w:tc>
+          <w:tcPr>
+            <w:tcBorders>
+              <w:top w:color="000000" w:space="0" w:sz="0" w:val="nil"/>
+              <w:left w:color="000000" w:space="0" w:sz="0" w:val="nil"/>
+              <w:bottom w:color="000000" w:space="0" w:sz="0" w:val="nil"/>
+              <w:right w:color="000000" w:space="0" w:sz="0" w:val="nil"/>
+            </w:tcBorders>
+            <w:tcMar>
+              <w:top w:w="100.0" w:type="dxa"/>
+              <w:left w:w="100.0" w:type="dxa"/>
+              <w:bottom w:w="100.0" w:type="dxa"/>
+              <w:right w:w="100.0" w:type="dxa"/>
+            </w:tcMar>
+            <w:vAlign w:val="top"/>
+          </w:tcPr>
+          <w:p>
+            <w:pPr>
+              <w:spacing w:after="240" w:before="240" w:lineRule="auto"/>
+              <w:rPr/>
+            </w:pPr>
+            <w:r>
+              <w:rPr>
+                <w:rtl w:val="0"/>
+              </w:rPr>
+              <w:t xml:space="preserve">Number of Connected Components</w:t>
+            </w:r>
+          </w:p>
+        </w:tc>
+        <w:tc>
+          <w:tcPr>
+            <w:tcBorders>
+              <w:top w:color="000000" w:space="0" w:sz="0" w:val="nil"/>
+              <w:left w:color="000000" w:space="0" w:sz="0" w:val="nil"/>
+              <w:bottom w:color="000000" w:space="0" w:sz="0" w:val="nil"/>
+              <w:right w:color="000000" w:space="0" w:sz="0" w:val="nil"/>
+            </w:tcBorders>
+            <w:tcMar>
+              <w:top w:w="100.0" w:type="dxa"/>
+              <w:left w:w="100.0" w:type="dxa"/>
+              <w:bottom w:w="100.0" w:type="dxa"/>
+              <w:right w:w="100.0" w:type="dxa"/>
+            </w:tcMar>
+            <w:vAlign w:val="top"/>
+          </w:tcPr>
+          <w:p>
+            <w:pPr>
+              <w:spacing w:after="240" w:before="240" w:lineRule="auto"/>
+              <w:rPr/>
+            </w:pPr>
+            <w:r>
+              <w:rPr>
+                <w:rtl w:val="0"/>
+              </w:rPr>
+              <w:t xml:space="preserve">Graph connectivity</w:t>
+            </w:r>
+          </w:p>
+        </w:tc>
+      </w:tr>
+    </w:tbl>
+    <w:p>
+      <w:pPr>
+        <w:spacing w:after="240" w:before="240" w:lineRule="auto"/>
+        <w:rPr/>
+      </w:pPr>
+      <w:r>
+        <w:rPr>
+          <w:rtl w:val="0"/>
+        </w:rPr>
+      </w:r>
+    </w:p>
+    <w:tbl>
+      <w:tblPr>
+        <w:tblStyle w:val="Table3"/>
+        <w:tblW w:w="5860.0" w:type="dxa"/>
+        <w:jc w:val="left"/>
+        <w:tblBorders>
+          <w:top w:color="000000" w:space="0" w:sz="0" w:val="nil"/>
+          <w:left w:color="000000" w:space="0" w:sz="0" w:val="nil"/>
+          <w:bottom w:color="000000" w:space="0" w:sz="0" w:val="nil"/>
+          <w:right w:color="000000" w:space="0" w:sz="0" w:val="nil"/>
+          <w:insideH w:color="000000" w:space="0" w:sz="0" w:val="nil"/>
+          <w:insideV w:color="000000" w:space="0" w:sz="0" w:val="nil"/>
+        </w:tblBorders>
+        <w:tblLayout w:type="fixed"/>
+        <w:tblLook w:val="0600"/>
+      </w:tblPr>
+      <w:tblGrid>
+        <w:gridCol w:w="3170"/>
+        <w:gridCol w:w="2690"/>
+        <w:tblGridChange w:id="0">
+          <w:tblGrid>
+            <w:gridCol w:w="3170"/>
+            <w:gridCol w:w="2690"/>
+          </w:tblGrid>
+        </w:tblGridChange>
+      </w:tblGrid>
+      <w:tr>
+        <w:trPr>
+          <w:cantSplit w:val="0"/>
+          <w:trHeight w:val="500" w:hRule="atLeast"/>
+          <w:tblHeader w:val="0"/>
+        </w:trPr>
+        <w:tc>
+          <w:tcPr>
+            <w:tcBorders>
+              <w:top w:color="000000" w:space="0" w:sz="0" w:val="nil"/>
+              <w:left w:color="000000" w:space="0" w:sz="0" w:val="nil"/>
+              <w:bottom w:color="000000" w:space="0" w:sz="0" w:val="nil"/>
+              <w:right w:color="000000" w:space="0" w:sz="0" w:val="nil"/>
+            </w:tcBorders>
+            <w:tcMar>
+              <w:top w:w="100.0" w:type="dxa"/>
+              <w:left w:w="100.0" w:type="dxa"/>
+              <w:bottom w:w="100.0" w:type="dxa"/>
+              <w:right w:w="100.0" w:type="dxa"/>
+            </w:tcMar>
+            <w:vAlign w:val="top"/>
+          </w:tcPr>
+          <w:p>
+            <w:pPr>
+              <w:spacing w:after="240" w:before="240" w:lineRule="auto"/>
+              <w:rPr/>
+            </w:pPr>
+            <w:r>
+              <w:rPr>
+                <w:rtl w:val="0"/>
+              </w:rPr>
+              <w:t xml:space="preserve">Friend Circles / Friend Groups</w:t>
+            </w:r>
+          </w:p>
+        </w:tc>
+        <w:tc>
+          <w:tcPr>
+            <w:tcBorders>
+              <w:top w:color="000000" w:space="0" w:sz="0" w:val="nil"/>
+              <w:left w:color="000000" w:space="0" w:sz="0" w:val="nil"/>
+              <w:bottom w:color="000000" w:space="0" w:sz="0" w:val="nil"/>
+              <w:right w:color="000000" w:space="0" w:sz="0" w:val="nil"/>
+            </w:tcBorders>
+            <w:tcMar>
+              <w:top w:w="100.0" w:type="dxa"/>
+              <w:left w:w="100.0" w:type="dxa"/>
+              <w:bottom w:w="100.0" w:type="dxa"/>
+              <w:right w:w="100.0" w:type="dxa"/>
+            </w:tcMar>
+            <w:vAlign w:val="top"/>
+          </w:tcPr>
+          <w:p>
+            <w:pPr>
+              <w:spacing w:after="240" w:before="240" w:lineRule="auto"/>
+              <w:rPr/>
+            </w:pPr>
+            <w:r>
+              <w:rPr>
+                <w:rtl w:val="0"/>
+              </w:rPr>
+              <w:t xml:space="preserve">Social network clustering</w:t>
+            </w:r>
+          </w:p>
+        </w:tc>
+      </w:tr>
+    </w:tbl>
+    <w:p>
+      <w:pPr>
+        <w:spacing w:after="240" w:before="240" w:lineRule="auto"/>
+        <w:rPr/>
+      </w:pPr>
+      <w:r>
+        <w:rPr>
+          <w:rtl w:val="0"/>
+        </w:rPr>
+      </w:r>
+    </w:p>
+    <w:tbl>
+      <w:tblPr>
+        <w:tblStyle w:val="Table4"/>
+        <w:tblW w:w="4090.0" w:type="dxa"/>
+        <w:jc w:val="left"/>
+        <w:tblBorders>
+          <w:top w:color="000000" w:space="0" w:sz="0" w:val="nil"/>
+          <w:left w:color="000000" w:space="0" w:sz="0" w:val="nil"/>
+          <w:bottom w:color="000000" w:space="0" w:sz="0" w:val="nil"/>
+          <w:right w:color="000000" w:space="0" w:sz="0" w:val="nil"/>
+          <w:insideH w:color="000000" w:space="0" w:sz="0" w:val="nil"/>
+          <w:insideV w:color="000000" w:space="0" w:sz="0" w:val="nil"/>
+        </w:tblBorders>
+        <w:tblLayout w:type="fixed"/>
+        <w:tblLook w:val="0600"/>
+      </w:tblPr>
+      <w:tblGrid>
+        <w:gridCol w:w="1550"/>
+        <w:gridCol w:w="2540"/>
+        <w:tblGridChange w:id="0">
+          <w:tblGrid>
+            <w:gridCol w:w="1550"/>
+            <w:gridCol w:w="2540"/>
+          </w:tblGrid>
+        </w:tblGridChange>
+      </w:tblGrid>
+      <w:tr>
+        <w:trPr>
+          <w:cantSplit w:val="0"/>
+          <w:trHeight w:val="500" w:hRule="atLeast"/>
+          <w:tblHeader w:val="0"/>
+        </w:trPr>
+        <w:tc>
+          <w:tcPr>
+            <w:tcBorders>
+              <w:top w:color="000000" w:space="0" w:sz="0" w:val="nil"/>
+              <w:left w:color="000000" w:space="0" w:sz="0" w:val="nil"/>
+              <w:bottom w:color="000000" w:space="0" w:sz="0" w:val="nil"/>
+              <w:right w:color="000000" w:space="0" w:sz="0" w:val="nil"/>
+            </w:tcBorders>
+            <w:tcMar>
+              <w:top w:w="100.0" w:type="dxa"/>
+              <w:left w:w="100.0" w:type="dxa"/>
+              <w:bottom w:w="100.0" w:type="dxa"/>
+              <w:right w:w="100.0" w:type="dxa"/>
+            </w:tcMar>
+            <w:vAlign w:val="top"/>
+          </w:tcPr>
+          <w:p>
+            <w:pPr>
+              <w:spacing w:after="240" w:before="240" w:lineRule="auto"/>
+              <w:rPr/>
+            </w:pPr>
+            <w:r>
+              <w:rPr>
+                <w:rtl w:val="0"/>
+              </w:rPr>
+              <w:t xml:space="preserve">Kruskal MST</w:t>
+            </w:r>
+          </w:p>
+        </w:tc>
+        <w:tc>
+          <w:tcPr>
+            <w:tcBorders>
+              <w:top w:color="000000" w:space="0" w:sz="0" w:val="nil"/>
+              <w:left w:color="000000" w:space="0" w:sz="0" w:val="nil"/>
+              <w:bottom w:color="000000" w:space="0" w:sz="0" w:val="nil"/>
+              <w:right w:color="000000" w:space="0" w:sz="0" w:val="nil"/>
+            </w:tcBorders>
+            <w:tcMar>
+              <w:top w:w="100.0" w:type="dxa"/>
+              <w:left w:w="100.0" w:type="dxa"/>
+              <w:bottom w:w="100.0" w:type="dxa"/>
+              <w:right w:w="100.0" w:type="dxa"/>
+            </w:tcMar>
+            <w:vAlign w:val="top"/>
+          </w:tcPr>
+          <w:p>
+            <w:pPr>
+              <w:spacing w:after="240" w:before="240" w:lineRule="auto"/>
+              <w:rPr/>
+            </w:pPr>
+            <w:r>
+              <w:rPr>
+                <w:rtl w:val="0"/>
+              </w:rPr>
+              <w:t xml:space="preserve">Minimum spanning tree</w:t>
+            </w:r>
+          </w:p>
+        </w:tc>
+      </w:tr>
+    </w:tbl>
+    <w:p>
+      <w:pPr>
+        <w:spacing w:after="240" w:before="240" w:lineRule="auto"/>
+        <w:rPr/>
+      </w:pPr>
+      <w:r>
+        <w:rPr>
+          <w:rtl w:val="0"/>
+        </w:rPr>
+      </w:r>
+    </w:p>
+    <w:tbl>
+      <w:tblPr>
+        <w:tblStyle w:val="Table5"/>
+        <w:tblW w:w="4345.0" w:type="dxa"/>
+        <w:jc w:val="left"/>
+        <w:tblBorders>
+          <w:top w:color="000000" w:space="0" w:sz="0" w:val="nil"/>
+          <w:left w:color="000000" w:space="0" w:sz="0" w:val="nil"/>
+          <w:bottom w:color="000000" w:space="0" w:sz="0" w:val="nil"/>
+          <w:right w:color="000000" w:space="0" w:sz="0" w:val="nil"/>
+          <w:insideH w:color="000000" w:space="0" w:sz="0" w:val="nil"/>
+          <w:insideV w:color="000000" w:space="0" w:sz="0" w:val="nil"/>
+        </w:tblBorders>
+        <w:tblLayout w:type="fixed"/>
+        <w:tblLook w:val="0600"/>
+      </w:tblPr>
+      <w:tblGrid>
+        <w:gridCol w:w="2435"/>
+        <w:gridCol w:w="1910"/>
+        <w:tblGridChange w:id="0">
+          <w:tblGrid>
+            <w:gridCol w:w="2435"/>
+            <w:gridCol w:w="1910"/>
+          </w:tblGrid>
+        </w:tblGridChange>
+      </w:tblGrid>
+      <w:tr>
+        <w:trPr>
+          <w:cantSplit w:val="0"/>
+          <w:trHeight w:val="500" w:hRule="atLeast"/>
+          <w:tblHeader w:val="0"/>
+        </w:trPr>
+        <w:tc>
+          <w:tcPr>
+            <w:tcBorders>
+              <w:top w:color="000000" w:space="0" w:sz="0" w:val="nil"/>
+              <w:left w:color="000000" w:space="0" w:sz="0" w:val="nil"/>
+              <w:bottom w:color="000000" w:space="0" w:sz="0" w:val="nil"/>
+              <w:right w:color="000000" w:space="0" w:sz="0" w:val="nil"/>
+            </w:tcBorders>
+            <w:tcMar>
+              <w:top w:w="100.0" w:type="dxa"/>
+              <w:left w:w="100.0" w:type="dxa"/>
+              <w:bottom w:w="100.0" w:type="dxa"/>
+              <w:right w:w="100.0" w:type="dxa"/>
+            </w:tcMar>
+            <w:vAlign w:val="top"/>
+          </w:tcPr>
+          <w:p>
+            <w:pPr>
+              <w:spacing w:after="240" w:before="240" w:lineRule="auto"/>
+              <w:rPr/>
+            </w:pPr>
+            <w:r>
+              <w:rPr>
+                <w:rtl w:val="0"/>
+              </w:rPr>
+              <w:t xml:space="preserve">Redundant Connection</w:t>
+            </w:r>
+          </w:p>
+        </w:tc>
+        <w:tc>
+          <w:tcPr>
+            <w:tcBorders>
+              <w:top w:color="000000" w:space="0" w:sz="0" w:val="nil"/>
+              <w:left w:color="000000" w:space="0" w:sz="0" w:val="nil"/>
+              <w:bottom w:color="000000" w:space="0" w:sz="0" w:val="nil"/>
+              <w:right w:color="000000" w:space="0" w:sz="0" w:val="nil"/>
+            </w:tcBorders>
+            <w:tcMar>
+              <w:top w:w="100.0" w:type="dxa"/>
+              <w:left w:w="100.0" w:type="dxa"/>
+              <w:bottom w:w="100.0" w:type="dxa"/>
+              <w:right w:w="100.0" w:type="dxa"/>
+            </w:tcMar>
+            <w:vAlign w:val="top"/>
+          </w:tcPr>
+          <w:p>
+            <w:pPr>
+              <w:spacing w:after="240" w:before="240" w:lineRule="auto"/>
+              <w:rPr/>
+            </w:pPr>
+            <w:r>
+              <w:rPr>
+                <w:rtl w:val="0"/>
+              </w:rPr>
+              <w:t xml:space="preserve">Detect extra edge</w:t>
+            </w:r>
+          </w:p>
+        </w:tc>
+      </w:tr>
+    </w:tbl>
+    <w:p>
+      <w:pPr>
+        <w:spacing w:after="240" w:before="240" w:lineRule="auto"/>
+        <w:rPr/>
+      </w:pPr>
+      <w:r>
+        <w:rPr>
+          <w:rtl w:val="0"/>
+        </w:rPr>
+      </w:r>
+    </w:p>
+    <w:tbl>
+      <w:tblPr>
+        <w:tblStyle w:val="Table6"/>
+        <w:tblW w:w="4780.0" w:type="dxa"/>
+        <w:jc w:val="left"/>
+        <w:tblBorders>
+          <w:top w:color="000000" w:space="0" w:sz="0" w:val="nil"/>
+          <w:left w:color="000000" w:space="0" w:sz="0" w:val="nil"/>
+          <w:bottom w:color="000000" w:space="0" w:sz="0" w:val="nil"/>
+          <w:right w:color="000000" w:space="0" w:sz="0" w:val="nil"/>
+          <w:insideH w:color="000000" w:space="0" w:sz="0" w:val="nil"/>
+          <w:insideV w:color="000000" w:space="0" w:sz="0" w:val="nil"/>
+        </w:tblBorders>
+        <w:tblLayout w:type="fixed"/>
+        <w:tblLook w:val="0600"/>
+      </w:tblPr>
+      <w:tblGrid>
+        <w:gridCol w:w="1820"/>
+        <w:gridCol w:w="2960"/>
+        <w:tblGridChange w:id="0">
+          <w:tblGrid>
+            <w:gridCol w:w="1820"/>
+            <w:gridCol w:w="2960"/>
+          </w:tblGrid>
+        </w:tblGridChange>
+      </w:tblGrid>
+      <w:tr>
+        <w:trPr>
+          <w:cantSplit w:val="0"/>
+          <w:trHeight w:val="500" w:hRule="atLeast"/>
+          <w:tblHeader w:val="0"/>
+        </w:trPr>
+        <w:tc>
+          <w:tcPr>
+            <w:tcBorders>
+              <w:top w:color="000000" w:space="0" w:sz="0" w:val="nil"/>
+              <w:left w:color="000000" w:space="0" w:sz="0" w:val="nil"/>
+              <w:bottom w:color="000000" w:space="0" w:sz="0" w:val="nil"/>
+              <w:right w:color="000000" w:space="0" w:sz="0" w:val="nil"/>
+            </w:tcBorders>
+            <w:tcMar>
+              <w:top w:w="100.0" w:type="dxa"/>
+              <w:left w:w="100.0" w:type="dxa"/>
+              <w:bottom w:w="100.0" w:type="dxa"/>
+              <w:right w:w="100.0" w:type="dxa"/>
+            </w:tcMar>
+            <w:vAlign w:val="top"/>
+          </w:tcPr>
+          <w:p>
+            <w:pPr>
+              <w:spacing w:after="240" w:before="240" w:lineRule="auto"/>
+              <w:rPr/>
+            </w:pPr>
+            <w:r>
+              <w:rPr>
+                <w:rtl w:val="0"/>
+              </w:rPr>
+              <w:t xml:space="preserve">Accounts Merge</w:t>
+            </w:r>
+          </w:p>
+        </w:tc>
+        <w:tc>
+          <w:tcPr>
+            <w:tcBorders>
+              <w:top w:color="000000" w:space="0" w:sz="0" w:val="nil"/>
+              <w:left w:color="000000" w:space="0" w:sz="0" w:val="nil"/>
+              <w:bottom w:color="000000" w:space="0" w:sz="0" w:val="nil"/>
+              <w:right w:color="000000" w:space="0" w:sz="0" w:val="nil"/>
+            </w:tcBorders>
+            <w:tcMar>
+              <w:top w:w="100.0" w:type="dxa"/>
+              <w:left w:w="100.0" w:type="dxa"/>
+              <w:bottom w:w="100.0" w:type="dxa"/>
+              <w:right w:w="100.0" w:type="dxa"/>
+            </w:tcMar>
+            <w:vAlign w:val="top"/>
+          </w:tcPr>
+          <w:p>
+            <w:pPr>
+              <w:spacing w:after="240" w:before="240" w:lineRule="auto"/>
+              <w:rPr/>
+            </w:pPr>
+            <w:r>
+              <w:rPr>
+                <w:rtl w:val="0"/>
+              </w:rPr>
+              <w:t xml:space="preserve">Merge overlapping accounts</w:t>
+            </w:r>
+          </w:p>
+        </w:tc>
+      </w:tr>
+    </w:tbl>
+    <w:p>
+      <w:pPr>
+        <w:spacing w:after="240" w:before="240" w:lineRule="auto"/>
+        <w:rPr/>
+      </w:pPr>
+      <w:r>
+        <w:rPr>
+          <w:rtl w:val="0"/>
+        </w:rPr>
+      </w:r>
+    </w:p>
+    <w:p>
+      <w:pPr>
         <w:pStyle w:val="Heading3"/>
         <w:keepNext w:val="0"/>
         <w:keepLines w:val="0"/>
@@ -4674,7 +5474,7 @@
     </w:p>
     <w:tbl>
       <w:tblPr>
-        <w:tblStyle w:val="Table1"/>
+        <w:tblStyle w:val="Table7"/>
         <w:tblW w:w="4150.0" w:type="dxa"/>
         <w:jc w:val="left"/>
         <w:tblBorders>
@@ -8384,6 +9184,116 @@
       </w:rPr>
     </w:lvl>
   </w:abstractNum>
+  <w:abstractNum w:abstractNumId="25">
+    <w:lvl w:ilvl="0">
+      <w:start w:val="1"/>
+      <w:numFmt w:val="bullet"/>
+      <w:lvlText w:val="●"/>
+      <w:lvlJc w:val="left"/>
+      <w:pPr>
+        <w:ind w:left="720" w:hanging="360"/>
+      </w:pPr>
+      <w:rPr>
+        <w:u w:val="none"/>
+      </w:rPr>
+    </w:lvl>
+    <w:lvl w:ilvl="1">
+      <w:start w:val="1"/>
+      <w:numFmt w:val="bullet"/>
+      <w:lvlText w:val="○"/>
+      <w:lvlJc w:val="left"/>
+      <w:pPr>
+        <w:ind w:left="1440" w:hanging="360"/>
+      </w:pPr>
+      <w:rPr>
+        <w:u w:val="none"/>
+      </w:rPr>
+    </w:lvl>
+    <w:lvl w:ilvl="2">
+      <w:start w:val="1"/>
+      <w:numFmt w:val="bullet"/>
+      <w:lvlText w:val="■"/>
+      <w:lvlJc w:val="left"/>
+      <w:pPr>
+        <w:ind w:left="2160" w:hanging="360"/>
+      </w:pPr>
+      <w:rPr>
+        <w:u w:val="none"/>
+      </w:rPr>
+    </w:lvl>
+    <w:lvl w:ilvl="3">
+      <w:start w:val="1"/>
+      <w:numFmt w:val="bullet"/>
+      <w:lvlText w:val="●"/>
+      <w:lvlJc w:val="left"/>
+      <w:pPr>
+        <w:ind w:left="2880" w:hanging="360"/>
+      </w:pPr>
+      <w:rPr>
+        <w:u w:val="none"/>
+      </w:rPr>
+    </w:lvl>
+    <w:lvl w:ilvl="4">
+      <w:start w:val="1"/>
+      <w:numFmt w:val="bullet"/>
+      <w:lvlText w:val="○"/>
+      <w:lvlJc w:val="left"/>
+      <w:pPr>
+        <w:ind w:left="3600" w:hanging="360"/>
+      </w:pPr>
+      <w:rPr>
+        <w:u w:val="none"/>
+      </w:rPr>
+    </w:lvl>
+    <w:lvl w:ilvl="5">
+      <w:start w:val="1"/>
+      <w:numFmt w:val="bullet"/>
+      <w:lvlText w:val="■"/>
+      <w:lvlJc w:val="left"/>
+      <w:pPr>
+        <w:ind w:left="4320" w:hanging="360"/>
+      </w:pPr>
+      <w:rPr>
+        <w:u w:val="none"/>
+      </w:rPr>
+    </w:lvl>
+    <w:lvl w:ilvl="6">
+      <w:start w:val="1"/>
+      <w:numFmt w:val="bullet"/>
+      <w:lvlText w:val="●"/>
+      <w:lvlJc w:val="left"/>
+      <w:pPr>
+        <w:ind w:left="5040" w:hanging="360"/>
+      </w:pPr>
+      <w:rPr>
+        <w:u w:val="none"/>
+      </w:rPr>
+    </w:lvl>
+    <w:lvl w:ilvl="7">
+      <w:start w:val="1"/>
+      <w:numFmt w:val="bullet"/>
+      <w:lvlText w:val="○"/>
+      <w:lvlJc w:val="left"/>
+      <w:pPr>
+        <w:ind w:left="5760" w:hanging="360"/>
+      </w:pPr>
+      <w:rPr>
+        <w:u w:val="none"/>
+      </w:rPr>
+    </w:lvl>
+    <w:lvl w:ilvl="8">
+      <w:start w:val="1"/>
+      <w:numFmt w:val="bullet"/>
+      <w:lvlText w:val="■"/>
+      <w:lvlJc w:val="left"/>
+      <w:pPr>
+        <w:ind w:left="6480" w:hanging="360"/>
+      </w:pPr>
+      <w:rPr>
+        <w:u w:val="none"/>
+      </w:rPr>
+    </w:lvl>
+  </w:abstractNum>
   <w:num w:numId="1">
     <w:abstractNumId w:val="1"/>
   </w:num>
@@ -8455,6 +9365,9 @@
   </w:num>
   <w:num w:numId="24">
     <w:abstractNumId w:val="24"/>
+  </w:num>
+  <w:num w:numId="25">
+    <w:abstractNumId w:val="25"/>
   </w:num>
 </w:numbering>
 </file>
@@ -8625,6 +9538,54 @@
     </w:rPr>
   </w:style>
   <w:style w:type="table" w:styleId="Table1">
+    <w:basedOn w:val="TableNormal"/>
+    <w:tblPr>
+      <w:tblStyleRowBandSize w:val="1"/>
+      <w:tblStyleColBandSize w:val="1"/>
+      <w:tblCellMar/>
+    </w:tblPr>
+  </w:style>
+  <w:style w:type="table" w:styleId="Table2">
+    <w:basedOn w:val="TableNormal"/>
+    <w:tblPr>
+      <w:tblStyleRowBandSize w:val="1"/>
+      <w:tblStyleColBandSize w:val="1"/>
+      <w:tblCellMar/>
+    </w:tblPr>
+  </w:style>
+  <w:style w:type="table" w:styleId="Table3">
+    <w:basedOn w:val="TableNormal"/>
+    <w:tblPr>
+      <w:tblStyleRowBandSize w:val="1"/>
+      <w:tblStyleColBandSize w:val="1"/>
+      <w:tblCellMar/>
+    </w:tblPr>
+  </w:style>
+  <w:style w:type="table" w:styleId="Table4">
+    <w:basedOn w:val="TableNormal"/>
+    <w:tblPr>
+      <w:tblStyleRowBandSize w:val="1"/>
+      <w:tblStyleColBandSize w:val="1"/>
+      <w:tblCellMar/>
+    </w:tblPr>
+  </w:style>
+  <w:style w:type="table" w:styleId="Table5">
+    <w:basedOn w:val="TableNormal"/>
+    <w:tblPr>
+      <w:tblStyleRowBandSize w:val="1"/>
+      <w:tblStyleColBandSize w:val="1"/>
+      <w:tblCellMar/>
+    </w:tblPr>
+  </w:style>
+  <w:style w:type="table" w:styleId="Table6">
+    <w:basedOn w:val="TableNormal"/>
+    <w:tblPr>
+      <w:tblStyleRowBandSize w:val="1"/>
+      <w:tblStyleColBandSize w:val="1"/>
+      <w:tblCellMar/>
+    </w:tblPr>
+  </w:style>
+  <w:style w:type="table" w:styleId="Table7">
     <w:basedOn w:val="TableNormal"/>
     <w:tblPr>
       <w:tblStyleRowBandSize w:val="1"/>
